--- a/FASE 2/Evidencias Proyecto/Documentacion/Spring backlogs/Sprint Backlog 05 Macros personalizadas y persistencia.docx
+++ b/FASE 2/Evidencias Proyecto/Documentacion/Spring backlogs/Sprint Backlog 05 Macros personalizadas y persistencia.docx
@@ -180,41 +180,11 @@
           <w:rFonts w:ascii="Calibri" w:hAnsi="Calibri" w:cs="Calibri"/>
         </w:rPr>
         <w:t>Integrantes: Alejandro Silva</w:t>
-      </w:r>
-      <w:r>
-        <w:rPr>
-          <w:rFonts w:ascii="Calibri" w:hAnsi="Calibri" w:cs="Calibri"/>
-        </w:rPr>
         <w:tab/>
-      </w:r>
-      <w:r>
-        <w:rPr>
-          <w:rFonts w:ascii="Calibri" w:hAnsi="Calibri" w:cs="Calibri"/>
-        </w:rPr>
         <w:tab/>
-      </w:r>
-      <w:r>
-        <w:rPr>
-          <w:rFonts w:ascii="Calibri" w:hAnsi="Calibri" w:cs="Calibri"/>
-        </w:rPr>
         <w:tab/>
-      </w:r>
-      <w:r>
-        <w:rPr>
-          <w:rFonts w:ascii="Calibri" w:hAnsi="Calibri" w:cs="Calibri"/>
-        </w:rPr>
         <w:tab/>
-      </w:r>
-      <w:r>
-        <w:rPr>
-          <w:rFonts w:ascii="Calibri" w:hAnsi="Calibri" w:cs="Calibri"/>
-        </w:rPr>
         <w:tab/>
-      </w:r>
-      <w:r>
-        <w:rPr>
-          <w:rFonts w:ascii="Calibri" w:hAnsi="Calibri" w:cs="Calibri"/>
-        </w:rPr>
         <w:tab/>
         <w:t>Docente: Maria Cobo</w:t>
       </w:r>
@@ -295,11 +265,7 @@
           </w:pPr>
           <w:r>
             <w:fldChar w:fldCharType="begin"/>
-          </w:r>
-          <w:r>
             <w:instrText xml:space="preserve"> TOC \o "1-3" \h \z \u </w:instrText>
-          </w:r>
-          <w:r>
             <w:fldChar w:fldCharType="separate"/>
           </w:r>
           <w:hyperlink w:anchor="_Toc241875846" w:history="1">
@@ -317,46 +283,10 @@
                 <w:webHidden/>
               </w:rPr>
               <w:tab/>
-            </w:r>
-            <w:r>
-              <w:rPr>
-                <w:noProof/>
-                <w:webHidden/>
-              </w:rPr>
               <w:fldChar w:fldCharType="begin"/>
-            </w:r>
-            <w:r>
-              <w:rPr>
-                <w:noProof/>
-                <w:webHidden/>
-              </w:rPr>
               <w:instrText xml:space="preserve"> PAGEREF _Toc241875846 \h </w:instrText>
-            </w:r>
-            <w:r>
-              <w:rPr>
-                <w:noProof/>
-                <w:webHidden/>
-              </w:rPr>
-            </w:r>
-            <w:r>
-              <w:rPr>
-                <w:noProof/>
-                <w:webHidden/>
-              </w:rPr>
               <w:fldChar w:fldCharType="separate"/>
-            </w:r>
-            <w:r>
-              <w:rPr>
-                <w:noProof/>
-                <w:webHidden/>
-              </w:rPr>
               <w:t>3</w:t>
-            </w:r>
-            <w:r>
-              <w:rPr>
-                <w:noProof/>
-                <w:webHidden/>
-              </w:rPr>
               <w:fldChar w:fldCharType="end"/>
             </w:r>
           </w:hyperlink>
@@ -388,46 +318,10 @@
                 <w:webHidden/>
               </w:rPr>
               <w:tab/>
-            </w:r>
-            <w:r>
-              <w:rPr>
-                <w:noProof/>
-                <w:webHidden/>
-              </w:rPr>
               <w:fldChar w:fldCharType="begin"/>
-            </w:r>
-            <w:r>
-              <w:rPr>
-                <w:noProof/>
-                <w:webHidden/>
-              </w:rPr>
               <w:instrText xml:space="preserve"> PAGEREF _Toc241875847 \h </w:instrText>
-            </w:r>
-            <w:r>
-              <w:rPr>
-                <w:noProof/>
-                <w:webHidden/>
-              </w:rPr>
-            </w:r>
-            <w:r>
-              <w:rPr>
-                <w:noProof/>
-                <w:webHidden/>
-              </w:rPr>
               <w:fldChar w:fldCharType="separate"/>
-            </w:r>
-            <w:r>
-              <w:rPr>
-                <w:noProof/>
-                <w:webHidden/>
-              </w:rPr>
               <w:t>3</w:t>
-            </w:r>
-            <w:r>
-              <w:rPr>
-                <w:noProof/>
-                <w:webHidden/>
-              </w:rPr>
               <w:fldChar w:fldCharType="end"/>
             </w:r>
           </w:hyperlink>
@@ -459,46 +353,10 @@
                 <w:webHidden/>
               </w:rPr>
               <w:tab/>
-            </w:r>
-            <w:r>
-              <w:rPr>
-                <w:noProof/>
-                <w:webHidden/>
-              </w:rPr>
               <w:fldChar w:fldCharType="begin"/>
-            </w:r>
-            <w:r>
-              <w:rPr>
-                <w:noProof/>
-                <w:webHidden/>
-              </w:rPr>
               <w:instrText xml:space="preserve"> PAGEREF _Toc241875848 \h </w:instrText>
-            </w:r>
-            <w:r>
-              <w:rPr>
-                <w:noProof/>
-                <w:webHidden/>
-              </w:rPr>
-            </w:r>
-            <w:r>
-              <w:rPr>
-                <w:noProof/>
-                <w:webHidden/>
-              </w:rPr>
               <w:fldChar w:fldCharType="separate"/>
-            </w:r>
-            <w:r>
-              <w:rPr>
-                <w:noProof/>
-                <w:webHidden/>
-              </w:rPr>
               <w:t>3</w:t>
-            </w:r>
-            <w:r>
-              <w:rPr>
-                <w:noProof/>
-                <w:webHidden/>
-              </w:rPr>
               <w:fldChar w:fldCharType="end"/>
             </w:r>
           </w:hyperlink>
@@ -530,46 +388,10 @@
                 <w:webHidden/>
               </w:rPr>
               <w:tab/>
-            </w:r>
-            <w:r>
-              <w:rPr>
-                <w:noProof/>
-                <w:webHidden/>
-              </w:rPr>
               <w:fldChar w:fldCharType="begin"/>
-            </w:r>
-            <w:r>
-              <w:rPr>
-                <w:noProof/>
-                <w:webHidden/>
-              </w:rPr>
               <w:instrText xml:space="preserve"> PAGEREF _Toc241875849 \h </w:instrText>
-            </w:r>
-            <w:r>
-              <w:rPr>
-                <w:noProof/>
-                <w:webHidden/>
-              </w:rPr>
-            </w:r>
-            <w:r>
-              <w:rPr>
-                <w:noProof/>
-                <w:webHidden/>
-              </w:rPr>
               <w:fldChar w:fldCharType="separate"/>
-            </w:r>
-            <w:r>
-              <w:rPr>
-                <w:noProof/>
-                <w:webHidden/>
-              </w:rPr>
               <w:t>4</w:t>
-            </w:r>
-            <w:r>
-              <w:rPr>
-                <w:noProof/>
-                <w:webHidden/>
-              </w:rPr>
               <w:fldChar w:fldCharType="end"/>
             </w:r>
           </w:hyperlink>
@@ -601,46 +423,10 @@
                 <w:webHidden/>
               </w:rPr>
               <w:tab/>
-            </w:r>
-            <w:r>
-              <w:rPr>
-                <w:noProof/>
-                <w:webHidden/>
-              </w:rPr>
               <w:fldChar w:fldCharType="begin"/>
-            </w:r>
-            <w:r>
-              <w:rPr>
-                <w:noProof/>
-                <w:webHidden/>
-              </w:rPr>
               <w:instrText xml:space="preserve"> PAGEREF _Toc241875850 \h </w:instrText>
-            </w:r>
-            <w:r>
-              <w:rPr>
-                <w:noProof/>
-                <w:webHidden/>
-              </w:rPr>
-            </w:r>
-            <w:r>
-              <w:rPr>
-                <w:noProof/>
-                <w:webHidden/>
-              </w:rPr>
               <w:fldChar w:fldCharType="separate"/>
-            </w:r>
-            <w:r>
-              <w:rPr>
-                <w:noProof/>
-                <w:webHidden/>
-              </w:rPr>
               <w:t>5</w:t>
-            </w:r>
-            <w:r>
-              <w:rPr>
-                <w:noProof/>
-                <w:webHidden/>
-              </w:rPr>
               <w:fldChar w:fldCharType="end"/>
             </w:r>
           </w:hyperlink>
@@ -672,46 +458,10 @@
                 <w:webHidden/>
               </w:rPr>
               <w:tab/>
-            </w:r>
-            <w:r>
-              <w:rPr>
-                <w:noProof/>
-                <w:webHidden/>
-              </w:rPr>
               <w:fldChar w:fldCharType="begin"/>
-            </w:r>
-            <w:r>
-              <w:rPr>
-                <w:noProof/>
-                <w:webHidden/>
-              </w:rPr>
               <w:instrText xml:space="preserve"> PAGEREF _Toc241875851 \h </w:instrText>
-            </w:r>
-            <w:r>
-              <w:rPr>
-                <w:noProof/>
-                <w:webHidden/>
-              </w:rPr>
-            </w:r>
-            <w:r>
-              <w:rPr>
-                <w:noProof/>
-                <w:webHidden/>
-              </w:rPr>
               <w:fldChar w:fldCharType="separate"/>
-            </w:r>
-            <w:r>
-              <w:rPr>
-                <w:noProof/>
-                <w:webHidden/>
-              </w:rPr>
               <w:t>5</w:t>
-            </w:r>
-            <w:r>
-              <w:rPr>
-                <w:noProof/>
-                <w:webHidden/>
-              </w:rPr>
               <w:fldChar w:fldCharType="end"/>
             </w:r>
           </w:hyperlink>
@@ -743,46 +493,10 @@
                 <w:webHidden/>
               </w:rPr>
               <w:tab/>
-            </w:r>
-            <w:r>
-              <w:rPr>
-                <w:noProof/>
-                <w:webHidden/>
-              </w:rPr>
               <w:fldChar w:fldCharType="begin"/>
-            </w:r>
-            <w:r>
-              <w:rPr>
-                <w:noProof/>
-                <w:webHidden/>
-              </w:rPr>
               <w:instrText xml:space="preserve"> PAGEREF _Toc241875852 \h </w:instrText>
-            </w:r>
-            <w:r>
-              <w:rPr>
-                <w:noProof/>
-                <w:webHidden/>
-              </w:rPr>
-            </w:r>
-            <w:r>
-              <w:rPr>
-                <w:noProof/>
-                <w:webHidden/>
-              </w:rPr>
               <w:fldChar w:fldCharType="separate"/>
-            </w:r>
-            <w:r>
-              <w:rPr>
-                <w:noProof/>
-                <w:webHidden/>
-              </w:rPr>
               <w:t>5</w:t>
-            </w:r>
-            <w:r>
-              <w:rPr>
-                <w:noProof/>
-                <w:webHidden/>
-              </w:rPr>
               <w:fldChar w:fldCharType="end"/>
             </w:r>
           </w:hyperlink>
@@ -814,46 +528,10 @@
                 <w:webHidden/>
               </w:rPr>
               <w:tab/>
-            </w:r>
-            <w:r>
-              <w:rPr>
-                <w:noProof/>
-                <w:webHidden/>
-              </w:rPr>
               <w:fldChar w:fldCharType="begin"/>
-            </w:r>
-            <w:r>
-              <w:rPr>
-                <w:noProof/>
-                <w:webHidden/>
-              </w:rPr>
               <w:instrText xml:space="preserve"> PAGEREF _Toc241875853 \h </w:instrText>
-            </w:r>
-            <w:r>
-              <w:rPr>
-                <w:noProof/>
-                <w:webHidden/>
-              </w:rPr>
-            </w:r>
-            <w:r>
-              <w:rPr>
-                <w:noProof/>
-                <w:webHidden/>
-              </w:rPr>
               <w:fldChar w:fldCharType="separate"/>
-            </w:r>
-            <w:r>
-              <w:rPr>
-                <w:noProof/>
-                <w:webHidden/>
-              </w:rPr>
               <w:t>5</w:t>
-            </w:r>
-            <w:r>
-              <w:rPr>
-                <w:noProof/>
-                <w:webHidden/>
-              </w:rPr>
               <w:fldChar w:fldCharType="end"/>
             </w:r>
           </w:hyperlink>
@@ -885,46 +563,10 @@
                 <w:webHidden/>
               </w:rPr>
               <w:tab/>
-            </w:r>
-            <w:r>
-              <w:rPr>
-                <w:noProof/>
-                <w:webHidden/>
-              </w:rPr>
               <w:fldChar w:fldCharType="begin"/>
-            </w:r>
-            <w:r>
-              <w:rPr>
-                <w:noProof/>
-                <w:webHidden/>
-              </w:rPr>
               <w:instrText xml:space="preserve"> PAGEREF _Toc241875854 \h </w:instrText>
-            </w:r>
-            <w:r>
-              <w:rPr>
-                <w:noProof/>
-                <w:webHidden/>
-              </w:rPr>
-            </w:r>
-            <w:r>
-              <w:rPr>
-                <w:noProof/>
-                <w:webHidden/>
-              </w:rPr>
               <w:fldChar w:fldCharType="separate"/>
-            </w:r>
-            <w:r>
-              <w:rPr>
-                <w:noProof/>
-                <w:webHidden/>
-              </w:rPr>
               <w:t>6</w:t>
-            </w:r>
-            <w:r>
-              <w:rPr>
-                <w:noProof/>
-                <w:webHidden/>
-              </w:rPr>
               <w:fldChar w:fldCharType="end"/>
             </w:r>
           </w:hyperlink>
@@ -956,46 +598,10 @@
                 <w:webHidden/>
               </w:rPr>
               <w:tab/>
-            </w:r>
-            <w:r>
-              <w:rPr>
-                <w:noProof/>
-                <w:webHidden/>
-              </w:rPr>
               <w:fldChar w:fldCharType="begin"/>
-            </w:r>
-            <w:r>
-              <w:rPr>
-                <w:noProof/>
-                <w:webHidden/>
-              </w:rPr>
               <w:instrText xml:space="preserve"> PAGEREF _Toc241875855 \h </w:instrText>
-            </w:r>
-            <w:r>
-              <w:rPr>
-                <w:noProof/>
-                <w:webHidden/>
-              </w:rPr>
-            </w:r>
-            <w:r>
-              <w:rPr>
-                <w:noProof/>
-                <w:webHidden/>
-              </w:rPr>
               <w:fldChar w:fldCharType="separate"/>
-            </w:r>
-            <w:r>
-              <w:rPr>
-                <w:noProof/>
-                <w:webHidden/>
-              </w:rPr>
               <w:t>6</w:t>
-            </w:r>
-            <w:r>
-              <w:rPr>
-                <w:noProof/>
-                <w:webHidden/>
-              </w:rPr>
               <w:fldChar w:fldCharType="end"/>
             </w:r>
           </w:hyperlink>
@@ -1027,46 +633,10 @@
                 <w:webHidden/>
               </w:rPr>
               <w:tab/>
-            </w:r>
-            <w:r>
-              <w:rPr>
-                <w:noProof/>
-                <w:webHidden/>
-              </w:rPr>
               <w:fldChar w:fldCharType="begin"/>
-            </w:r>
-            <w:r>
-              <w:rPr>
-                <w:noProof/>
-                <w:webHidden/>
-              </w:rPr>
               <w:instrText xml:space="preserve"> PAGEREF _Toc241875856 \h </w:instrText>
-            </w:r>
-            <w:r>
-              <w:rPr>
-                <w:noProof/>
-                <w:webHidden/>
-              </w:rPr>
-            </w:r>
-            <w:r>
-              <w:rPr>
-                <w:noProof/>
-                <w:webHidden/>
-              </w:rPr>
               <w:fldChar w:fldCharType="separate"/>
-            </w:r>
-            <w:r>
-              <w:rPr>
-                <w:noProof/>
-                <w:webHidden/>
-              </w:rPr>
               <w:t>7</w:t>
-            </w:r>
-            <w:r>
-              <w:rPr>
-                <w:noProof/>
-                <w:webHidden/>
-              </w:rPr>
               <w:fldChar w:fldCharType="end"/>
             </w:r>
           </w:hyperlink>
@@ -1098,46 +668,10 @@
                 <w:webHidden/>
               </w:rPr>
               <w:tab/>
-            </w:r>
-            <w:r>
-              <w:rPr>
-                <w:noProof/>
-                <w:webHidden/>
-              </w:rPr>
               <w:fldChar w:fldCharType="begin"/>
-            </w:r>
-            <w:r>
-              <w:rPr>
-                <w:noProof/>
-                <w:webHidden/>
-              </w:rPr>
               <w:instrText xml:space="preserve"> PAGEREF _Toc241875857 \h </w:instrText>
-            </w:r>
-            <w:r>
-              <w:rPr>
-                <w:noProof/>
-                <w:webHidden/>
-              </w:rPr>
-            </w:r>
-            <w:r>
-              <w:rPr>
-                <w:noProof/>
-                <w:webHidden/>
-              </w:rPr>
               <w:fldChar w:fldCharType="separate"/>
-            </w:r>
-            <w:r>
-              <w:rPr>
-                <w:noProof/>
-                <w:webHidden/>
-              </w:rPr>
               <w:t>7</w:t>
-            </w:r>
-            <w:r>
-              <w:rPr>
-                <w:noProof/>
-                <w:webHidden/>
-              </w:rPr>
               <w:fldChar w:fldCharType="end"/>
             </w:r>
           </w:hyperlink>
@@ -1169,46 +703,10 @@
                 <w:webHidden/>
               </w:rPr>
               <w:tab/>
-            </w:r>
-            <w:r>
-              <w:rPr>
-                <w:noProof/>
-                <w:webHidden/>
-              </w:rPr>
               <w:fldChar w:fldCharType="begin"/>
-            </w:r>
-            <w:r>
-              <w:rPr>
-                <w:noProof/>
-                <w:webHidden/>
-              </w:rPr>
               <w:instrText xml:space="preserve"> PAGEREF _Toc241875858 \h </w:instrText>
-            </w:r>
-            <w:r>
-              <w:rPr>
-                <w:noProof/>
-                <w:webHidden/>
-              </w:rPr>
-            </w:r>
-            <w:r>
-              <w:rPr>
-                <w:noProof/>
-                <w:webHidden/>
-              </w:rPr>
               <w:fldChar w:fldCharType="separate"/>
-            </w:r>
-            <w:r>
-              <w:rPr>
-                <w:noProof/>
-                <w:webHidden/>
-              </w:rPr>
               <w:t>7</w:t>
-            </w:r>
-            <w:r>
-              <w:rPr>
-                <w:noProof/>
-                <w:webHidden/>
-              </w:rPr>
               <w:fldChar w:fldCharType="end"/>
             </w:r>
           </w:hyperlink>
@@ -1240,46 +738,10 @@
                 <w:webHidden/>
               </w:rPr>
               <w:tab/>
-            </w:r>
-            <w:r>
-              <w:rPr>
-                <w:noProof/>
-                <w:webHidden/>
-              </w:rPr>
               <w:fldChar w:fldCharType="begin"/>
-            </w:r>
-            <w:r>
-              <w:rPr>
-                <w:noProof/>
-                <w:webHidden/>
-              </w:rPr>
               <w:instrText xml:space="preserve"> PAGEREF _Toc241875859 \h </w:instrText>
-            </w:r>
-            <w:r>
-              <w:rPr>
-                <w:noProof/>
-                <w:webHidden/>
-              </w:rPr>
-            </w:r>
-            <w:r>
-              <w:rPr>
-                <w:noProof/>
-                <w:webHidden/>
-              </w:rPr>
               <w:fldChar w:fldCharType="separate"/>
-            </w:r>
-            <w:r>
-              <w:rPr>
-                <w:noProof/>
-                <w:webHidden/>
-              </w:rPr>
               <w:t>8</w:t>
-            </w:r>
-            <w:r>
-              <w:rPr>
-                <w:noProof/>
-                <w:webHidden/>
-              </w:rPr>
               <w:fldChar w:fldCharType="end"/>
             </w:r>
           </w:hyperlink>
@@ -1311,46 +773,10 @@
                 <w:webHidden/>
               </w:rPr>
               <w:tab/>
-            </w:r>
-            <w:r>
-              <w:rPr>
-                <w:noProof/>
-                <w:webHidden/>
-              </w:rPr>
               <w:fldChar w:fldCharType="begin"/>
-            </w:r>
-            <w:r>
-              <w:rPr>
-                <w:noProof/>
-                <w:webHidden/>
-              </w:rPr>
               <w:instrText xml:space="preserve"> PAGEREF _Toc241875860 \h </w:instrText>
-            </w:r>
-            <w:r>
-              <w:rPr>
-                <w:noProof/>
-                <w:webHidden/>
-              </w:rPr>
-            </w:r>
-            <w:r>
-              <w:rPr>
-                <w:noProof/>
-                <w:webHidden/>
-              </w:rPr>
               <w:fldChar w:fldCharType="separate"/>
-            </w:r>
-            <w:r>
-              <w:rPr>
-                <w:noProof/>
-                <w:webHidden/>
-              </w:rPr>
               <w:t>10</w:t>
-            </w:r>
-            <w:r>
-              <w:rPr>
-                <w:noProof/>
-                <w:webHidden/>
-              </w:rPr>
               <w:fldChar w:fldCharType="end"/>
             </w:r>
           </w:hyperlink>
@@ -1382,46 +808,10 @@
                 <w:webHidden/>
               </w:rPr>
               <w:tab/>
-            </w:r>
-            <w:r>
-              <w:rPr>
-                <w:noProof/>
-                <w:webHidden/>
-              </w:rPr>
               <w:fldChar w:fldCharType="begin"/>
-            </w:r>
-            <w:r>
-              <w:rPr>
-                <w:noProof/>
-                <w:webHidden/>
-              </w:rPr>
               <w:instrText xml:space="preserve"> PAGEREF _Toc241875861 \h </w:instrText>
-            </w:r>
-            <w:r>
-              <w:rPr>
-                <w:noProof/>
-                <w:webHidden/>
-              </w:rPr>
-            </w:r>
-            <w:r>
-              <w:rPr>
-                <w:noProof/>
-                <w:webHidden/>
-              </w:rPr>
               <w:fldChar w:fldCharType="separate"/>
-            </w:r>
-            <w:r>
-              <w:rPr>
-                <w:noProof/>
-                <w:webHidden/>
-              </w:rPr>
               <w:t>11</w:t>
-            </w:r>
-            <w:r>
-              <w:rPr>
-                <w:noProof/>
-                <w:webHidden/>
-              </w:rPr>
               <w:fldChar w:fldCharType="end"/>
             </w:r>
           </w:hyperlink>
@@ -1453,46 +843,10 @@
                 <w:webHidden/>
               </w:rPr>
               <w:tab/>
-            </w:r>
-            <w:r>
-              <w:rPr>
-                <w:noProof/>
-                <w:webHidden/>
-              </w:rPr>
               <w:fldChar w:fldCharType="begin"/>
-            </w:r>
-            <w:r>
-              <w:rPr>
-                <w:noProof/>
-                <w:webHidden/>
-              </w:rPr>
               <w:instrText xml:space="preserve"> PAGEREF _Toc241875862 \h </w:instrText>
-            </w:r>
-            <w:r>
-              <w:rPr>
-                <w:noProof/>
-                <w:webHidden/>
-              </w:rPr>
-            </w:r>
-            <w:r>
-              <w:rPr>
-                <w:noProof/>
-                <w:webHidden/>
-              </w:rPr>
               <w:fldChar w:fldCharType="separate"/>
-            </w:r>
-            <w:r>
-              <w:rPr>
-                <w:noProof/>
-                <w:webHidden/>
-              </w:rPr>
               <w:t>12</w:t>
-            </w:r>
-            <w:r>
-              <w:rPr>
-                <w:noProof/>
-                <w:webHidden/>
-              </w:rPr>
               <w:fldChar w:fldCharType="end"/>
             </w:r>
           </w:hyperlink>
@@ -1524,46 +878,10 @@
                 <w:webHidden/>
               </w:rPr>
               <w:tab/>
-            </w:r>
-            <w:r>
-              <w:rPr>
-                <w:noProof/>
-                <w:webHidden/>
-              </w:rPr>
               <w:fldChar w:fldCharType="begin"/>
-            </w:r>
-            <w:r>
-              <w:rPr>
-                <w:noProof/>
-                <w:webHidden/>
-              </w:rPr>
               <w:instrText xml:space="preserve"> PAGEREF _Toc241875863 \h </w:instrText>
-            </w:r>
-            <w:r>
-              <w:rPr>
-                <w:noProof/>
-                <w:webHidden/>
-              </w:rPr>
-            </w:r>
-            <w:r>
-              <w:rPr>
-                <w:noProof/>
-                <w:webHidden/>
-              </w:rPr>
               <w:fldChar w:fldCharType="separate"/>
-            </w:r>
-            <w:r>
-              <w:rPr>
-                <w:noProof/>
-                <w:webHidden/>
-              </w:rPr>
               <w:t>12</w:t>
-            </w:r>
-            <w:r>
-              <w:rPr>
-                <w:noProof/>
-                <w:webHidden/>
-              </w:rPr>
               <w:fldChar w:fldCharType="end"/>
             </w:r>
           </w:hyperlink>
@@ -1595,46 +913,10 @@
                 <w:webHidden/>
               </w:rPr>
               <w:tab/>
-            </w:r>
-            <w:r>
-              <w:rPr>
-                <w:noProof/>
-                <w:webHidden/>
-              </w:rPr>
               <w:fldChar w:fldCharType="begin"/>
-            </w:r>
-            <w:r>
-              <w:rPr>
-                <w:noProof/>
-                <w:webHidden/>
-              </w:rPr>
               <w:instrText xml:space="preserve"> PAGEREF _Toc241875864 \h </w:instrText>
-            </w:r>
-            <w:r>
-              <w:rPr>
-                <w:noProof/>
-                <w:webHidden/>
-              </w:rPr>
-            </w:r>
-            <w:r>
-              <w:rPr>
-                <w:noProof/>
-                <w:webHidden/>
-              </w:rPr>
               <w:fldChar w:fldCharType="separate"/>
-            </w:r>
-            <w:r>
-              <w:rPr>
-                <w:noProof/>
-                <w:webHidden/>
-              </w:rPr>
               <w:t>13</w:t>
-            </w:r>
-            <w:r>
-              <w:rPr>
-                <w:noProof/>
-                <w:webHidden/>
-              </w:rPr>
               <w:fldChar w:fldCharType="end"/>
             </w:r>
           </w:hyperlink>
@@ -1666,46 +948,10 @@
                 <w:webHidden/>
               </w:rPr>
               <w:tab/>
-            </w:r>
-            <w:r>
-              <w:rPr>
-                <w:noProof/>
-                <w:webHidden/>
-              </w:rPr>
               <w:fldChar w:fldCharType="begin"/>
-            </w:r>
-            <w:r>
-              <w:rPr>
-                <w:noProof/>
-                <w:webHidden/>
-              </w:rPr>
               <w:instrText xml:space="preserve"> PAGEREF _Toc241875865 \h </w:instrText>
-            </w:r>
-            <w:r>
-              <w:rPr>
-                <w:noProof/>
-                <w:webHidden/>
-              </w:rPr>
-            </w:r>
-            <w:r>
-              <w:rPr>
-                <w:noProof/>
-                <w:webHidden/>
-              </w:rPr>
               <w:fldChar w:fldCharType="separate"/>
-            </w:r>
-            <w:r>
-              <w:rPr>
-                <w:noProof/>
-                <w:webHidden/>
-              </w:rPr>
               <w:t>13</w:t>
-            </w:r>
-            <w:r>
-              <w:rPr>
-                <w:noProof/>
-                <w:webHidden/>
-              </w:rPr>
               <w:fldChar w:fldCharType="end"/>
             </w:r>
           </w:hyperlink>
@@ -1737,46 +983,10 @@
                 <w:webHidden/>
               </w:rPr>
               <w:tab/>
-            </w:r>
-            <w:r>
-              <w:rPr>
-                <w:noProof/>
-                <w:webHidden/>
-              </w:rPr>
               <w:fldChar w:fldCharType="begin"/>
-            </w:r>
-            <w:r>
-              <w:rPr>
-                <w:noProof/>
-                <w:webHidden/>
-              </w:rPr>
               <w:instrText xml:space="preserve"> PAGEREF _Toc241875866 \h </w:instrText>
-            </w:r>
-            <w:r>
-              <w:rPr>
-                <w:noProof/>
-                <w:webHidden/>
-              </w:rPr>
-            </w:r>
-            <w:r>
-              <w:rPr>
-                <w:noProof/>
-                <w:webHidden/>
-              </w:rPr>
               <w:fldChar w:fldCharType="separate"/>
-            </w:r>
-            <w:r>
-              <w:rPr>
-                <w:noProof/>
-                <w:webHidden/>
-              </w:rPr>
               <w:t>14</w:t>
-            </w:r>
-            <w:r>
-              <w:rPr>
-                <w:noProof/>
-                <w:webHidden/>
-              </w:rPr>
               <w:fldChar w:fldCharType="end"/>
             </w:r>
           </w:hyperlink>
@@ -1808,46 +1018,10 @@
                 <w:webHidden/>
               </w:rPr>
               <w:tab/>
-            </w:r>
-            <w:r>
-              <w:rPr>
-                <w:noProof/>
-                <w:webHidden/>
-              </w:rPr>
               <w:fldChar w:fldCharType="begin"/>
-            </w:r>
-            <w:r>
-              <w:rPr>
-                <w:noProof/>
-                <w:webHidden/>
-              </w:rPr>
               <w:instrText xml:space="preserve"> PAGEREF _Toc241875867 \h </w:instrText>
-            </w:r>
-            <w:r>
-              <w:rPr>
-                <w:noProof/>
-                <w:webHidden/>
-              </w:rPr>
-            </w:r>
-            <w:r>
-              <w:rPr>
-                <w:noProof/>
-                <w:webHidden/>
-              </w:rPr>
               <w:fldChar w:fldCharType="separate"/>
-            </w:r>
-            <w:r>
-              <w:rPr>
-                <w:noProof/>
-                <w:webHidden/>
-              </w:rPr>
               <w:t>14</w:t>
-            </w:r>
-            <w:r>
-              <w:rPr>
-                <w:noProof/>
-                <w:webHidden/>
-              </w:rPr>
               <w:fldChar w:fldCharType="end"/>
             </w:r>
           </w:hyperlink>
@@ -1879,46 +1053,10 @@
                 <w:webHidden/>
               </w:rPr>
               <w:tab/>
-            </w:r>
-            <w:r>
-              <w:rPr>
-                <w:noProof/>
-                <w:webHidden/>
-              </w:rPr>
               <w:fldChar w:fldCharType="begin"/>
-            </w:r>
-            <w:r>
-              <w:rPr>
-                <w:noProof/>
-                <w:webHidden/>
-              </w:rPr>
               <w:instrText xml:space="preserve"> PAGEREF _Toc241875868 \h </w:instrText>
-            </w:r>
-            <w:r>
-              <w:rPr>
-                <w:noProof/>
-                <w:webHidden/>
-              </w:rPr>
-            </w:r>
-            <w:r>
-              <w:rPr>
-                <w:noProof/>
-                <w:webHidden/>
-              </w:rPr>
               <w:fldChar w:fldCharType="separate"/>
-            </w:r>
-            <w:r>
-              <w:rPr>
-                <w:noProof/>
-                <w:webHidden/>
-              </w:rPr>
               <w:t>14</w:t>
-            </w:r>
-            <w:r>
-              <w:rPr>
-                <w:noProof/>
-                <w:webHidden/>
-              </w:rPr>
               <w:fldChar w:fldCharType="end"/>
             </w:r>
           </w:hyperlink>
@@ -2085,7 +1223,7 @@
           <w:sz w:val="20"/>
           <w:szCs w:val="20"/>
         </w:rPr>
-        <w:t>PB-38 al PB-45</w:t>
+        <w:t>PB-38 al PB-45 y PB-50</w:t>
       </w:r>
     </w:p>
     <w:p>
@@ -2166,7 +1304,25 @@
           <w:sz w:val="20"/>
           <w:szCs w:val="20"/>
         </w:rPr>
-        <w:t>El Sprint también completa la integración entre los módulos y la base de datos local, de modo que el perfil, la configuración, las sesiones, las pausas, las macros, sus activadores, sus acciones y las aplicaciones registradas se guarden y recuperen de forma consistente.</w:t>
+        <w:t xml:space="preserve">El Sprint también completa la integración entre los módulos y la base de datos del servidor, de modo que la cuenta, la configuración, las sesiones, las pausas, las macros, sus activadores, sus acciones y las aplicaciones registradas se guarden y recuperen de forma consistente.</w:t>
+      </w:r>
+    </w:p>
+    <w:p>
+      <w:pPr>
+        <w:jc w:val="both"/>
+        <w:rPr>
+          <w:rFonts w:ascii="Calibri" w:hAnsi="Calibri" w:cs="Calibri"/>
+          <w:sz w:val="20"/>
+          <w:szCs w:val="20"/>
+        </w:rPr>
+      </w:pPr>
+      <w:r>
+        <w:rPr>
+          <w:rFonts w:ascii="Calibri" w:hAnsi="Calibri" w:cs="Calibri"/>
+          <w:sz w:val="20"/>
+          <w:szCs w:val="20"/>
+        </w:rPr>
+        <w:t xml:space="preserve">Además, el Sprint incorpora la gestión de la pérdida de conexión con el servidor: si la conexión se interrumpe durante el uso, la aplicación seguirá funcionando con la información ya cargada, informará al usuario y enviará los registros pendientes al recuperarla.</w:t>
       </w:r>
     </w:p>
     <w:p>
@@ -2213,7 +1369,7 @@
           <w:sz w:val="20"/>
           <w:szCs w:val="20"/>
         </w:rPr>
-        <w:t>Permitir que el usuario cree y administre macros personalizadas que se ejecuten al reconocer una frase de voz o un gesto, utilizando únicamente los tipos de acción soportados, y lograr que todos los módulos de ErgoSense almacenen y recuperen su información desde la base de datos local.</w:t>
+        <w:t xml:space="preserve">Permitir que el usuario cree y administre macros personalizadas que se ejecuten al reconocer una frase de voz o un gesto, utilizando únicamente los tipos de acción soportados, y lograr que todos los módulos de ErgoSense almacenen y recuperen su información desde la base de datos del servidor, incluso ante pérdidas temporales de conexión.</w:t>
       </w:r>
     </w:p>
     <w:p>
@@ -3239,6 +2395,107 @@
           </w:p>
         </w:tc>
       </w:tr>
+      <w:tr>
+        <w:trPr>
+          <w:cantSplit/>
+        </w:trPr>
+        <w:tc>
+          <w:tcPr>
+            <w:tcW w:w="1000" w:type="dxa"/>
+          </w:tcPr>
+          <w:p>
+            <w:pPr>
+              <w:keepNext/>
+              <w:spacing w:after="40"/>
+              <w:rPr>
+                <w:rFonts w:ascii="Calibri" w:hAnsi="Calibri" w:cs="Calibri"/>
+                <w:sz w:val="20"/>
+                <w:szCs w:val="20"/>
+              </w:rPr>
+            </w:pPr>
+            <w:r>
+              <w:rPr>
+                <w:rFonts w:ascii="Calibri" w:hAnsi="Calibri" w:cs="Calibri"/>
+                <w:sz w:val="20"/>
+                <w:szCs w:val="20"/>
+              </w:rPr>
+              <w:t xml:space="preserve">PB-50</w:t>
+            </w:r>
+          </w:p>
+        </w:tc>
+        <w:tc>
+          <w:tcPr>
+            <w:tcW w:w="2300" w:type="dxa"/>
+          </w:tcPr>
+          <w:p>
+            <w:pPr>
+              <w:keepNext/>
+              <w:spacing w:after="40"/>
+              <w:rPr>
+                <w:rFonts w:ascii="Calibri" w:hAnsi="Calibri" w:cs="Calibri"/>
+                <w:sz w:val="20"/>
+                <w:szCs w:val="20"/>
+              </w:rPr>
+            </w:pPr>
+            <w:r>
+              <w:rPr>
+                <w:rFonts w:ascii="Calibri" w:hAnsi="Calibri" w:cs="Calibri"/>
+                <w:sz w:val="20"/>
+                <w:szCs w:val="20"/>
+              </w:rPr>
+              <w:t xml:space="preserve">Cuentas y servidor</w:t>
+            </w:r>
+          </w:p>
+        </w:tc>
+        <w:tc>
+          <w:tcPr>
+            <w:tcW w:w="4238" w:type="dxa"/>
+          </w:tcPr>
+          <w:p>
+            <w:pPr>
+              <w:keepNext/>
+              <w:spacing w:after="40"/>
+              <w:rPr>
+                <w:rFonts w:ascii="Calibri" w:hAnsi="Calibri" w:cs="Calibri"/>
+                <w:sz w:val="20"/>
+                <w:szCs w:val="20"/>
+              </w:rPr>
+            </w:pPr>
+            <w:r>
+              <w:rPr>
+                <w:rFonts w:ascii="Calibri" w:hAnsi="Calibri" w:cs="Calibri"/>
+                <w:sz w:val="20"/>
+                <w:szCs w:val="20"/>
+              </w:rPr>
+              <w:t xml:space="preserve">Gestionar pérdida de conexión</w:t>
+            </w:r>
+          </w:p>
+        </w:tc>
+        <w:tc>
+          <w:tcPr>
+            <w:tcW w:w="1300" w:type="dxa"/>
+          </w:tcPr>
+          <w:p>
+            <w:pPr>
+              <w:keepNext/>
+              <w:spacing w:after="40"/>
+              <w:rPr>
+                <w:rFonts w:ascii="Calibri" w:hAnsi="Calibri" w:cs="Calibri"/>
+                <w:sz w:val="20"/>
+                <w:szCs w:val="20"/>
+              </w:rPr>
+            </w:pPr>
+            <w:r>
+              <w:rPr>
+                <w:rFonts w:ascii="Calibri" w:hAnsi="Calibri" w:cs="Calibri"/>
+                <w:sz w:val="20"/>
+                <w:szCs w:val="20"/>
+              </w:rPr>
+              <w:t xml:space="preserve">Media</w:t>
+            </w:r>
+          </w:p>
+        </w:tc>
+      </w:tr>
     </w:tbl>
     <w:p>
       <w:pPr>
@@ -3444,261 +2701,7 @@
           <w:sz w:val="20"/>
           <w:szCs w:val="20"/>
         </w:rPr>
-        <w:t>Integración de todos los módulos con la base de datos local.</w:t>
-      </w:r>
-    </w:p>
-    <w:p>
-      <w:pPr>
-        <w:keepNext/>
-        <w:jc w:val="both"/>
-        <w:rPr>
-          <w:rFonts w:ascii="Calibri" w:hAnsi="Calibri" w:cs="Calibri"/>
-          <w:sz w:val="20"/>
-          <w:szCs w:val="20"/>
-        </w:rPr>
-      </w:pPr>
-      <w:r>
-        <w:rPr>
-          <w:rFonts w:ascii="Calibri" w:hAnsi="Calibri" w:cs="Calibri"/>
-          <w:b/>
-          <w:bCs/>
-          <w:sz w:val="20"/>
-          <w:szCs w:val="20"/>
-        </w:rPr>
-        <w:t>Límites del Sprint</w:t>
-      </w:r>
-    </w:p>
-    <w:p>
-      <w:pPr>
-        <w:jc w:val="both"/>
-        <w:rPr>
-          <w:rFonts w:ascii="Calibri" w:hAnsi="Calibri" w:cs="Calibri"/>
-          <w:sz w:val="20"/>
-          <w:szCs w:val="20"/>
-        </w:rPr>
-      </w:pPr>
-      <w:r>
-        <w:rPr>
-          <w:rFonts w:ascii="Calibri" w:hAnsi="Calibri" w:cs="Calibri"/>
-          <w:sz w:val="20"/>
-          <w:szCs w:val="20"/>
-        </w:rPr>
-        <w:t>Las macros utilizarán las tablas macros, macro_triggers, macro_actions y applications creadas en el Sprint 02, sin modificar el modelo de datos.</w:t>
-      </w:r>
-    </w:p>
-    <w:p>
-      <w:pPr>
-        <w:jc w:val="both"/>
-        <w:rPr>
-          <w:rFonts w:ascii="Calibri" w:hAnsi="Calibri" w:cs="Calibri"/>
-          <w:sz w:val="20"/>
-          <w:szCs w:val="20"/>
-        </w:rPr>
-      </w:pPr>
-      <w:r>
-        <w:rPr>
-          <w:rFonts w:ascii="Calibri" w:hAnsi="Calibri" w:cs="Calibri"/>
-          <w:sz w:val="20"/>
-          <w:szCs w:val="20"/>
-        </w:rPr>
-        <w:t>Los activadores de gesto utilizarán únicamente los gestos reconocidos por el sistema que no tengan una acción predefinida. No se incorporarán gestos nuevos para las macros.</w:t>
-      </w:r>
-    </w:p>
-    <w:p>
-      <w:pPr>
-        <w:jc w:val="both"/>
-        <w:rPr>
-          <w:rFonts w:ascii="Calibri" w:hAnsi="Calibri" w:cs="Calibri"/>
-          <w:sz w:val="20"/>
-          <w:szCs w:val="20"/>
-        </w:rPr>
-      </w:pPr>
-      <w:r>
-        <w:rPr>
-          <w:rFonts w:ascii="Calibri" w:hAnsi="Calibri" w:cs="Calibri"/>
-          <w:sz w:val="20"/>
-          <w:szCs w:val="20"/>
-        </w:rPr>
-        <w:t>Los comandos de voz base y los gestos predefinidos mantendrán sus acciones. Un activador de macro no podrá coincidir con ellos ni con el activador de otra macro.</w:t>
-      </w:r>
-    </w:p>
-    <w:p>
-      <w:pPr>
-        <w:jc w:val="both"/>
-        <w:rPr>
-          <w:rFonts w:ascii="Calibri" w:hAnsi="Calibri" w:cs="Calibri"/>
-          <w:sz w:val="20"/>
-          <w:szCs w:val="20"/>
-        </w:rPr>
-      </w:pPr>
-      <w:r>
-        <w:rPr>
-          <w:rFonts w:ascii="Calibri" w:hAnsi="Calibri" w:cs="Calibri"/>
-          <w:sz w:val="20"/>
-          <w:szCs w:val="20"/>
-        </w:rPr>
-        <w:t>La ejecución de una macro respetará el estado de activación del control correspondiente: un activador de voz solo funcionará con el control por voz activado, y un activador de gesto, con el control mediante gestos activado.</w:t>
-      </w:r>
-    </w:p>
-    <w:p>
-      <w:pPr>
-        <w:jc w:val="both"/>
-        <w:rPr>
-          <w:rFonts w:ascii="Calibri" w:hAnsi="Calibri" w:cs="Calibri"/>
-          <w:sz w:val="20"/>
-          <w:szCs w:val="20"/>
-        </w:rPr>
-      </w:pPr>
-    </w:p>
-    <w:p>
-      <w:pPr>
-        <w:pStyle w:val="Ttulo1"/>
-        <w:jc w:val="both"/>
-        <w:rPr>
-          <w:rFonts w:ascii="Calibri" w:hAnsi="Calibri" w:cs="Calibri"/>
-        </w:rPr>
-      </w:pPr>
-      <w:bookmarkStart w:id="4" w:name="_Toc241875850"/>
-      <w:r>
-        <w:rPr>
-          <w:rFonts w:ascii="Calibri" w:hAnsi="Calibri" w:cs="Calibri"/>
-        </w:rPr>
-        <w:t>5. Product Backlog Items seleccionados</w:t>
-      </w:r>
-      <w:bookmarkEnd w:id="4"/>
-    </w:p>
-    <w:p>
-      <w:pPr>
-        <w:pStyle w:val="Ttulo2"/>
-        <w:jc w:val="both"/>
-        <w:rPr>
-          <w:rFonts w:ascii="Calibri" w:hAnsi="Calibri" w:cs="Calibri"/>
-        </w:rPr>
-      </w:pPr>
-      <w:bookmarkStart w:id="5" w:name="_Toc241875851"/>
-      <w:r>
-        <w:rPr>
-          <w:rFonts w:ascii="Calibri" w:hAnsi="Calibri" w:cs="Calibri"/>
-        </w:rPr>
-        <w:t>PB-38 – Gestionar macros</w:t>
-      </w:r>
-      <w:bookmarkEnd w:id="5"/>
-    </w:p>
-    <w:p>
-      <w:pPr>
-        <w:keepNext/>
-        <w:jc w:val="both"/>
-        <w:rPr>
-          <w:rFonts w:ascii="Calibri" w:hAnsi="Calibri" w:cs="Calibri"/>
-          <w:sz w:val="20"/>
-          <w:szCs w:val="20"/>
-        </w:rPr>
-      </w:pPr>
-      <w:r>
-        <w:rPr>
-          <w:rFonts w:ascii="Calibri" w:hAnsi="Calibri" w:cs="Calibri"/>
-          <w:b/>
-          <w:bCs/>
-          <w:sz w:val="20"/>
-          <w:szCs w:val="20"/>
-        </w:rPr>
-        <w:t>Descripción</w:t>
-      </w:r>
-    </w:p>
-    <w:p>
-      <w:pPr>
-        <w:jc w:val="both"/>
-        <w:rPr>
-          <w:rFonts w:ascii="Calibri" w:hAnsi="Calibri" w:cs="Calibri"/>
-          <w:sz w:val="20"/>
-          <w:szCs w:val="20"/>
-        </w:rPr>
-      </w:pPr>
-      <w:r>
-        <w:rPr>
-          <w:rFonts w:ascii="Calibri" w:hAnsi="Calibri" w:cs="Calibri"/>
-          <w:sz w:val="20"/>
-          <w:szCs w:val="20"/>
-        </w:rPr>
-        <w:t>El usuario deberá poder crear, editar y eliminar macros, indicando un nombre y una descripción opcional.</w:t>
-      </w:r>
-    </w:p>
-    <w:p>
-      <w:pPr>
-        <w:jc w:val="both"/>
-        <w:rPr>
-          <w:rFonts w:ascii="Calibri" w:hAnsi="Calibri" w:cs="Calibri"/>
-          <w:sz w:val="20"/>
-          <w:szCs w:val="20"/>
-        </w:rPr>
-      </w:pPr>
-      <w:r>
-        <w:rPr>
-          <w:rFonts w:ascii="Calibri" w:hAnsi="Calibri" w:cs="Calibri"/>
-          <w:sz w:val="20"/>
-          <w:szCs w:val="20"/>
-        </w:rPr>
-        <w:t>Cada macro quedará asociada al perfil del usuario.</w:t>
-      </w:r>
-    </w:p>
-    <w:p>
-      <w:pPr>
-        <w:keepNext/>
-        <w:jc w:val="both"/>
-        <w:rPr>
-          <w:rFonts w:ascii="Calibri" w:hAnsi="Calibri" w:cs="Calibri"/>
-          <w:sz w:val="20"/>
-          <w:szCs w:val="20"/>
-        </w:rPr>
-      </w:pPr>
-      <w:r>
-        <w:rPr>
-          <w:rFonts w:ascii="Calibri" w:hAnsi="Calibri" w:cs="Calibri"/>
-          <w:b/>
-          <w:bCs/>
-          <w:sz w:val="20"/>
-          <w:szCs w:val="20"/>
-        </w:rPr>
-        <w:t>Resultado esperado</w:t>
-      </w:r>
-    </w:p>
-    <w:p>
-      <w:pPr>
-        <w:jc w:val="both"/>
-        <w:rPr>
-          <w:rFonts w:ascii="Calibri" w:hAnsi="Calibri" w:cs="Calibri"/>
-          <w:sz w:val="20"/>
-          <w:szCs w:val="20"/>
-        </w:rPr>
-      </w:pPr>
-      <w:r>
-        <w:rPr>
-          <w:rFonts w:ascii="Calibri" w:hAnsi="Calibri" w:cs="Calibri"/>
-          <w:sz w:val="20"/>
-          <w:szCs w:val="20"/>
-        </w:rPr>
-        <w:t>El usuario podrá administrar sus macros desde la interfaz, y estas se almacenarán en la tabla macros.</w:t>
-      </w:r>
-    </w:p>
-    <w:p>
-      <w:pPr>
-        <w:keepNext/>
-        <w:jc w:val="both"/>
-        <w:rPr>
-          <w:rFonts w:ascii="Calibri" w:hAnsi="Calibri" w:cs="Calibri"/>
-          <w:sz w:val="20"/>
-          <w:szCs w:val="20"/>
-        </w:rPr>
-      </w:pPr>
-      <w:r>
-        <w:rPr>
-          <w:rFonts w:ascii="Calibri" w:hAnsi="Calibri" w:cs="Calibri"/>
-          <w:b/>
-          <w:bCs/>
-          <w:sz w:val="20"/>
-          <w:szCs w:val="20"/>
-        </w:rPr>
-        <w:t>Criterios de aceptación</w:t>
+        <w:t xml:space="preserve">Integración de todos los módulos con la base de datos del servidor, a través de la API.</w:t>
       </w:r>
     </w:p>
     <w:p>
@@ -3720,7 +2723,279 @@
           <w:sz w:val="20"/>
           <w:szCs w:val="20"/>
         </w:rPr>
-        <w:t>Las macros creadas se almacenan y se muestran en la interfaz, y sus modificaciones y eliminaciones se reflejan correctamente.</w:t>
+        <w:t xml:space="preserve">Gestión de la pérdida de conexión, con envío de los registros pendientes al recuperarla.</w:t>
+      </w:r>
+    </w:p>
+    <w:p>
+      <w:pPr>
+        <w:keepNext/>
+        <w:jc w:val="both"/>
+        <w:rPr>
+          <w:rFonts w:ascii="Calibri" w:hAnsi="Calibri" w:cs="Calibri"/>
+          <w:sz w:val="20"/>
+          <w:szCs w:val="20"/>
+        </w:rPr>
+      </w:pPr>
+      <w:r>
+        <w:rPr>
+          <w:rFonts w:ascii="Calibri" w:hAnsi="Calibri" w:cs="Calibri"/>
+          <w:b/>
+          <w:bCs/>
+          <w:sz w:val="20"/>
+          <w:szCs w:val="20"/>
+        </w:rPr>
+        <w:t>Límites del Sprint</w:t>
+      </w:r>
+    </w:p>
+    <w:p>
+      <w:pPr>
+        <w:jc w:val="both"/>
+        <w:rPr>
+          <w:rFonts w:ascii="Calibri" w:hAnsi="Calibri" w:cs="Calibri"/>
+          <w:sz w:val="20"/>
+          <w:szCs w:val="20"/>
+        </w:rPr>
+      </w:pPr>
+      <w:r>
+        <w:rPr>
+          <w:rFonts w:ascii="Calibri" w:hAnsi="Calibri" w:cs="Calibri"/>
+          <w:sz w:val="20"/>
+          <w:szCs w:val="20"/>
+        </w:rPr>
+        <w:t>Las macros utilizarán las tablas macros, macro_triggers, macro_actions y applications creadas en el Sprint 02, sin modificar el modelo de datos.</w:t>
+      </w:r>
+    </w:p>
+    <w:p>
+      <w:pPr>
+        <w:jc w:val="both"/>
+        <w:rPr>
+          <w:rFonts w:ascii="Calibri" w:hAnsi="Calibri" w:cs="Calibri"/>
+          <w:sz w:val="20"/>
+          <w:szCs w:val="20"/>
+        </w:rPr>
+      </w:pPr>
+      <w:r>
+        <w:rPr>
+          <w:rFonts w:ascii="Calibri" w:hAnsi="Calibri" w:cs="Calibri"/>
+          <w:sz w:val="20"/>
+          <w:szCs w:val="20"/>
+        </w:rPr>
+        <w:t>Los activadores de gesto utilizarán únicamente los gestos reconocidos por el sistema que no tengan una acción predefinida. No se incorporarán gestos nuevos para las macros.</w:t>
+      </w:r>
+    </w:p>
+    <w:p>
+      <w:pPr>
+        <w:jc w:val="both"/>
+        <w:rPr>
+          <w:rFonts w:ascii="Calibri" w:hAnsi="Calibri" w:cs="Calibri"/>
+          <w:sz w:val="20"/>
+          <w:szCs w:val="20"/>
+        </w:rPr>
+      </w:pPr>
+      <w:r>
+        <w:rPr>
+          <w:rFonts w:ascii="Calibri" w:hAnsi="Calibri" w:cs="Calibri"/>
+          <w:sz w:val="20"/>
+          <w:szCs w:val="20"/>
+        </w:rPr>
+        <w:t>Los comandos de voz base y los gestos predefinidos mantendrán sus acciones. Un activador de macro no podrá coincidir con ellos ni con el activador de otra macro.</w:t>
+      </w:r>
+    </w:p>
+    <w:p>
+      <w:pPr>
+        <w:jc w:val="both"/>
+        <w:rPr>
+          <w:rFonts w:ascii="Calibri" w:hAnsi="Calibri" w:cs="Calibri"/>
+          <w:sz w:val="20"/>
+          <w:szCs w:val="20"/>
+        </w:rPr>
+      </w:pPr>
+      <w:r>
+        <w:rPr>
+          <w:rFonts w:ascii="Calibri" w:hAnsi="Calibri" w:cs="Calibri"/>
+          <w:sz w:val="20"/>
+          <w:szCs w:val="20"/>
+        </w:rPr>
+        <w:t>La ejecución de una macro respetará el estado de activación del control correspondiente: un activador de voz solo funcionará con el control por voz activado, y un activador de gesto, con el control mediante gestos activado.</w:t>
+      </w:r>
+    </w:p>
+    <w:p>
+      <w:pPr>
+        <w:jc w:val="both"/>
+        <w:rPr>
+          <w:rFonts w:ascii="Calibri" w:hAnsi="Calibri" w:cs="Calibri"/>
+          <w:sz w:val="20"/>
+          <w:szCs w:val="20"/>
+        </w:rPr>
+      </w:pPr>
+      <w:r>
+        <w:rPr>
+          <w:rFonts w:ascii="Calibri" w:hAnsi="Calibri" w:cs="Calibri"/>
+          <w:sz w:val="20"/>
+          <w:szCs w:val="20"/>
+        </w:rPr>
+        <w:t xml:space="preserve">Las aplicaciones se registran por computador, ya que la ruta del ejecutable depende de cada equipo: las acciones OPEN_APP guardan el nombre de la aplicación y, al ejecutarse, se utiliza la aplicación registrada con ese nombre en el computador actual. Si no existe, el sistema solicitará registrarla.</w:t>
+      </w:r>
+    </w:p>
+    <w:p>
+      <w:pPr>
+        <w:jc w:val="both"/>
+        <w:rPr>
+          <w:rFonts w:ascii="Calibri" w:hAnsi="Calibri" w:cs="Calibri"/>
+          <w:sz w:val="20"/>
+          <w:szCs w:val="20"/>
+        </w:rPr>
+      </w:pPr>
+    </w:p>
+    <w:p>
+      <w:pPr>
+        <w:pStyle w:val="Ttulo1"/>
+        <w:jc w:val="both"/>
+        <w:rPr>
+          <w:rFonts w:ascii="Calibri" w:hAnsi="Calibri" w:cs="Calibri"/>
+        </w:rPr>
+      </w:pPr>
+      <w:bookmarkStart w:id="4" w:name="_Toc241875850"/>
+      <w:r>
+        <w:rPr>
+          <w:rFonts w:ascii="Calibri" w:hAnsi="Calibri" w:cs="Calibri"/>
+        </w:rPr>
+        <w:t>5. Product Backlog Items seleccionados</w:t>
+      </w:r>
+      <w:bookmarkEnd w:id="4"/>
+    </w:p>
+    <w:p>
+      <w:pPr>
+        <w:pStyle w:val="Ttulo2"/>
+        <w:jc w:val="both"/>
+        <w:rPr>
+          <w:rFonts w:ascii="Calibri" w:hAnsi="Calibri" w:cs="Calibri"/>
+        </w:rPr>
+      </w:pPr>
+      <w:bookmarkStart w:id="5" w:name="_Toc241875851"/>
+      <w:r>
+        <w:rPr>
+          <w:rFonts w:ascii="Calibri" w:hAnsi="Calibri" w:cs="Calibri"/>
+        </w:rPr>
+        <w:t>PB-38 – Gestionar macros</w:t>
+      </w:r>
+      <w:bookmarkEnd w:id="5"/>
+    </w:p>
+    <w:p>
+      <w:pPr>
+        <w:keepNext/>
+        <w:jc w:val="both"/>
+        <w:rPr>
+          <w:rFonts w:ascii="Calibri" w:hAnsi="Calibri" w:cs="Calibri"/>
+          <w:sz w:val="20"/>
+          <w:szCs w:val="20"/>
+        </w:rPr>
+      </w:pPr>
+      <w:r>
+        <w:rPr>
+          <w:rFonts w:ascii="Calibri" w:hAnsi="Calibri" w:cs="Calibri"/>
+          <w:b/>
+          <w:bCs/>
+          <w:sz w:val="20"/>
+          <w:szCs w:val="20"/>
+        </w:rPr>
+        <w:t>Descripción</w:t>
+      </w:r>
+    </w:p>
+    <w:p>
+      <w:pPr>
+        <w:jc w:val="both"/>
+        <w:rPr>
+          <w:rFonts w:ascii="Calibri" w:hAnsi="Calibri" w:cs="Calibri"/>
+          <w:sz w:val="20"/>
+          <w:szCs w:val="20"/>
+        </w:rPr>
+      </w:pPr>
+      <w:r>
+        <w:rPr>
+          <w:rFonts w:ascii="Calibri" w:hAnsi="Calibri" w:cs="Calibri"/>
+          <w:sz w:val="20"/>
+          <w:szCs w:val="20"/>
+        </w:rPr>
+        <w:t>El usuario deberá poder crear, editar y eliminar macros, indicando un nombre y una descripción opcional.</w:t>
+      </w:r>
+    </w:p>
+    <w:p>
+      <w:pPr>
+        <w:jc w:val="both"/>
+        <w:rPr>
+          <w:rFonts w:ascii="Calibri" w:hAnsi="Calibri" w:cs="Calibri"/>
+          <w:sz w:val="20"/>
+          <w:szCs w:val="20"/>
+        </w:rPr>
+      </w:pPr>
+      <w:r>
+        <w:rPr>
+          <w:rFonts w:ascii="Calibri" w:hAnsi="Calibri" w:cs="Calibri"/>
+          <w:sz w:val="20"/>
+          <w:szCs w:val="20"/>
+        </w:rPr>
+        <w:t xml:space="preserve">Cada macro quedará asociada a la cuenta del usuario, por lo que estará disponible en cualquier computador en que inicie sesión.</w:t>
+      </w:r>
+    </w:p>
+    <w:p>
+      <w:pPr>
+        <w:keepNext/>
+        <w:jc w:val="both"/>
+        <w:rPr>
+          <w:rFonts w:ascii="Calibri" w:hAnsi="Calibri" w:cs="Calibri"/>
+          <w:sz w:val="20"/>
+          <w:szCs w:val="20"/>
+        </w:rPr>
+      </w:pPr>
+      <w:r>
+        <w:rPr>
+          <w:rFonts w:ascii="Calibri" w:hAnsi="Calibri" w:cs="Calibri"/>
+          <w:b/>
+          <w:bCs/>
+          <w:sz w:val="20"/>
+          <w:szCs w:val="20"/>
+        </w:rPr>
+        <w:t>Resultado esperado</w:t>
+      </w:r>
+    </w:p>
+    <w:p>
+      <w:pPr>
+        <w:jc w:val="both"/>
+        <w:rPr>
+          <w:rFonts w:ascii="Calibri" w:hAnsi="Calibri" w:cs="Calibri"/>
+          <w:sz w:val="20"/>
+          <w:szCs w:val="20"/>
+        </w:rPr>
+      </w:pPr>
+      <w:r>
+        <w:rPr>
+          <w:rFonts w:ascii="Calibri" w:hAnsi="Calibri" w:cs="Calibri"/>
+          <w:sz w:val="20"/>
+          <w:szCs w:val="20"/>
+        </w:rPr>
+        <w:t>El usuario podrá administrar sus macros desde la interfaz, y estas se almacenarán en la tabla macros.</w:t>
+      </w:r>
+    </w:p>
+    <w:p>
+      <w:pPr>
+        <w:keepNext/>
+        <w:jc w:val="both"/>
+        <w:rPr>
+          <w:rFonts w:ascii="Calibri" w:hAnsi="Calibri" w:cs="Calibri"/>
+          <w:sz w:val="20"/>
+          <w:szCs w:val="20"/>
+        </w:rPr>
+      </w:pPr>
+      <w:r>
+        <w:rPr>
+          <w:rFonts w:ascii="Calibri" w:hAnsi="Calibri" w:cs="Calibri"/>
+          <w:b/>
+          <w:bCs/>
+          <w:sz w:val="20"/>
+          <w:szCs w:val="20"/>
+        </w:rPr>
+        <w:t>Criterios de aceptación</w:t>
       </w:r>
     </w:p>
     <w:p>
@@ -3742,7 +3017,7 @@
           <w:sz w:val="20"/>
           <w:szCs w:val="20"/>
         </w:rPr>
-        <w:t>El nombre de la macro es obligatorio y la descripción es opcional.</w:t>
+        <w:t>Las macros creadas se almacenan y se muestran en la interfaz, y sus modificaciones y eliminaciones se reflejan correctamente.</w:t>
       </w:r>
     </w:p>
     <w:p>
@@ -3764,7 +3039,7 @@
           <w:sz w:val="20"/>
           <w:szCs w:val="20"/>
         </w:rPr>
-        <w:t>Al eliminar una macro, también se eliminan sus activadores y acciones.</w:t>
+        <w:t>El nombre de la macro es obligatorio y la descripción es opcional.</w:t>
       </w:r>
     </w:p>
     <w:p>
@@ -3786,123 +3061,7 @@
           <w:sz w:val="20"/>
           <w:szCs w:val="20"/>
         </w:rPr>
-        <w:t>Una nueva macro queda activada por defecto.</w:t>
-      </w:r>
-    </w:p>
-    <w:p>
-      <w:pPr>
-        <w:pStyle w:val="Ttulo2"/>
-        <w:jc w:val="both"/>
-        <w:rPr>
-          <w:rFonts w:ascii="Calibri" w:hAnsi="Calibri" w:cs="Calibri"/>
-        </w:rPr>
-      </w:pPr>
-      <w:bookmarkStart w:id="6" w:name="_Toc241875852"/>
-      <w:r>
-        <w:rPr>
-          <w:rFonts w:ascii="Calibri" w:hAnsi="Calibri" w:cs="Calibri"/>
-        </w:rPr>
-        <w:t>PB-39 – Definir activadores de macros</w:t>
-      </w:r>
-      <w:bookmarkEnd w:id="6"/>
-    </w:p>
-    <w:p>
-      <w:pPr>
-        <w:keepNext/>
-        <w:jc w:val="both"/>
-        <w:rPr>
-          <w:rFonts w:ascii="Calibri" w:hAnsi="Calibri" w:cs="Calibri"/>
-          <w:sz w:val="20"/>
-          <w:szCs w:val="20"/>
-        </w:rPr>
-      </w:pPr>
-      <w:r>
-        <w:rPr>
-          <w:rFonts w:ascii="Calibri" w:hAnsi="Calibri" w:cs="Calibri"/>
-          <w:b/>
-          <w:bCs/>
-          <w:sz w:val="20"/>
-          <w:szCs w:val="20"/>
-        </w:rPr>
-        <w:t>Descripción</w:t>
-      </w:r>
-    </w:p>
-    <w:p>
-      <w:pPr>
-        <w:jc w:val="both"/>
-        <w:rPr>
-          <w:rFonts w:ascii="Calibri" w:hAnsi="Calibri" w:cs="Calibri"/>
-          <w:sz w:val="20"/>
-          <w:szCs w:val="20"/>
-        </w:rPr>
-      </w:pPr>
-      <w:r>
-        <w:rPr>
-          <w:rFonts w:ascii="Calibri" w:hAnsi="Calibri" w:cs="Calibri"/>
-          <w:sz w:val="20"/>
-          <w:szCs w:val="20"/>
-        </w:rPr>
-        <w:t>El usuario deberá poder asociar a cada macro uno o más activadores, correspondientes a una frase de voz o a uno de los gestos reconocidos por el sistema.</w:t>
-      </w:r>
-    </w:p>
-    <w:p>
-      <w:pPr>
-        <w:keepNext/>
-        <w:jc w:val="both"/>
-        <w:rPr>
-          <w:rFonts w:ascii="Calibri" w:hAnsi="Calibri" w:cs="Calibri"/>
-          <w:sz w:val="20"/>
-          <w:szCs w:val="20"/>
-        </w:rPr>
-      </w:pPr>
-      <w:r>
-        <w:rPr>
-          <w:rFonts w:ascii="Calibri" w:hAnsi="Calibri" w:cs="Calibri"/>
-          <w:b/>
-          <w:bCs/>
-          <w:sz w:val="20"/>
-          <w:szCs w:val="20"/>
-        </w:rPr>
-        <w:t>Resultado esperado</w:t>
-      </w:r>
-    </w:p>
-    <w:p>
-      <w:pPr>
-        <w:jc w:val="both"/>
-        <w:rPr>
-          <w:rFonts w:ascii="Calibri" w:hAnsi="Calibri" w:cs="Calibri"/>
-          <w:sz w:val="20"/>
-          <w:szCs w:val="20"/>
-        </w:rPr>
-      </w:pPr>
-      <w:r>
-        <w:rPr>
-          <w:rFonts w:ascii="Calibri" w:hAnsi="Calibri" w:cs="Calibri"/>
-          <w:sz w:val="20"/>
-          <w:szCs w:val="20"/>
-        </w:rPr>
-        <w:t>Cada macro contará con sus activadores almacenados en la tabla macro_triggers.</w:t>
-      </w:r>
-    </w:p>
-    <w:p>
-      <w:pPr>
-        <w:keepNext/>
-        <w:jc w:val="both"/>
-        <w:rPr>
-          <w:rFonts w:ascii="Calibri" w:hAnsi="Calibri" w:cs="Calibri"/>
-          <w:sz w:val="20"/>
-          <w:szCs w:val="20"/>
-        </w:rPr>
-      </w:pPr>
-      <w:r>
-        <w:rPr>
-          <w:rFonts w:ascii="Calibri" w:hAnsi="Calibri" w:cs="Calibri"/>
-          <w:b/>
-          <w:bCs/>
-          <w:sz w:val="20"/>
-          <w:szCs w:val="20"/>
-        </w:rPr>
-        <w:t>Criterios de aceptación</w:t>
+        <w:t>Al eliminar una macro, también se eliminan sus activadores y acciones.</w:t>
       </w:r>
     </w:p>
     <w:p>
@@ -3924,7 +3083,123 @@
           <w:sz w:val="20"/>
           <w:szCs w:val="20"/>
         </w:rPr>
-        <w:t>Cada activador se almacena con su tipo (voz o gesto) y su valor (frase o nombre del gesto).</w:t>
+        <w:t>Una nueva macro queda activada por defecto.</w:t>
+      </w:r>
+    </w:p>
+    <w:p>
+      <w:pPr>
+        <w:pStyle w:val="Ttulo2"/>
+        <w:jc w:val="both"/>
+        <w:rPr>
+          <w:rFonts w:ascii="Calibri" w:hAnsi="Calibri" w:cs="Calibri"/>
+        </w:rPr>
+      </w:pPr>
+      <w:bookmarkStart w:id="6" w:name="_Toc241875852"/>
+      <w:r>
+        <w:rPr>
+          <w:rFonts w:ascii="Calibri" w:hAnsi="Calibri" w:cs="Calibri"/>
+        </w:rPr>
+        <w:t>PB-39 – Definir activadores de macros</w:t>
+      </w:r>
+      <w:bookmarkEnd w:id="6"/>
+    </w:p>
+    <w:p>
+      <w:pPr>
+        <w:keepNext/>
+        <w:jc w:val="both"/>
+        <w:rPr>
+          <w:rFonts w:ascii="Calibri" w:hAnsi="Calibri" w:cs="Calibri"/>
+          <w:sz w:val="20"/>
+          <w:szCs w:val="20"/>
+        </w:rPr>
+      </w:pPr>
+      <w:r>
+        <w:rPr>
+          <w:rFonts w:ascii="Calibri" w:hAnsi="Calibri" w:cs="Calibri"/>
+          <w:b/>
+          <w:bCs/>
+          <w:sz w:val="20"/>
+          <w:szCs w:val="20"/>
+        </w:rPr>
+        <w:t>Descripción</w:t>
+      </w:r>
+    </w:p>
+    <w:p>
+      <w:pPr>
+        <w:jc w:val="both"/>
+        <w:rPr>
+          <w:rFonts w:ascii="Calibri" w:hAnsi="Calibri" w:cs="Calibri"/>
+          <w:sz w:val="20"/>
+          <w:szCs w:val="20"/>
+        </w:rPr>
+      </w:pPr>
+      <w:r>
+        <w:rPr>
+          <w:rFonts w:ascii="Calibri" w:hAnsi="Calibri" w:cs="Calibri"/>
+          <w:sz w:val="20"/>
+          <w:szCs w:val="20"/>
+        </w:rPr>
+        <w:t>El usuario deberá poder asociar a cada macro uno o más activadores, correspondientes a una frase de voz o a uno de los gestos reconocidos por el sistema.</w:t>
+      </w:r>
+    </w:p>
+    <w:p>
+      <w:pPr>
+        <w:keepNext/>
+        <w:jc w:val="both"/>
+        <w:rPr>
+          <w:rFonts w:ascii="Calibri" w:hAnsi="Calibri" w:cs="Calibri"/>
+          <w:sz w:val="20"/>
+          <w:szCs w:val="20"/>
+        </w:rPr>
+      </w:pPr>
+      <w:r>
+        <w:rPr>
+          <w:rFonts w:ascii="Calibri" w:hAnsi="Calibri" w:cs="Calibri"/>
+          <w:b/>
+          <w:bCs/>
+          <w:sz w:val="20"/>
+          <w:szCs w:val="20"/>
+        </w:rPr>
+        <w:t>Resultado esperado</w:t>
+      </w:r>
+    </w:p>
+    <w:p>
+      <w:pPr>
+        <w:jc w:val="both"/>
+        <w:rPr>
+          <w:rFonts w:ascii="Calibri" w:hAnsi="Calibri" w:cs="Calibri"/>
+          <w:sz w:val="20"/>
+          <w:szCs w:val="20"/>
+        </w:rPr>
+      </w:pPr>
+      <w:r>
+        <w:rPr>
+          <w:rFonts w:ascii="Calibri" w:hAnsi="Calibri" w:cs="Calibri"/>
+          <w:sz w:val="20"/>
+          <w:szCs w:val="20"/>
+        </w:rPr>
+        <w:t>Cada macro contará con sus activadores almacenados en la tabla macro_triggers.</w:t>
+      </w:r>
+    </w:p>
+    <w:p>
+      <w:pPr>
+        <w:keepNext/>
+        <w:jc w:val="both"/>
+        <w:rPr>
+          <w:rFonts w:ascii="Calibri" w:hAnsi="Calibri" w:cs="Calibri"/>
+          <w:sz w:val="20"/>
+          <w:szCs w:val="20"/>
+        </w:rPr>
+      </w:pPr>
+      <w:r>
+        <w:rPr>
+          <w:rFonts w:ascii="Calibri" w:hAnsi="Calibri" w:cs="Calibri"/>
+          <w:b/>
+          <w:bCs/>
+          <w:sz w:val="20"/>
+          <w:szCs w:val="20"/>
+        </w:rPr>
+        <w:t>Criterios de aceptación</w:t>
       </w:r>
     </w:p>
     <w:p>
@@ -3946,7 +3221,7 @@
           <w:sz w:val="20"/>
           <w:szCs w:val="20"/>
         </w:rPr>
-        <w:t>El tipo de activador solo puede ser VOICE (frase de voz) o GESTURE (gesto).</w:t>
+        <w:t>Cada activador se almacena con su tipo (voz o gesto) y su valor (frase o nombre del gesto).</w:t>
       </w:r>
     </w:p>
     <w:p>
@@ -3968,7 +3243,7 @@
           <w:sz w:val="20"/>
           <w:szCs w:val="20"/>
         </w:rPr>
-        <w:t>Los activadores de gesto solo pueden utilizar gestos reconocidos por el sistema.</w:t>
+        <w:t>El tipo de activador solo puede ser VOICE (frase de voz) o GESTURE (gesto).</w:t>
       </w:r>
     </w:p>
     <w:p>
@@ -3990,123 +3265,7 @@
           <w:sz w:val="20"/>
           <w:szCs w:val="20"/>
         </w:rPr>
-        <w:t>Una macro puede tener más de un activador.</w:t>
-      </w:r>
-    </w:p>
-    <w:p>
-      <w:pPr>
-        <w:pStyle w:val="Ttulo2"/>
-        <w:jc w:val="both"/>
-        <w:rPr>
-          <w:rFonts w:ascii="Calibri" w:hAnsi="Calibri" w:cs="Calibri"/>
-        </w:rPr>
-      </w:pPr>
-      <w:bookmarkStart w:id="7" w:name="_Toc241875853"/>
-      <w:r>
-        <w:rPr>
-          <w:rFonts w:ascii="Calibri" w:hAnsi="Calibri" w:cs="Calibri"/>
-        </w:rPr>
-        <w:t>PB-40 – Definir acciones de macros</w:t>
-      </w:r>
-      <w:bookmarkEnd w:id="7"/>
-    </w:p>
-    <w:p>
-      <w:pPr>
-        <w:keepNext/>
-        <w:jc w:val="both"/>
-        <w:rPr>
-          <w:rFonts w:ascii="Calibri" w:hAnsi="Calibri" w:cs="Calibri"/>
-          <w:sz w:val="20"/>
-          <w:szCs w:val="20"/>
-        </w:rPr>
-      </w:pPr>
-      <w:r>
-        <w:rPr>
-          <w:rFonts w:ascii="Calibri" w:hAnsi="Calibri" w:cs="Calibri"/>
-          <w:b/>
-          <w:bCs/>
-          <w:sz w:val="20"/>
-          <w:szCs w:val="20"/>
-        </w:rPr>
-        <w:t>Descripción</w:t>
-      </w:r>
-    </w:p>
-    <w:p>
-      <w:pPr>
-        <w:jc w:val="both"/>
-        <w:rPr>
-          <w:rFonts w:ascii="Calibri" w:hAnsi="Calibri" w:cs="Calibri"/>
-          <w:sz w:val="20"/>
-          <w:szCs w:val="20"/>
-        </w:rPr>
-      </w:pPr>
-      <w:r>
-        <w:rPr>
-          <w:rFonts w:ascii="Calibri" w:hAnsi="Calibri" w:cs="Calibri"/>
-          <w:sz w:val="20"/>
-          <w:szCs w:val="20"/>
-        </w:rPr>
-        <w:t>El usuario deberá poder definir la secuencia de acciones de una macro a partir de los tipos soportados: abrir URL, abrir aplicación, presionar teclas, escribir texto y realizar click.</w:t>
-      </w:r>
-    </w:p>
-    <w:p>
-      <w:pPr>
-        <w:keepNext/>
-        <w:jc w:val="both"/>
-        <w:rPr>
-          <w:rFonts w:ascii="Calibri" w:hAnsi="Calibri" w:cs="Calibri"/>
-          <w:sz w:val="20"/>
-          <w:szCs w:val="20"/>
-        </w:rPr>
-      </w:pPr>
-      <w:r>
-        <w:rPr>
-          <w:rFonts w:ascii="Calibri" w:hAnsi="Calibri" w:cs="Calibri"/>
-          <w:b/>
-          <w:bCs/>
-          <w:sz w:val="20"/>
-          <w:szCs w:val="20"/>
-        </w:rPr>
-        <w:t>Resultado esperado</w:t>
-      </w:r>
-    </w:p>
-    <w:p>
-      <w:pPr>
-        <w:jc w:val="both"/>
-        <w:rPr>
-          <w:rFonts w:ascii="Calibri" w:hAnsi="Calibri" w:cs="Calibri"/>
-          <w:sz w:val="20"/>
-          <w:szCs w:val="20"/>
-        </w:rPr>
-      </w:pPr>
-      <w:r>
-        <w:rPr>
-          <w:rFonts w:ascii="Calibri" w:hAnsi="Calibri" w:cs="Calibri"/>
-          <w:sz w:val="20"/>
-          <w:szCs w:val="20"/>
-        </w:rPr>
-        <w:t>Cada macro contará con una secuencia de acciones almacenada en la tabla macro_actions, con su tipo, su valor y su orden de ejecución.</w:t>
-      </w:r>
-    </w:p>
-    <w:p>
-      <w:pPr>
-        <w:keepNext/>
-        <w:jc w:val="both"/>
-        <w:rPr>
-          <w:rFonts w:ascii="Calibri" w:hAnsi="Calibri" w:cs="Calibri"/>
-          <w:sz w:val="20"/>
-          <w:szCs w:val="20"/>
-        </w:rPr>
-      </w:pPr>
-      <w:r>
-        <w:rPr>
-          <w:rFonts w:ascii="Calibri" w:hAnsi="Calibri" w:cs="Calibri"/>
-          <w:b/>
-          <w:bCs/>
-          <w:sz w:val="20"/>
-          <w:szCs w:val="20"/>
-        </w:rPr>
-        <w:t>Criterios de aceptación</w:t>
+        <w:t>Los activadores de gesto solo pueden utilizar gestos reconocidos por el sistema.</w:t>
       </w:r>
     </w:p>
     <w:p>
@@ -4128,7 +3287,123 @@
           <w:sz w:val="20"/>
           <w:szCs w:val="20"/>
         </w:rPr>
-        <w:t>Las acciones se almacenan con su tipo, valor y orden de ejecución, y dicho orden puede modificarse.</w:t>
+        <w:t>Una macro puede tener más de un activador.</w:t>
+      </w:r>
+    </w:p>
+    <w:p>
+      <w:pPr>
+        <w:pStyle w:val="Ttulo2"/>
+        <w:jc w:val="both"/>
+        <w:rPr>
+          <w:rFonts w:ascii="Calibri" w:hAnsi="Calibri" w:cs="Calibri"/>
+        </w:rPr>
+      </w:pPr>
+      <w:bookmarkStart w:id="7" w:name="_Toc241875853"/>
+      <w:r>
+        <w:rPr>
+          <w:rFonts w:ascii="Calibri" w:hAnsi="Calibri" w:cs="Calibri"/>
+        </w:rPr>
+        <w:t>PB-40 – Definir acciones de macros</w:t>
+      </w:r>
+      <w:bookmarkEnd w:id="7"/>
+    </w:p>
+    <w:p>
+      <w:pPr>
+        <w:keepNext/>
+        <w:jc w:val="both"/>
+        <w:rPr>
+          <w:rFonts w:ascii="Calibri" w:hAnsi="Calibri" w:cs="Calibri"/>
+          <w:sz w:val="20"/>
+          <w:szCs w:val="20"/>
+        </w:rPr>
+      </w:pPr>
+      <w:r>
+        <w:rPr>
+          <w:rFonts w:ascii="Calibri" w:hAnsi="Calibri" w:cs="Calibri"/>
+          <w:b/>
+          <w:bCs/>
+          <w:sz w:val="20"/>
+          <w:szCs w:val="20"/>
+        </w:rPr>
+        <w:t>Descripción</w:t>
+      </w:r>
+    </w:p>
+    <w:p>
+      <w:pPr>
+        <w:jc w:val="both"/>
+        <w:rPr>
+          <w:rFonts w:ascii="Calibri" w:hAnsi="Calibri" w:cs="Calibri"/>
+          <w:sz w:val="20"/>
+          <w:szCs w:val="20"/>
+        </w:rPr>
+      </w:pPr>
+      <w:r>
+        <w:rPr>
+          <w:rFonts w:ascii="Calibri" w:hAnsi="Calibri" w:cs="Calibri"/>
+          <w:sz w:val="20"/>
+          <w:szCs w:val="20"/>
+        </w:rPr>
+        <w:t>El usuario deberá poder definir la secuencia de acciones de una macro a partir de los tipos soportados: abrir URL, abrir aplicación, presionar teclas, escribir texto y realizar click.</w:t>
+      </w:r>
+    </w:p>
+    <w:p>
+      <w:pPr>
+        <w:keepNext/>
+        <w:jc w:val="both"/>
+        <w:rPr>
+          <w:rFonts w:ascii="Calibri" w:hAnsi="Calibri" w:cs="Calibri"/>
+          <w:sz w:val="20"/>
+          <w:szCs w:val="20"/>
+        </w:rPr>
+      </w:pPr>
+      <w:r>
+        <w:rPr>
+          <w:rFonts w:ascii="Calibri" w:hAnsi="Calibri" w:cs="Calibri"/>
+          <w:b/>
+          <w:bCs/>
+          <w:sz w:val="20"/>
+          <w:szCs w:val="20"/>
+        </w:rPr>
+        <w:t>Resultado esperado</w:t>
+      </w:r>
+    </w:p>
+    <w:p>
+      <w:pPr>
+        <w:jc w:val="both"/>
+        <w:rPr>
+          <w:rFonts w:ascii="Calibri" w:hAnsi="Calibri" w:cs="Calibri"/>
+          <w:sz w:val="20"/>
+          <w:szCs w:val="20"/>
+        </w:rPr>
+      </w:pPr>
+      <w:r>
+        <w:rPr>
+          <w:rFonts w:ascii="Calibri" w:hAnsi="Calibri" w:cs="Calibri"/>
+          <w:sz w:val="20"/>
+          <w:szCs w:val="20"/>
+        </w:rPr>
+        <w:t>Cada macro contará con una secuencia de acciones almacenada en la tabla macro_actions, con su tipo, su valor y su orden de ejecución.</w:t>
+      </w:r>
+    </w:p>
+    <w:p>
+      <w:pPr>
+        <w:keepNext/>
+        <w:jc w:val="both"/>
+        <w:rPr>
+          <w:rFonts w:ascii="Calibri" w:hAnsi="Calibri" w:cs="Calibri"/>
+          <w:sz w:val="20"/>
+          <w:szCs w:val="20"/>
+        </w:rPr>
+      </w:pPr>
+      <w:r>
+        <w:rPr>
+          <w:rFonts w:ascii="Calibri" w:hAnsi="Calibri" w:cs="Calibri"/>
+          <w:b/>
+          <w:bCs/>
+          <w:sz w:val="20"/>
+          <w:szCs w:val="20"/>
+        </w:rPr>
+        <w:t>Criterios de aceptación</w:t>
       </w:r>
     </w:p>
     <w:p>
@@ -4150,7 +3425,7 @@
           <w:sz w:val="20"/>
           <w:szCs w:val="20"/>
         </w:rPr>
-        <w:t>Solo se permiten los tipos OPEN_URL, OPEN_APP, KEY_PRESS, TYPE_TEXT y MOUSE_CLICK.</w:t>
+        <w:t>Las acciones se almacenan con su tipo, valor y orden de ejecución, y dicho orden puede modificarse.</w:t>
       </w:r>
     </w:p>
     <w:p>
@@ -4172,7 +3447,7 @@
           <w:sz w:val="20"/>
           <w:szCs w:val="20"/>
         </w:rPr>
-        <w:t>Cada acción tiene un orden de ejecución definido.</w:t>
+        <w:t>Solo se permiten los tipos OPEN_URL, OPEN_APP, KEY_PRESS, TYPE_TEXT y MOUSE_CLICK.</w:t>
       </w:r>
     </w:p>
     <w:p>
@@ -4194,123 +3469,7 @@
           <w:sz w:val="20"/>
           <w:szCs w:val="20"/>
         </w:rPr>
-        <w:t>Las acciones de tipo OPEN_APP utilizan una aplicación registrada.</w:t>
-      </w:r>
-    </w:p>
-    <w:p>
-      <w:pPr>
-        <w:pStyle w:val="Ttulo2"/>
-        <w:jc w:val="both"/>
-        <w:rPr>
-          <w:rFonts w:ascii="Calibri" w:hAnsi="Calibri" w:cs="Calibri"/>
-        </w:rPr>
-      </w:pPr>
-      <w:bookmarkStart w:id="8" w:name="_Toc241875854"/>
-      <w:r>
-        <w:rPr>
-          <w:rFonts w:ascii="Calibri" w:hAnsi="Calibri" w:cs="Calibri"/>
-        </w:rPr>
-        <w:t>PB-41 – Registrar aplicaciones</w:t>
-      </w:r>
-      <w:bookmarkEnd w:id="8"/>
-    </w:p>
-    <w:p>
-      <w:pPr>
-        <w:keepNext/>
-        <w:jc w:val="both"/>
-        <w:rPr>
-          <w:rFonts w:ascii="Calibri" w:hAnsi="Calibri" w:cs="Calibri"/>
-          <w:sz w:val="20"/>
-          <w:szCs w:val="20"/>
-        </w:rPr>
-      </w:pPr>
-      <w:r>
-        <w:rPr>
-          <w:rFonts w:ascii="Calibri" w:hAnsi="Calibri" w:cs="Calibri"/>
-          <w:b/>
-          <w:bCs/>
-          <w:sz w:val="20"/>
-          <w:szCs w:val="20"/>
-        </w:rPr>
-        <w:t>Descripción</w:t>
-      </w:r>
-    </w:p>
-    <w:p>
-      <w:pPr>
-        <w:jc w:val="both"/>
-        <w:rPr>
-          <w:rFonts w:ascii="Calibri" w:hAnsi="Calibri" w:cs="Calibri"/>
-          <w:sz w:val="20"/>
-          <w:szCs w:val="20"/>
-        </w:rPr>
-      </w:pPr>
-      <w:r>
-        <w:rPr>
-          <w:rFonts w:ascii="Calibri" w:hAnsi="Calibri" w:cs="Calibri"/>
-          <w:sz w:val="20"/>
-          <w:szCs w:val="20"/>
-        </w:rPr>
-        <w:t>El usuario deberá poder registrar aplicaciones indicando su nombre y la ruta de su ejecutable, para utilizarlas en acciones de tipo abrir aplicación.</w:t>
-      </w:r>
-    </w:p>
-    <w:p>
-      <w:pPr>
-        <w:keepNext/>
-        <w:jc w:val="both"/>
-        <w:rPr>
-          <w:rFonts w:ascii="Calibri" w:hAnsi="Calibri" w:cs="Calibri"/>
-          <w:sz w:val="20"/>
-          <w:szCs w:val="20"/>
-        </w:rPr>
-      </w:pPr>
-      <w:r>
-        <w:rPr>
-          <w:rFonts w:ascii="Calibri" w:hAnsi="Calibri" w:cs="Calibri"/>
-          <w:b/>
-          <w:bCs/>
-          <w:sz w:val="20"/>
-          <w:szCs w:val="20"/>
-        </w:rPr>
-        <w:t>Resultado esperado</w:t>
-      </w:r>
-    </w:p>
-    <w:p>
-      <w:pPr>
-        <w:jc w:val="both"/>
-        <w:rPr>
-          <w:rFonts w:ascii="Calibri" w:hAnsi="Calibri" w:cs="Calibri"/>
-          <w:sz w:val="20"/>
-          <w:szCs w:val="20"/>
-        </w:rPr>
-      </w:pPr>
-      <w:r>
-        <w:rPr>
-          <w:rFonts w:ascii="Calibri" w:hAnsi="Calibri" w:cs="Calibri"/>
-          <w:sz w:val="20"/>
-          <w:szCs w:val="20"/>
-        </w:rPr>
-        <w:t>El usuario podrá registrar aplicaciones en la tabla applications y seleccionarlas al configurar una acción OPEN_APP.</w:t>
-      </w:r>
-    </w:p>
-    <w:p>
-      <w:pPr>
-        <w:keepNext/>
-        <w:jc w:val="both"/>
-        <w:rPr>
-          <w:rFonts w:ascii="Calibri" w:hAnsi="Calibri" w:cs="Calibri"/>
-          <w:sz w:val="20"/>
-          <w:szCs w:val="20"/>
-        </w:rPr>
-      </w:pPr>
-      <w:r>
-        <w:rPr>
-          <w:rFonts w:ascii="Calibri" w:hAnsi="Calibri" w:cs="Calibri"/>
-          <w:b/>
-          <w:bCs/>
-          <w:sz w:val="20"/>
-          <w:szCs w:val="20"/>
-        </w:rPr>
-        <w:t>Criterios de aceptación</w:t>
+        <w:t>Cada acción tiene un orden de ejecución definido.</w:t>
       </w:r>
     </w:p>
     <w:p>
@@ -4332,7 +3491,123 @@
           <w:sz w:val="20"/>
           <w:szCs w:val="20"/>
         </w:rPr>
-        <w:t>Las aplicaciones registradas se almacenan y pueden seleccionarse al configurar una acción de abrir aplicación.</w:t>
+        <w:t xml:space="preserve">Las acciones de tipo OPEN_APP guardan el nombre de una aplicación registrada.</w:t>
+      </w:r>
+    </w:p>
+    <w:p>
+      <w:pPr>
+        <w:pStyle w:val="Ttulo2"/>
+        <w:jc w:val="both"/>
+        <w:rPr>
+          <w:rFonts w:ascii="Calibri" w:hAnsi="Calibri" w:cs="Calibri"/>
+        </w:rPr>
+      </w:pPr>
+      <w:bookmarkStart w:id="8" w:name="_Toc241875854"/>
+      <w:r>
+        <w:rPr>
+          <w:rFonts w:ascii="Calibri" w:hAnsi="Calibri" w:cs="Calibri"/>
+        </w:rPr>
+        <w:t>PB-41 – Registrar aplicaciones</w:t>
+      </w:r>
+      <w:bookmarkEnd w:id="8"/>
+    </w:p>
+    <w:p>
+      <w:pPr>
+        <w:keepNext/>
+        <w:jc w:val="both"/>
+        <w:rPr>
+          <w:rFonts w:ascii="Calibri" w:hAnsi="Calibri" w:cs="Calibri"/>
+          <w:sz w:val="20"/>
+          <w:szCs w:val="20"/>
+        </w:rPr>
+      </w:pPr>
+      <w:r>
+        <w:rPr>
+          <w:rFonts w:ascii="Calibri" w:hAnsi="Calibri" w:cs="Calibri"/>
+          <w:b/>
+          <w:bCs/>
+          <w:sz w:val="20"/>
+          <w:szCs w:val="20"/>
+        </w:rPr>
+        <w:t>Descripción</w:t>
+      </w:r>
+    </w:p>
+    <w:p>
+      <w:pPr>
+        <w:jc w:val="both"/>
+        <w:rPr>
+          <w:rFonts w:ascii="Calibri" w:hAnsi="Calibri" w:cs="Calibri"/>
+          <w:sz w:val="20"/>
+          <w:szCs w:val="20"/>
+        </w:rPr>
+      </w:pPr>
+      <w:r>
+        <w:rPr>
+          <w:rFonts w:ascii="Calibri" w:hAnsi="Calibri" w:cs="Calibri"/>
+          <w:sz w:val="20"/>
+          <w:szCs w:val="20"/>
+        </w:rPr>
+        <w:t xml:space="preserve">El usuario deberá poder registrar aplicaciones en cada computador, indicando su nombre y la ruta de su ejecutable, para utilizarlas en acciones de tipo abrir aplicación.</w:t>
+      </w:r>
+    </w:p>
+    <w:p>
+      <w:pPr>
+        <w:keepNext/>
+        <w:jc w:val="both"/>
+        <w:rPr>
+          <w:rFonts w:ascii="Calibri" w:hAnsi="Calibri" w:cs="Calibri"/>
+          <w:sz w:val="20"/>
+          <w:szCs w:val="20"/>
+        </w:rPr>
+      </w:pPr>
+      <w:r>
+        <w:rPr>
+          <w:rFonts w:ascii="Calibri" w:hAnsi="Calibri" w:cs="Calibri"/>
+          <w:b/>
+          <w:bCs/>
+          <w:sz w:val="20"/>
+          <w:szCs w:val="20"/>
+        </w:rPr>
+        <w:t>Resultado esperado</w:t>
+      </w:r>
+    </w:p>
+    <w:p>
+      <w:pPr>
+        <w:jc w:val="both"/>
+        <w:rPr>
+          <w:rFonts w:ascii="Calibri" w:hAnsi="Calibri" w:cs="Calibri"/>
+          <w:sz w:val="20"/>
+          <w:szCs w:val="20"/>
+        </w:rPr>
+      </w:pPr>
+      <w:r>
+        <w:rPr>
+          <w:rFonts w:ascii="Calibri" w:hAnsi="Calibri" w:cs="Calibri"/>
+          <w:sz w:val="20"/>
+          <w:szCs w:val="20"/>
+        </w:rPr>
+        <w:t>El usuario podrá registrar aplicaciones en la tabla applications y seleccionarlas al configurar una acción OPEN_APP.</w:t>
+      </w:r>
+    </w:p>
+    <w:p>
+      <w:pPr>
+        <w:keepNext/>
+        <w:jc w:val="both"/>
+        <w:rPr>
+          <w:rFonts w:ascii="Calibri" w:hAnsi="Calibri" w:cs="Calibri"/>
+          <w:sz w:val="20"/>
+          <w:szCs w:val="20"/>
+        </w:rPr>
+      </w:pPr>
+      <w:r>
+        <w:rPr>
+          <w:rFonts w:ascii="Calibri" w:hAnsi="Calibri" w:cs="Calibri"/>
+          <w:b/>
+          <w:bCs/>
+          <w:sz w:val="20"/>
+          <w:szCs w:val="20"/>
+        </w:rPr>
+        <w:t>Criterios de aceptación</w:t>
       </w:r>
     </w:p>
     <w:p>
@@ -4354,7 +3629,7 @@
           <w:sz w:val="20"/>
           <w:szCs w:val="20"/>
         </w:rPr>
-        <w:t>El nombre y la ruta del ejecutable son obligatorios.</w:t>
+        <w:t>Las aplicaciones registradas se almacenan y pueden seleccionarse al configurar una acción de abrir aplicación.</w:t>
       </w:r>
     </w:p>
     <w:p>
@@ -4376,123 +3651,7 @@
           <w:sz w:val="20"/>
           <w:szCs w:val="20"/>
         </w:rPr>
-        <w:t>Las aplicaciones registradas quedan asociadas al perfil del usuario.</w:t>
-      </w:r>
-    </w:p>
-    <w:p>
-      <w:pPr>
-        <w:pStyle w:val="Ttulo2"/>
-        <w:jc w:val="both"/>
-        <w:rPr>
-          <w:rFonts w:ascii="Calibri" w:hAnsi="Calibri" w:cs="Calibri"/>
-        </w:rPr>
-      </w:pPr>
-      <w:bookmarkStart w:id="9" w:name="_Toc241875855"/>
-      <w:r>
-        <w:rPr>
-          <w:rFonts w:ascii="Calibri" w:hAnsi="Calibri" w:cs="Calibri"/>
-        </w:rPr>
-        <w:t>PB-42 – Ejecutar macros mediante voz o gestos</w:t>
-      </w:r>
-      <w:bookmarkEnd w:id="9"/>
-    </w:p>
-    <w:p>
-      <w:pPr>
-        <w:keepNext/>
-        <w:jc w:val="both"/>
-        <w:rPr>
-          <w:rFonts w:ascii="Calibri" w:hAnsi="Calibri" w:cs="Calibri"/>
-          <w:sz w:val="20"/>
-          <w:szCs w:val="20"/>
-        </w:rPr>
-      </w:pPr>
-      <w:r>
-        <w:rPr>
-          <w:rFonts w:ascii="Calibri" w:hAnsi="Calibri" w:cs="Calibri"/>
-          <w:b/>
-          <w:bCs/>
-          <w:sz w:val="20"/>
-          <w:szCs w:val="20"/>
-        </w:rPr>
-        <w:t>Descripción</w:t>
-      </w:r>
-    </w:p>
-    <w:p>
-      <w:pPr>
-        <w:jc w:val="both"/>
-        <w:rPr>
-          <w:rFonts w:ascii="Calibri" w:hAnsi="Calibri" w:cs="Calibri"/>
-          <w:sz w:val="20"/>
-          <w:szCs w:val="20"/>
-        </w:rPr>
-      </w:pPr>
-      <w:r>
-        <w:rPr>
-          <w:rFonts w:ascii="Calibri" w:hAnsi="Calibri" w:cs="Calibri"/>
-          <w:sz w:val="20"/>
-          <w:szCs w:val="20"/>
-        </w:rPr>
-        <w:t>El sistema deberá ejecutar las acciones de una macro, en el orden definido, cuando reconozca uno de sus activadores.</w:t>
-      </w:r>
-    </w:p>
-    <w:p>
-      <w:pPr>
-        <w:keepNext/>
-        <w:jc w:val="both"/>
-        <w:rPr>
-          <w:rFonts w:ascii="Calibri" w:hAnsi="Calibri" w:cs="Calibri"/>
-          <w:sz w:val="20"/>
-          <w:szCs w:val="20"/>
-        </w:rPr>
-      </w:pPr>
-      <w:r>
-        <w:rPr>
-          <w:rFonts w:ascii="Calibri" w:hAnsi="Calibri" w:cs="Calibri"/>
-          <w:b/>
-          <w:bCs/>
-          <w:sz w:val="20"/>
-          <w:szCs w:val="20"/>
-        </w:rPr>
-        <w:t>Resultado esperado</w:t>
-      </w:r>
-    </w:p>
-    <w:p>
-      <w:pPr>
-        <w:jc w:val="both"/>
-        <w:rPr>
-          <w:rFonts w:ascii="Calibri" w:hAnsi="Calibri" w:cs="Calibri"/>
-          <w:sz w:val="20"/>
-          <w:szCs w:val="20"/>
-        </w:rPr>
-      </w:pPr>
-      <w:r>
-        <w:rPr>
-          <w:rFonts w:ascii="Calibri" w:hAnsi="Calibri" w:cs="Calibri"/>
-          <w:sz w:val="20"/>
-          <w:szCs w:val="20"/>
-        </w:rPr>
-        <w:t>Al reconocer una frase o un gesto asociado a una macro, ErgoSense ejecutará cada una de sus acciones según el orden configurado.</w:t>
-      </w:r>
-    </w:p>
-    <w:p>
-      <w:pPr>
-        <w:keepNext/>
-        <w:jc w:val="both"/>
-        <w:rPr>
-          <w:rFonts w:ascii="Calibri" w:hAnsi="Calibri" w:cs="Calibri"/>
-          <w:sz w:val="20"/>
-          <w:szCs w:val="20"/>
-        </w:rPr>
-      </w:pPr>
-      <w:r>
-        <w:rPr>
-          <w:rFonts w:ascii="Calibri" w:hAnsi="Calibri" w:cs="Calibri"/>
-          <w:b/>
-          <w:bCs/>
-          <w:sz w:val="20"/>
-          <w:szCs w:val="20"/>
-        </w:rPr>
-        <w:t>Criterios de aceptación</w:t>
+        <w:t>El nombre y la ruta del ejecutable son obligatorios.</w:t>
       </w:r>
     </w:p>
     <w:p>
@@ -4514,7 +3673,7 @@
           <w:sz w:val="20"/>
           <w:szCs w:val="20"/>
         </w:rPr>
-        <w:t>Al pronunciar la frase o realizar el gesto asociado, las acciones se ejecutan en orden, siempre que el control por voz o por gestos correspondiente esté activado.</w:t>
+        <w:t xml:space="preserve">Las aplicaciones registradas quedan asociadas a la cuenta del usuario y al computador en que se registran.</w:t>
       </w:r>
     </w:p>
     <w:p>
@@ -4536,7 +3695,123 @@
           <w:sz w:val="20"/>
           <w:szCs w:val="20"/>
         </w:rPr>
-        <w:t>Las acciones se ejecutan según su orden de ejecución (execution_order).</w:t>
+        <w:t xml:space="preserve">Si una acción OPEN_APP no tiene una aplicación registrada con ese nombre en el computador actual, el sistema solicita registrarla.</w:t>
+      </w:r>
+    </w:p>
+    <w:p>
+      <w:pPr>
+        <w:pStyle w:val="Ttulo2"/>
+        <w:jc w:val="both"/>
+        <w:rPr>
+          <w:rFonts w:ascii="Calibri" w:hAnsi="Calibri" w:cs="Calibri"/>
+        </w:rPr>
+      </w:pPr>
+      <w:bookmarkStart w:id="9" w:name="_Toc241875855"/>
+      <w:r>
+        <w:rPr>
+          <w:rFonts w:ascii="Calibri" w:hAnsi="Calibri" w:cs="Calibri"/>
+        </w:rPr>
+        <w:t>PB-42 – Ejecutar macros mediante voz o gestos</w:t>
+      </w:r>
+      <w:bookmarkEnd w:id="9"/>
+    </w:p>
+    <w:p>
+      <w:pPr>
+        <w:keepNext/>
+        <w:jc w:val="both"/>
+        <w:rPr>
+          <w:rFonts w:ascii="Calibri" w:hAnsi="Calibri" w:cs="Calibri"/>
+          <w:sz w:val="20"/>
+          <w:szCs w:val="20"/>
+        </w:rPr>
+      </w:pPr>
+      <w:r>
+        <w:rPr>
+          <w:rFonts w:ascii="Calibri" w:hAnsi="Calibri" w:cs="Calibri"/>
+          <w:b/>
+          <w:bCs/>
+          <w:sz w:val="20"/>
+          <w:szCs w:val="20"/>
+        </w:rPr>
+        <w:t>Descripción</w:t>
+      </w:r>
+    </w:p>
+    <w:p>
+      <w:pPr>
+        <w:jc w:val="both"/>
+        <w:rPr>
+          <w:rFonts w:ascii="Calibri" w:hAnsi="Calibri" w:cs="Calibri"/>
+          <w:sz w:val="20"/>
+          <w:szCs w:val="20"/>
+        </w:rPr>
+      </w:pPr>
+      <w:r>
+        <w:rPr>
+          <w:rFonts w:ascii="Calibri" w:hAnsi="Calibri" w:cs="Calibri"/>
+          <w:sz w:val="20"/>
+          <w:szCs w:val="20"/>
+        </w:rPr>
+        <w:t>El sistema deberá ejecutar las acciones de una macro, en el orden definido, cuando reconozca uno de sus activadores.</w:t>
+      </w:r>
+    </w:p>
+    <w:p>
+      <w:pPr>
+        <w:keepNext/>
+        <w:jc w:val="both"/>
+        <w:rPr>
+          <w:rFonts w:ascii="Calibri" w:hAnsi="Calibri" w:cs="Calibri"/>
+          <w:sz w:val="20"/>
+          <w:szCs w:val="20"/>
+        </w:rPr>
+      </w:pPr>
+      <w:r>
+        <w:rPr>
+          <w:rFonts w:ascii="Calibri" w:hAnsi="Calibri" w:cs="Calibri"/>
+          <w:b/>
+          <w:bCs/>
+          <w:sz w:val="20"/>
+          <w:szCs w:val="20"/>
+        </w:rPr>
+        <w:t>Resultado esperado</w:t>
+      </w:r>
+    </w:p>
+    <w:p>
+      <w:pPr>
+        <w:jc w:val="both"/>
+        <w:rPr>
+          <w:rFonts w:ascii="Calibri" w:hAnsi="Calibri" w:cs="Calibri"/>
+          <w:sz w:val="20"/>
+          <w:szCs w:val="20"/>
+        </w:rPr>
+      </w:pPr>
+      <w:r>
+        <w:rPr>
+          <w:rFonts w:ascii="Calibri" w:hAnsi="Calibri" w:cs="Calibri"/>
+          <w:sz w:val="20"/>
+          <w:szCs w:val="20"/>
+        </w:rPr>
+        <w:t>Al reconocer una frase o un gesto asociado a una macro, ErgoSense ejecutará cada una de sus acciones según el orden configurado.</w:t>
+      </w:r>
+    </w:p>
+    <w:p>
+      <w:pPr>
+        <w:keepNext/>
+        <w:jc w:val="both"/>
+        <w:rPr>
+          <w:rFonts w:ascii="Calibri" w:hAnsi="Calibri" w:cs="Calibri"/>
+          <w:sz w:val="20"/>
+          <w:szCs w:val="20"/>
+        </w:rPr>
+      </w:pPr>
+      <w:r>
+        <w:rPr>
+          <w:rFonts w:ascii="Calibri" w:hAnsi="Calibri" w:cs="Calibri"/>
+          <w:b/>
+          <w:bCs/>
+          <w:sz w:val="20"/>
+          <w:szCs w:val="20"/>
+        </w:rPr>
+        <w:t>Criterios de aceptación</w:t>
       </w:r>
     </w:p>
     <w:p>
@@ -4558,7 +3833,7 @@
           <w:sz w:val="20"/>
           <w:szCs w:val="20"/>
         </w:rPr>
-        <w:t>Una macro se ejecuta una sola vez por cada activación reconocida.</w:t>
+        <w:t>Al pronunciar la frase o realizar el gesto asociado, las acciones se ejecutan en orden, siempre que el control por voz o por gestos correspondiente esté activado.</w:t>
       </w:r>
     </w:p>
     <w:p>
@@ -4580,123 +3855,7 @@
           <w:sz w:val="20"/>
           <w:szCs w:val="20"/>
         </w:rPr>
-        <w:t>Las macros solo ejecutan los tipos de acción soportados.</w:t>
-      </w:r>
-    </w:p>
-    <w:p>
-      <w:pPr>
-        <w:pStyle w:val="Ttulo2"/>
-        <w:jc w:val="both"/>
-        <w:rPr>
-          <w:rFonts w:ascii="Calibri" w:hAnsi="Calibri" w:cs="Calibri"/>
-        </w:rPr>
-      </w:pPr>
-      <w:bookmarkStart w:id="10" w:name="_Toc241875856"/>
-      <w:r>
-        <w:rPr>
-          <w:rFonts w:ascii="Calibri" w:hAnsi="Calibri" w:cs="Calibri"/>
-        </w:rPr>
-        <w:t>PB-43 – Activar y desactivar macros</w:t>
-      </w:r>
-      <w:bookmarkEnd w:id="10"/>
-    </w:p>
-    <w:p>
-      <w:pPr>
-        <w:keepNext/>
-        <w:jc w:val="both"/>
-        <w:rPr>
-          <w:rFonts w:ascii="Calibri" w:hAnsi="Calibri" w:cs="Calibri"/>
-          <w:sz w:val="20"/>
-          <w:szCs w:val="20"/>
-        </w:rPr>
-      </w:pPr>
-      <w:r>
-        <w:rPr>
-          <w:rFonts w:ascii="Calibri" w:hAnsi="Calibri" w:cs="Calibri"/>
-          <w:b/>
-          <w:bCs/>
-          <w:sz w:val="20"/>
-          <w:szCs w:val="20"/>
-        </w:rPr>
-        <w:t>Descripción</w:t>
-      </w:r>
-    </w:p>
-    <w:p>
-      <w:pPr>
-        <w:jc w:val="both"/>
-        <w:rPr>
-          <w:rFonts w:ascii="Calibri" w:hAnsi="Calibri" w:cs="Calibri"/>
-          <w:sz w:val="20"/>
-          <w:szCs w:val="20"/>
-        </w:rPr>
-      </w:pPr>
-      <w:r>
-        <w:rPr>
-          <w:rFonts w:ascii="Calibri" w:hAnsi="Calibri" w:cs="Calibri"/>
-          <w:sz w:val="20"/>
-          <w:szCs w:val="20"/>
-        </w:rPr>
-        <w:t>El usuario deberá poder activar o desactivar cada macro sin necesidad de eliminarla.</w:t>
-      </w:r>
-    </w:p>
-    <w:p>
-      <w:pPr>
-        <w:keepNext/>
-        <w:jc w:val="both"/>
-        <w:rPr>
-          <w:rFonts w:ascii="Calibri" w:hAnsi="Calibri" w:cs="Calibri"/>
-          <w:sz w:val="20"/>
-          <w:szCs w:val="20"/>
-        </w:rPr>
-      </w:pPr>
-      <w:r>
-        <w:rPr>
-          <w:rFonts w:ascii="Calibri" w:hAnsi="Calibri" w:cs="Calibri"/>
-          <w:b/>
-          <w:bCs/>
-          <w:sz w:val="20"/>
-          <w:szCs w:val="20"/>
-        </w:rPr>
-        <w:t>Resultado esperado</w:t>
-      </w:r>
-    </w:p>
-    <w:p>
-      <w:pPr>
-        <w:jc w:val="both"/>
-        <w:rPr>
-          <w:rFonts w:ascii="Calibri" w:hAnsi="Calibri" w:cs="Calibri"/>
-          <w:sz w:val="20"/>
-          <w:szCs w:val="20"/>
-        </w:rPr>
-      </w:pPr>
-      <w:r>
-        <w:rPr>
-          <w:rFonts w:ascii="Calibri" w:hAnsi="Calibri" w:cs="Calibri"/>
-          <w:sz w:val="20"/>
-          <w:szCs w:val="20"/>
-        </w:rPr>
-        <w:t>Cada macro contará con un estado de activación que el usuario podrá cambiar desde la interfaz.</w:t>
-      </w:r>
-    </w:p>
-    <w:p>
-      <w:pPr>
-        <w:keepNext/>
-        <w:jc w:val="both"/>
-        <w:rPr>
-          <w:rFonts w:ascii="Calibri" w:hAnsi="Calibri" w:cs="Calibri"/>
-          <w:sz w:val="20"/>
-          <w:szCs w:val="20"/>
-        </w:rPr>
-      </w:pPr>
-      <w:r>
-        <w:rPr>
-          <w:rFonts w:ascii="Calibri" w:hAnsi="Calibri" w:cs="Calibri"/>
-          <w:b/>
-          <w:bCs/>
-          <w:sz w:val="20"/>
-          <w:szCs w:val="20"/>
-        </w:rPr>
-        <w:t>Criterios de aceptación</w:t>
+        <w:t>Las acciones se ejecutan según su orden de ejecución (execution_order).</w:t>
       </w:r>
     </w:p>
     <w:p>
@@ -4718,7 +3877,7 @@
           <w:sz w:val="20"/>
           <w:szCs w:val="20"/>
         </w:rPr>
-        <w:t>Las macros desactivadas no se ejecutan aunque se reconozca alguno de sus activadores.</w:t>
+        <w:t>Una macro se ejecuta una sola vez por cada activación reconocida.</w:t>
       </w:r>
     </w:p>
     <w:p>
@@ -4740,7 +3899,123 @@
           <w:sz w:val="20"/>
           <w:szCs w:val="20"/>
         </w:rPr>
-        <w:t>El estado de la macro se mantiene al reiniciar la aplicación.</w:t>
+        <w:t>Las macros solo ejecutan los tipos de acción soportados.</w:t>
+      </w:r>
+    </w:p>
+    <w:p>
+      <w:pPr>
+        <w:pStyle w:val="Ttulo2"/>
+        <w:jc w:val="both"/>
+        <w:rPr>
+          <w:rFonts w:ascii="Calibri" w:hAnsi="Calibri" w:cs="Calibri"/>
+        </w:rPr>
+      </w:pPr>
+      <w:bookmarkStart w:id="10" w:name="_Toc241875856"/>
+      <w:r>
+        <w:rPr>
+          <w:rFonts w:ascii="Calibri" w:hAnsi="Calibri" w:cs="Calibri"/>
+        </w:rPr>
+        <w:t>PB-43 – Activar y desactivar macros</w:t>
+      </w:r>
+      <w:bookmarkEnd w:id="10"/>
+    </w:p>
+    <w:p>
+      <w:pPr>
+        <w:keepNext/>
+        <w:jc w:val="both"/>
+        <w:rPr>
+          <w:rFonts w:ascii="Calibri" w:hAnsi="Calibri" w:cs="Calibri"/>
+          <w:sz w:val="20"/>
+          <w:szCs w:val="20"/>
+        </w:rPr>
+      </w:pPr>
+      <w:r>
+        <w:rPr>
+          <w:rFonts w:ascii="Calibri" w:hAnsi="Calibri" w:cs="Calibri"/>
+          <w:b/>
+          <w:bCs/>
+          <w:sz w:val="20"/>
+          <w:szCs w:val="20"/>
+        </w:rPr>
+        <w:t>Descripción</w:t>
+      </w:r>
+    </w:p>
+    <w:p>
+      <w:pPr>
+        <w:jc w:val="both"/>
+        <w:rPr>
+          <w:rFonts w:ascii="Calibri" w:hAnsi="Calibri" w:cs="Calibri"/>
+          <w:sz w:val="20"/>
+          <w:szCs w:val="20"/>
+        </w:rPr>
+      </w:pPr>
+      <w:r>
+        <w:rPr>
+          <w:rFonts w:ascii="Calibri" w:hAnsi="Calibri" w:cs="Calibri"/>
+          <w:sz w:val="20"/>
+          <w:szCs w:val="20"/>
+        </w:rPr>
+        <w:t>El usuario deberá poder activar o desactivar cada macro sin necesidad de eliminarla.</w:t>
+      </w:r>
+    </w:p>
+    <w:p>
+      <w:pPr>
+        <w:keepNext/>
+        <w:jc w:val="both"/>
+        <w:rPr>
+          <w:rFonts w:ascii="Calibri" w:hAnsi="Calibri" w:cs="Calibri"/>
+          <w:sz w:val="20"/>
+          <w:szCs w:val="20"/>
+        </w:rPr>
+      </w:pPr>
+      <w:r>
+        <w:rPr>
+          <w:rFonts w:ascii="Calibri" w:hAnsi="Calibri" w:cs="Calibri"/>
+          <w:b/>
+          <w:bCs/>
+          <w:sz w:val="20"/>
+          <w:szCs w:val="20"/>
+        </w:rPr>
+        <w:t>Resultado esperado</w:t>
+      </w:r>
+    </w:p>
+    <w:p>
+      <w:pPr>
+        <w:jc w:val="both"/>
+        <w:rPr>
+          <w:rFonts w:ascii="Calibri" w:hAnsi="Calibri" w:cs="Calibri"/>
+          <w:sz w:val="20"/>
+          <w:szCs w:val="20"/>
+        </w:rPr>
+      </w:pPr>
+      <w:r>
+        <w:rPr>
+          <w:rFonts w:ascii="Calibri" w:hAnsi="Calibri" w:cs="Calibri"/>
+          <w:sz w:val="20"/>
+          <w:szCs w:val="20"/>
+        </w:rPr>
+        <w:t>Cada macro contará con un estado de activación que el usuario podrá cambiar desde la interfaz.</w:t>
+      </w:r>
+    </w:p>
+    <w:p>
+      <w:pPr>
+        <w:keepNext/>
+        <w:jc w:val="both"/>
+        <w:rPr>
+          <w:rFonts w:ascii="Calibri" w:hAnsi="Calibri" w:cs="Calibri"/>
+          <w:sz w:val="20"/>
+          <w:szCs w:val="20"/>
+        </w:rPr>
+      </w:pPr>
+      <w:r>
+        <w:rPr>
+          <w:rFonts w:ascii="Calibri" w:hAnsi="Calibri" w:cs="Calibri"/>
+          <w:b/>
+          <w:bCs/>
+          <w:sz w:val="20"/>
+          <w:szCs w:val="20"/>
+        </w:rPr>
+        <w:t>Criterios de aceptación</w:t>
       </w:r>
     </w:p>
     <w:p>
@@ -4762,123 +4037,7 @@
           <w:sz w:val="20"/>
           <w:szCs w:val="20"/>
         </w:rPr>
-        <w:t>Al reactivar una macro, vuelve a ejecutarse sin necesidad de configurarla nuevamente.</w:t>
-      </w:r>
-    </w:p>
-    <w:p>
-      <w:pPr>
-        <w:pStyle w:val="Ttulo2"/>
-        <w:jc w:val="both"/>
-        <w:rPr>
-          <w:rFonts w:ascii="Calibri" w:hAnsi="Calibri" w:cs="Calibri"/>
-        </w:rPr>
-      </w:pPr>
-      <w:bookmarkStart w:id="11" w:name="_Toc241875857"/>
-      <w:r>
-        <w:rPr>
-          <w:rFonts w:ascii="Calibri" w:hAnsi="Calibri" w:cs="Calibri"/>
-        </w:rPr>
-        <w:t>PB-44 – Validar activadores de macros</w:t>
-      </w:r>
-      <w:bookmarkEnd w:id="11"/>
-    </w:p>
-    <w:p>
-      <w:pPr>
-        <w:keepNext/>
-        <w:jc w:val="both"/>
-        <w:rPr>
-          <w:rFonts w:ascii="Calibri" w:hAnsi="Calibri" w:cs="Calibri"/>
-          <w:sz w:val="20"/>
-          <w:szCs w:val="20"/>
-        </w:rPr>
-      </w:pPr>
-      <w:r>
-        <w:rPr>
-          <w:rFonts w:ascii="Calibri" w:hAnsi="Calibri" w:cs="Calibri"/>
-          <w:b/>
-          <w:bCs/>
-          <w:sz w:val="20"/>
-          <w:szCs w:val="20"/>
-        </w:rPr>
-        <w:t>Descripción</w:t>
-      </w:r>
-    </w:p>
-    <w:p>
-      <w:pPr>
-        <w:jc w:val="both"/>
-        <w:rPr>
-          <w:rFonts w:ascii="Calibri" w:hAnsi="Calibri" w:cs="Calibri"/>
-          <w:sz w:val="20"/>
-          <w:szCs w:val="20"/>
-        </w:rPr>
-      </w:pPr>
-      <w:r>
-        <w:rPr>
-          <w:rFonts w:ascii="Calibri" w:hAnsi="Calibri" w:cs="Calibri"/>
-          <w:sz w:val="20"/>
-          <w:szCs w:val="20"/>
-        </w:rPr>
-        <w:t>El sistema deberá evitar que una misma frase o gesto se asigne a más de una macro o entre en conflicto con los comandos de voz y gestos predefinidos.</w:t>
-      </w:r>
-    </w:p>
-    <w:p>
-      <w:pPr>
-        <w:keepNext/>
-        <w:jc w:val="both"/>
-        <w:rPr>
-          <w:rFonts w:ascii="Calibri" w:hAnsi="Calibri" w:cs="Calibri"/>
-          <w:sz w:val="20"/>
-          <w:szCs w:val="20"/>
-        </w:rPr>
-      </w:pPr>
-      <w:r>
-        <w:rPr>
-          <w:rFonts w:ascii="Calibri" w:hAnsi="Calibri" w:cs="Calibri"/>
-          <w:b/>
-          <w:bCs/>
-          <w:sz w:val="20"/>
-          <w:szCs w:val="20"/>
-        </w:rPr>
-        <w:t>Resultado esperado</w:t>
-      </w:r>
-    </w:p>
-    <w:p>
-      <w:pPr>
-        <w:jc w:val="both"/>
-        <w:rPr>
-          <w:rFonts w:ascii="Calibri" w:hAnsi="Calibri" w:cs="Calibri"/>
-          <w:sz w:val="20"/>
-          <w:szCs w:val="20"/>
-        </w:rPr>
-      </w:pPr>
-      <w:r>
-        <w:rPr>
-          <w:rFonts w:ascii="Calibri" w:hAnsi="Calibri" w:cs="Calibri"/>
-          <w:sz w:val="20"/>
-          <w:szCs w:val="20"/>
-        </w:rPr>
-        <w:t>Antes de guardar un activador, el sistema comprobará que no esté asignado a otra macro ni coincida con un comando de voz base o con un gesto que tenga una acción predefinida.</w:t>
-      </w:r>
-    </w:p>
-    <w:p>
-      <w:pPr>
-        <w:keepNext/>
-        <w:jc w:val="both"/>
-        <w:rPr>
-          <w:rFonts w:ascii="Calibri" w:hAnsi="Calibri" w:cs="Calibri"/>
-          <w:sz w:val="20"/>
-          <w:szCs w:val="20"/>
-        </w:rPr>
-      </w:pPr>
-      <w:r>
-        <w:rPr>
-          <w:rFonts w:ascii="Calibri" w:hAnsi="Calibri" w:cs="Calibri"/>
-          <w:b/>
-          <w:bCs/>
-          <w:sz w:val="20"/>
-          <w:szCs w:val="20"/>
-        </w:rPr>
-        <w:t>Criterios de aceptación</w:t>
+        <w:t>Las macros desactivadas no se ejecutan aunque se reconozca alguno de sus activadores.</w:t>
       </w:r>
     </w:p>
     <w:p>
@@ -4900,7 +4059,7 @@
           <w:sz w:val="20"/>
           <w:szCs w:val="20"/>
         </w:rPr>
-        <w:t>Al intentar registrar un activador ya utilizado, el sistema informa el conflicto y no lo guarda.</w:t>
+        <w:t>El estado de la macro se mantiene al reiniciar la aplicación.</w:t>
       </w:r>
     </w:p>
     <w:p>
@@ -4922,7 +4081,123 @@
           <w:sz w:val="20"/>
           <w:szCs w:val="20"/>
         </w:rPr>
-        <w:t>No se permite repetir una frase o un gesto entre distintas macros.</w:t>
+        <w:t>Al reactivar una macro, vuelve a ejecutarse sin necesidad de configurarla nuevamente.</w:t>
+      </w:r>
+    </w:p>
+    <w:p>
+      <w:pPr>
+        <w:pStyle w:val="Ttulo2"/>
+        <w:jc w:val="both"/>
+        <w:rPr>
+          <w:rFonts w:ascii="Calibri" w:hAnsi="Calibri" w:cs="Calibri"/>
+        </w:rPr>
+      </w:pPr>
+      <w:bookmarkStart w:id="11" w:name="_Toc241875857"/>
+      <w:r>
+        <w:rPr>
+          <w:rFonts w:ascii="Calibri" w:hAnsi="Calibri" w:cs="Calibri"/>
+        </w:rPr>
+        <w:t>PB-44 – Validar activadores de macros</w:t>
+      </w:r>
+      <w:bookmarkEnd w:id="11"/>
+    </w:p>
+    <w:p>
+      <w:pPr>
+        <w:keepNext/>
+        <w:jc w:val="both"/>
+        <w:rPr>
+          <w:rFonts w:ascii="Calibri" w:hAnsi="Calibri" w:cs="Calibri"/>
+          <w:sz w:val="20"/>
+          <w:szCs w:val="20"/>
+        </w:rPr>
+      </w:pPr>
+      <w:r>
+        <w:rPr>
+          <w:rFonts w:ascii="Calibri" w:hAnsi="Calibri" w:cs="Calibri"/>
+          <w:b/>
+          <w:bCs/>
+          <w:sz w:val="20"/>
+          <w:szCs w:val="20"/>
+        </w:rPr>
+        <w:t>Descripción</w:t>
+      </w:r>
+    </w:p>
+    <w:p>
+      <w:pPr>
+        <w:jc w:val="both"/>
+        <w:rPr>
+          <w:rFonts w:ascii="Calibri" w:hAnsi="Calibri" w:cs="Calibri"/>
+          <w:sz w:val="20"/>
+          <w:szCs w:val="20"/>
+        </w:rPr>
+      </w:pPr>
+      <w:r>
+        <w:rPr>
+          <w:rFonts w:ascii="Calibri" w:hAnsi="Calibri" w:cs="Calibri"/>
+          <w:sz w:val="20"/>
+          <w:szCs w:val="20"/>
+        </w:rPr>
+        <w:t>El sistema deberá evitar que una misma frase o gesto se asigne a más de una macro o entre en conflicto con los comandos de voz y gestos predefinidos.</w:t>
+      </w:r>
+    </w:p>
+    <w:p>
+      <w:pPr>
+        <w:keepNext/>
+        <w:jc w:val="both"/>
+        <w:rPr>
+          <w:rFonts w:ascii="Calibri" w:hAnsi="Calibri" w:cs="Calibri"/>
+          <w:sz w:val="20"/>
+          <w:szCs w:val="20"/>
+        </w:rPr>
+      </w:pPr>
+      <w:r>
+        <w:rPr>
+          <w:rFonts w:ascii="Calibri" w:hAnsi="Calibri" w:cs="Calibri"/>
+          <w:b/>
+          <w:bCs/>
+          <w:sz w:val="20"/>
+          <w:szCs w:val="20"/>
+        </w:rPr>
+        <w:t>Resultado esperado</w:t>
+      </w:r>
+    </w:p>
+    <w:p>
+      <w:pPr>
+        <w:jc w:val="both"/>
+        <w:rPr>
+          <w:rFonts w:ascii="Calibri" w:hAnsi="Calibri" w:cs="Calibri"/>
+          <w:sz w:val="20"/>
+          <w:szCs w:val="20"/>
+        </w:rPr>
+      </w:pPr>
+      <w:r>
+        <w:rPr>
+          <w:rFonts w:ascii="Calibri" w:hAnsi="Calibri" w:cs="Calibri"/>
+          <w:sz w:val="20"/>
+          <w:szCs w:val="20"/>
+        </w:rPr>
+        <w:t>Antes de guardar un activador, el sistema comprobará que no esté asignado a otra macro ni coincida con un comando de voz base o con un gesto que tenga una acción predefinida.</w:t>
+      </w:r>
+    </w:p>
+    <w:p>
+      <w:pPr>
+        <w:keepNext/>
+        <w:jc w:val="both"/>
+        <w:rPr>
+          <w:rFonts w:ascii="Calibri" w:hAnsi="Calibri" w:cs="Calibri"/>
+          <w:sz w:val="20"/>
+          <w:szCs w:val="20"/>
+        </w:rPr>
+      </w:pPr>
+      <w:r>
+        <w:rPr>
+          <w:rFonts w:ascii="Calibri" w:hAnsi="Calibri" w:cs="Calibri"/>
+          <w:b/>
+          <w:bCs/>
+          <w:sz w:val="20"/>
+          <w:szCs w:val="20"/>
+        </w:rPr>
+        <w:t>Criterios de aceptación</w:t>
       </w:r>
     </w:p>
     <w:p>
@@ -4944,7 +4219,7 @@
           <w:sz w:val="20"/>
           <w:szCs w:val="20"/>
         </w:rPr>
-        <w:t>No se permite utilizar una frase que coincida con un comando de voz base.</w:t>
+        <w:t>Al intentar registrar un activador ya utilizado, el sistema informa el conflicto y no lo guarda.</w:t>
       </w:r>
     </w:p>
     <w:p>
@@ -4966,123 +4241,7 @@
           <w:sz w:val="20"/>
           <w:szCs w:val="20"/>
         </w:rPr>
-        <w:t>No se permite utilizar un gesto que tenga una acción predefinida.</w:t>
-      </w:r>
-    </w:p>
-    <w:p>
-      <w:pPr>
-        <w:pStyle w:val="Ttulo2"/>
-        <w:jc w:val="both"/>
-        <w:rPr>
-          <w:rFonts w:ascii="Calibri" w:hAnsi="Calibri" w:cs="Calibri"/>
-        </w:rPr>
-      </w:pPr>
-      <w:bookmarkStart w:id="12" w:name="_Toc241875858"/>
-      <w:r>
-        <w:rPr>
-          <w:rFonts w:ascii="Calibri" w:hAnsi="Calibri" w:cs="Calibri"/>
-        </w:rPr>
-        <w:t>PB-45 – Integrar base de datos con los módulos</w:t>
-      </w:r>
-      <w:bookmarkEnd w:id="12"/>
-    </w:p>
-    <w:p>
-      <w:pPr>
-        <w:keepNext/>
-        <w:jc w:val="both"/>
-        <w:rPr>
-          <w:rFonts w:ascii="Calibri" w:hAnsi="Calibri" w:cs="Calibri"/>
-          <w:sz w:val="20"/>
-          <w:szCs w:val="20"/>
-        </w:rPr>
-      </w:pPr>
-      <w:r>
-        <w:rPr>
-          <w:rFonts w:ascii="Calibri" w:hAnsi="Calibri" w:cs="Calibri"/>
-          <w:b/>
-          <w:bCs/>
-          <w:sz w:val="20"/>
-          <w:szCs w:val="20"/>
-        </w:rPr>
-        <w:t>Descripción</w:t>
-      </w:r>
-    </w:p>
-    <w:p>
-      <w:pPr>
-        <w:jc w:val="both"/>
-        <w:rPr>
-          <w:rFonts w:ascii="Calibri" w:hAnsi="Calibri" w:cs="Calibri"/>
-          <w:sz w:val="20"/>
-          <w:szCs w:val="20"/>
-        </w:rPr>
-      </w:pPr>
-      <w:r>
-        <w:rPr>
-          <w:rFonts w:ascii="Calibri" w:hAnsi="Calibri" w:cs="Calibri"/>
-          <w:sz w:val="20"/>
-          <w:szCs w:val="20"/>
-        </w:rPr>
-        <w:t>Los módulos de monitoreo, configuración, voz, gestos, macros e interfaz deberán almacenar y recuperar su información desde la base de datos local.</w:t>
-      </w:r>
-    </w:p>
-    <w:p>
-      <w:pPr>
-        <w:keepNext/>
-        <w:jc w:val="both"/>
-        <w:rPr>
-          <w:rFonts w:ascii="Calibri" w:hAnsi="Calibri" w:cs="Calibri"/>
-          <w:sz w:val="20"/>
-          <w:szCs w:val="20"/>
-        </w:rPr>
-      </w:pPr>
-      <w:r>
-        <w:rPr>
-          <w:rFonts w:ascii="Calibri" w:hAnsi="Calibri" w:cs="Calibri"/>
-          <w:b/>
-          <w:bCs/>
-          <w:sz w:val="20"/>
-          <w:szCs w:val="20"/>
-        </w:rPr>
-        <w:t>Resultado esperado</w:t>
-      </w:r>
-    </w:p>
-    <w:p>
-      <w:pPr>
-        <w:jc w:val="both"/>
-        <w:rPr>
-          <w:rFonts w:ascii="Calibri" w:hAnsi="Calibri" w:cs="Calibri"/>
-          <w:sz w:val="20"/>
-          <w:szCs w:val="20"/>
-        </w:rPr>
-      </w:pPr>
-      <w:r>
-        <w:rPr>
-          <w:rFonts w:ascii="Calibri" w:hAnsi="Calibri" w:cs="Calibri"/>
-          <w:sz w:val="20"/>
-          <w:szCs w:val="20"/>
-        </w:rPr>
-        <w:t>Todos los módulos de ErgoSense guardarán y recuperarán su información desde la base de datos: perfil, configuración, sesiones, pausas, macros, activadores, acciones y aplicaciones.</w:t>
-      </w:r>
-    </w:p>
-    <w:p>
-      <w:pPr>
-        <w:keepNext/>
-        <w:jc w:val="both"/>
-        <w:rPr>
-          <w:rFonts w:ascii="Calibri" w:hAnsi="Calibri" w:cs="Calibri"/>
-          <w:sz w:val="20"/>
-          <w:szCs w:val="20"/>
-        </w:rPr>
-      </w:pPr>
-      <w:r>
-        <w:rPr>
-          <w:rFonts w:ascii="Calibri" w:hAnsi="Calibri" w:cs="Calibri"/>
-          <w:b/>
-          <w:bCs/>
-          <w:sz w:val="20"/>
-          <w:szCs w:val="20"/>
-        </w:rPr>
-        <w:t>Criterios de aceptación</w:t>
+        <w:t>No se permite repetir una frase o un gesto entre distintas macros.</w:t>
       </w:r>
     </w:p>
     <w:p>
@@ -5104,7 +4263,7 @@
           <w:sz w:val="20"/>
           <w:szCs w:val="20"/>
         </w:rPr>
-        <w:t>La información generada por cada módulo se guarda correctamente y se recupera al volver a iniciar la aplicación.</w:t>
+        <w:t>No se permite utilizar una frase que coincida con un comando de voz base.</w:t>
       </w:r>
     </w:p>
     <w:p>
@@ -5126,7 +4285,123 @@
           <w:sz w:val="20"/>
           <w:szCs w:val="20"/>
         </w:rPr>
-        <w:t>El monitoreo registra sesiones y pausas; la configuración, las preferencias del usuario; y el módulo de macros, sus macros, activadores, acciones y aplicaciones.</w:t>
+        <w:t>No se permite utilizar un gesto que tenga una acción predefinida.</w:t>
+      </w:r>
+    </w:p>
+    <w:p>
+      <w:pPr>
+        <w:pStyle w:val="Ttulo2"/>
+        <w:jc w:val="both"/>
+        <w:rPr>
+          <w:rFonts w:ascii="Calibri" w:hAnsi="Calibri" w:cs="Calibri"/>
+        </w:rPr>
+      </w:pPr>
+      <w:bookmarkStart w:id="12" w:name="_Toc241875858"/>
+      <w:r>
+        <w:rPr>
+          <w:rFonts w:ascii="Calibri" w:hAnsi="Calibri" w:cs="Calibri"/>
+        </w:rPr>
+        <w:t>PB-45 – Integrar base de datos con los módulos</w:t>
+      </w:r>
+      <w:bookmarkEnd w:id="12"/>
+    </w:p>
+    <w:p>
+      <w:pPr>
+        <w:keepNext/>
+        <w:jc w:val="both"/>
+        <w:rPr>
+          <w:rFonts w:ascii="Calibri" w:hAnsi="Calibri" w:cs="Calibri"/>
+          <w:sz w:val="20"/>
+          <w:szCs w:val="20"/>
+        </w:rPr>
+      </w:pPr>
+      <w:r>
+        <w:rPr>
+          <w:rFonts w:ascii="Calibri" w:hAnsi="Calibri" w:cs="Calibri"/>
+          <w:b/>
+          <w:bCs/>
+          <w:sz w:val="20"/>
+          <w:szCs w:val="20"/>
+        </w:rPr>
+        <w:t>Descripción</w:t>
+      </w:r>
+    </w:p>
+    <w:p>
+      <w:pPr>
+        <w:jc w:val="both"/>
+        <w:rPr>
+          <w:rFonts w:ascii="Calibri" w:hAnsi="Calibri" w:cs="Calibri"/>
+          <w:sz w:val="20"/>
+          <w:szCs w:val="20"/>
+        </w:rPr>
+      </w:pPr>
+      <w:r>
+        <w:rPr>
+          <w:rFonts w:ascii="Calibri" w:hAnsi="Calibri" w:cs="Calibri"/>
+          <w:sz w:val="20"/>
+          <w:szCs w:val="20"/>
+        </w:rPr>
+        <w:t xml:space="preserve">Los módulos de monitoreo, configuración, voz, gestos, macros e interfaz deberán almacenar y recuperar su información desde la base de datos del servidor, a través de la API.</w:t>
+      </w:r>
+    </w:p>
+    <w:p>
+      <w:pPr>
+        <w:keepNext/>
+        <w:jc w:val="both"/>
+        <w:rPr>
+          <w:rFonts w:ascii="Calibri" w:hAnsi="Calibri" w:cs="Calibri"/>
+          <w:sz w:val="20"/>
+          <w:szCs w:val="20"/>
+        </w:rPr>
+      </w:pPr>
+      <w:r>
+        <w:rPr>
+          <w:rFonts w:ascii="Calibri" w:hAnsi="Calibri" w:cs="Calibri"/>
+          <w:b/>
+          <w:bCs/>
+          <w:sz w:val="20"/>
+          <w:szCs w:val="20"/>
+        </w:rPr>
+        <w:t>Resultado esperado</w:t>
+      </w:r>
+    </w:p>
+    <w:p>
+      <w:pPr>
+        <w:jc w:val="both"/>
+        <w:rPr>
+          <w:rFonts w:ascii="Calibri" w:hAnsi="Calibri" w:cs="Calibri"/>
+          <w:sz w:val="20"/>
+          <w:szCs w:val="20"/>
+        </w:rPr>
+      </w:pPr>
+      <w:r>
+        <w:rPr>
+          <w:rFonts w:ascii="Calibri" w:hAnsi="Calibri" w:cs="Calibri"/>
+          <w:sz w:val="20"/>
+          <w:szCs w:val="20"/>
+        </w:rPr>
+        <w:t xml:space="preserve">Todos los módulos de ErgoSense guardarán y recuperarán su información desde la base de datos del servidor: cuenta, configuración, sesiones, pausas, macros, activadores, acciones y aplicaciones.</w:t>
+      </w:r>
+    </w:p>
+    <w:p>
+      <w:pPr>
+        <w:keepNext/>
+        <w:jc w:val="both"/>
+        <w:rPr>
+          <w:rFonts w:ascii="Calibri" w:hAnsi="Calibri" w:cs="Calibri"/>
+          <w:sz w:val="20"/>
+          <w:szCs w:val="20"/>
+        </w:rPr>
+      </w:pPr>
+      <w:r>
+        <w:rPr>
+          <w:rFonts w:ascii="Calibri" w:hAnsi="Calibri" w:cs="Calibri"/>
+          <w:b/>
+          <w:bCs/>
+          <w:sz w:val="20"/>
+          <w:szCs w:val="20"/>
+        </w:rPr>
+        <w:t>Criterios de aceptación</w:t>
       </w:r>
     </w:p>
     <w:p>
@@ -5148,7 +4423,7 @@
           <w:sz w:val="20"/>
           <w:szCs w:val="20"/>
         </w:rPr>
-        <w:t>Los módulos de voz y gestos consultan las macros activas almacenadas.</w:t>
+        <w:t xml:space="preserve">La información generada por cada módulo se guarda correctamente y se recupera al volver a iniciar sesión, en cualquier computador.</w:t>
       </w:r>
     </w:p>
     <w:p>
@@ -5170,7 +4445,271 @@
           <w:sz w:val="20"/>
           <w:szCs w:val="20"/>
         </w:rPr>
+        <w:t>El monitoreo registra sesiones y pausas; la configuración, las preferencias del usuario; y el módulo de macros, sus macros, activadores, acciones y aplicaciones.</w:t>
+      </w:r>
+    </w:p>
+    <w:p>
+      <w:pPr>
+        <w:numPr>
+          <w:ilvl w:val="0"/>
+          <w:numId w:val="1"/>
+        </w:numPr>
+        <w:jc w:val="both"/>
+        <w:rPr>
+          <w:rFonts w:ascii="Calibri" w:hAnsi="Calibri" w:cs="Calibri"/>
+          <w:sz w:val="20"/>
+          <w:szCs w:val="20"/>
+        </w:rPr>
+      </w:pPr>
+      <w:r>
+        <w:rPr>
+          <w:rFonts w:ascii="Calibri" w:hAnsi="Calibri" w:cs="Calibri"/>
+          <w:sz w:val="20"/>
+          <w:szCs w:val="20"/>
+        </w:rPr>
+        <w:t>Los módulos de voz y gestos consultan las macros activas almacenadas.</w:t>
+      </w:r>
+    </w:p>
+    <w:p>
+      <w:pPr>
+        <w:numPr>
+          <w:ilvl w:val="0"/>
+          <w:numId w:val="1"/>
+        </w:numPr>
+        <w:jc w:val="both"/>
+        <w:rPr>
+          <w:rFonts w:ascii="Calibri" w:hAnsi="Calibri" w:cs="Calibri"/>
+          <w:sz w:val="20"/>
+          <w:szCs w:val="20"/>
+        </w:rPr>
+      </w:pPr>
+      <w:r>
+        <w:rPr>
+          <w:rFonts w:ascii="Calibri" w:hAnsi="Calibri" w:cs="Calibri"/>
+          <w:sz w:val="20"/>
+          <w:szCs w:val="20"/>
+        </w:rPr>
         <w:t>La información se mantiene consistente con las relaciones del modelo de datos.</w:t>
+      </w:r>
+    </w:p>
+    <w:p>
+      <w:pPr>
+        <w:pStyle w:val="Ttulo2"/>
+        <w:jc w:val="both"/>
+        <w:rPr>
+          <w:rFonts w:ascii="Calibri" w:hAnsi="Calibri" w:cs="Calibri"/>
+        </w:rPr>
+      </w:pPr>
+      <w:r>
+        <w:rPr>
+          <w:rFonts w:ascii="Calibri" w:hAnsi="Calibri" w:cs="Calibri"/>
+        </w:rPr>
+        <w:t xml:space="preserve">PB-50 – Gestionar pérdida de conexión</w:t>
+      </w:r>
+    </w:p>
+    <w:p>
+      <w:pPr>
+        <w:keepNext/>
+        <w:jc w:val="both"/>
+        <w:rPr>
+          <w:rFonts w:ascii="Calibri" w:hAnsi="Calibri" w:cs="Calibri"/>
+          <w:sz w:val="20"/>
+          <w:szCs w:val="20"/>
+        </w:rPr>
+      </w:pPr>
+      <w:r>
+        <w:rPr>
+          <w:rFonts w:ascii="Calibri" w:hAnsi="Calibri" w:cs="Calibri"/>
+          <w:b/>
+          <w:bCs/>
+          <w:sz w:val="20"/>
+          <w:szCs w:val="20"/>
+        </w:rPr>
+        <w:t xml:space="preserve">Descripción</w:t>
+      </w:r>
+    </w:p>
+    <w:p>
+      <w:pPr>
+        <w:jc w:val="both"/>
+        <w:rPr>
+          <w:rFonts w:ascii="Calibri" w:hAnsi="Calibri" w:cs="Calibri"/>
+          <w:sz w:val="20"/>
+          <w:szCs w:val="20"/>
+        </w:rPr>
+      </w:pPr>
+      <w:r>
+        <w:rPr>
+          <w:rFonts w:ascii="Calibri" w:hAnsi="Calibri" w:cs="Calibri"/>
+          <w:sz w:val="20"/>
+          <w:szCs w:val="20"/>
+        </w:rPr>
+        <w:t xml:space="preserve">Si se pierde la conexión con el servidor durante el uso, la aplicación deberá informarlo al usuario y conservar temporalmente los registros pendientes, como sesiones de uso y pausas, para enviarlos al recuperar la conexión.</w:t>
+      </w:r>
+    </w:p>
+    <w:p>
+      <w:pPr>
+        <w:jc w:val="both"/>
+        <w:rPr>
+          <w:rFonts w:ascii="Calibri" w:hAnsi="Calibri" w:cs="Calibri"/>
+          <w:sz w:val="20"/>
+          <w:szCs w:val="20"/>
+        </w:rPr>
+      </w:pPr>
+      <w:r>
+        <w:rPr>
+          <w:rFonts w:ascii="Calibri" w:hAnsi="Calibri" w:cs="Calibri"/>
+          <w:sz w:val="20"/>
+          <w:szCs w:val="20"/>
+        </w:rPr>
+        <w:t xml:space="preserve">La aplicación requiere conexión para iniciar sesión, pero una vez iniciada debe tolerar interrupciones temporales sin dejar de funcionar.</w:t>
+      </w:r>
+    </w:p>
+    <w:p>
+      <w:pPr>
+        <w:keepNext/>
+        <w:jc w:val="both"/>
+        <w:rPr>
+          <w:rFonts w:ascii="Calibri" w:hAnsi="Calibri" w:cs="Calibri"/>
+          <w:sz w:val="20"/>
+          <w:szCs w:val="20"/>
+        </w:rPr>
+      </w:pPr>
+      <w:r>
+        <w:rPr>
+          <w:rFonts w:ascii="Calibri" w:hAnsi="Calibri" w:cs="Calibri"/>
+          <w:b/>
+          <w:bCs/>
+          <w:sz w:val="20"/>
+          <w:szCs w:val="20"/>
+        </w:rPr>
+        <w:t xml:space="preserve">Resultado esperado</w:t>
+      </w:r>
+    </w:p>
+    <w:p>
+      <w:pPr>
+        <w:jc w:val="both"/>
+        <w:rPr>
+          <w:rFonts w:ascii="Calibri" w:hAnsi="Calibri" w:cs="Calibri"/>
+          <w:sz w:val="20"/>
+          <w:szCs w:val="20"/>
+        </w:rPr>
+      </w:pPr>
+      <w:r>
+        <w:rPr>
+          <w:rFonts w:ascii="Calibri" w:hAnsi="Calibri" w:cs="Calibri"/>
+          <w:sz w:val="20"/>
+          <w:szCs w:val="20"/>
+        </w:rPr>
+        <w:t xml:space="preserve">Ante una interrupción, el monitoreo, los avisos, los gestos, la voz y las macros seguirán funcionando con la información ya cargada, y los registros generados durante la interrupción se enviarán al servidor cuando la conexión se recupere.</w:t>
+      </w:r>
+    </w:p>
+    <w:p>
+      <w:pPr>
+        <w:keepNext/>
+        <w:jc w:val="both"/>
+        <w:rPr>
+          <w:rFonts w:ascii="Calibri" w:hAnsi="Calibri" w:cs="Calibri"/>
+          <w:sz w:val="20"/>
+          <w:szCs w:val="20"/>
+        </w:rPr>
+      </w:pPr>
+      <w:r>
+        <w:rPr>
+          <w:rFonts w:ascii="Calibri" w:hAnsi="Calibri" w:cs="Calibri"/>
+          <w:b/>
+          <w:bCs/>
+          <w:sz w:val="20"/>
+          <w:szCs w:val="20"/>
+        </w:rPr>
+        <w:t xml:space="preserve">Criterios de aceptación</w:t>
+      </w:r>
+    </w:p>
+    <w:p>
+      <w:pPr>
+        <w:numPr>
+          <w:ilvl w:val="0"/>
+          <w:numId w:val="1"/>
+        </w:numPr>
+        <w:jc w:val="both"/>
+        <w:rPr>
+          <w:rFonts w:ascii="Calibri" w:hAnsi="Calibri" w:cs="Calibri"/>
+          <w:sz w:val="20"/>
+          <w:szCs w:val="20"/>
+        </w:rPr>
+      </w:pPr>
+      <w:r>
+        <w:rPr>
+          <w:rFonts w:ascii="Calibri" w:hAnsi="Calibri" w:cs="Calibri"/>
+          <w:sz w:val="20"/>
+          <w:szCs w:val="20"/>
+        </w:rPr>
+        <w:t xml:space="preserve">Ante una pérdida de conexión se muestra un aviso al usuario.</w:t>
+      </w:r>
+    </w:p>
+    <w:p>
+      <w:pPr>
+        <w:numPr>
+          <w:ilvl w:val="0"/>
+          <w:numId w:val="1"/>
+        </w:numPr>
+        <w:jc w:val="both"/>
+        <w:rPr>
+          <w:rFonts w:ascii="Calibri" w:hAnsi="Calibri" w:cs="Calibri"/>
+          <w:sz w:val="20"/>
+          <w:szCs w:val="20"/>
+        </w:rPr>
+      </w:pPr>
+      <w:r>
+        <w:rPr>
+          <w:rFonts w:ascii="Calibri" w:hAnsi="Calibri" w:cs="Calibri"/>
+          <w:sz w:val="20"/>
+          <w:szCs w:val="20"/>
+        </w:rPr>
+        <w:t xml:space="preserve">El monitoreo, los avisos, los gestos, la voz y las macros siguen funcionando con la información ya cargada.</w:t>
+      </w:r>
+    </w:p>
+    <w:p>
+      <w:pPr>
+        <w:numPr>
+          <w:ilvl w:val="0"/>
+          <w:numId w:val="1"/>
+        </w:numPr>
+        <w:jc w:val="both"/>
+        <w:rPr>
+          <w:rFonts w:ascii="Calibri" w:hAnsi="Calibri" w:cs="Calibri"/>
+          <w:sz w:val="20"/>
+          <w:szCs w:val="20"/>
+        </w:rPr>
+      </w:pPr>
+      <w:r>
+        <w:rPr>
+          <w:rFonts w:ascii="Calibri" w:hAnsi="Calibri" w:cs="Calibri"/>
+          <w:sz w:val="20"/>
+          <w:szCs w:val="20"/>
+        </w:rPr>
+        <w:t xml:space="preserve">Los registros generados sin conexión se envían al servidor automáticamente al recuperarla.</w:t>
+      </w:r>
+    </w:p>
+    <w:p>
+      <w:pPr>
+        <w:numPr>
+          <w:ilvl w:val="0"/>
+          <w:numId w:val="1"/>
+        </w:numPr>
+        <w:jc w:val="both"/>
+        <w:rPr>
+          <w:rFonts w:ascii="Calibri" w:hAnsi="Calibri" w:cs="Calibri"/>
+          <w:sz w:val="20"/>
+          <w:szCs w:val="20"/>
+        </w:rPr>
+      </w:pPr>
+      <w:r>
+        <w:rPr>
+          <w:rFonts w:ascii="Calibri" w:hAnsi="Calibri" w:cs="Calibri"/>
+          <w:sz w:val="20"/>
+          <w:szCs w:val="20"/>
+        </w:rPr>
+        <w:t xml:space="preserve">No se pierden registros por una interrupción temporal mientras la aplicación permanezca abierta.</w:t>
       </w:r>
     </w:p>
     <w:p>
@@ -5399,7 +4938,7 @@
                 <w:sz w:val="20"/>
                 <w:szCs w:val="20"/>
               </w:rPr>
-              <w:t>SB05-T01</w:t>
+              <w:t xml:space="preserve">SB05-T01</w:t>
             </w:r>
           </w:p>
         </w:tc>
@@ -5422,7 +4961,7 @@
                 <w:sz w:val="20"/>
                 <w:szCs w:val="20"/>
               </w:rPr>
-              <w:t>PB-38</w:t>
+              <w:t xml:space="preserve">PB-38</w:t>
             </w:r>
           </w:p>
         </w:tc>
@@ -5445,7 +4984,7 @@
                 <w:sz w:val="20"/>
                 <w:szCs w:val="20"/>
               </w:rPr>
-              <w:t>Implementar creación de macros</w:t>
+              <w:t xml:space="preserve">Implementar creación de macros</w:t>
             </w:r>
           </w:p>
         </w:tc>
@@ -5468,7 +5007,7 @@
                 <w:sz w:val="20"/>
                 <w:szCs w:val="20"/>
               </w:rPr>
-              <w:t>Permitir crear una macro con nombre y descripción opcional, asociada al perfil.</w:t>
+              <w:t xml:space="preserve">Permitir crear una macro con nombre y descripción opcional, asociada a la cuenta.</w:t>
             </w:r>
           </w:p>
         </w:tc>
@@ -5491,7 +5030,7 @@
                 <w:sz w:val="20"/>
                 <w:szCs w:val="20"/>
               </w:rPr>
-              <w:t>Media</w:t>
+              <w:t xml:space="preserve">Media</w:t>
             </w:r>
           </w:p>
         </w:tc>
@@ -5999,7 +5538,7 @@
                 <w:sz w:val="20"/>
                 <w:szCs w:val="20"/>
               </w:rPr>
-              <w:t>SB05-T06</w:t>
+              <w:t xml:space="preserve">SB05-T06</w:t>
             </w:r>
           </w:p>
         </w:tc>
@@ -6022,7 +5561,7 @@
                 <w:sz w:val="20"/>
                 <w:szCs w:val="20"/>
               </w:rPr>
-              <w:t>PB-41</w:t>
+              <w:t xml:space="preserve">PB-41</w:t>
             </w:r>
           </w:p>
         </w:tc>
@@ -6045,7 +5584,7 @@
                 <w:sz w:val="20"/>
                 <w:szCs w:val="20"/>
               </w:rPr>
-              <w:t>Implementar registro de aplicaciones</w:t>
+              <w:t xml:space="preserve">Implementar registro de aplicaciones</w:t>
             </w:r>
           </w:p>
         </w:tc>
@@ -6068,7 +5607,7 @@
                 <w:sz w:val="20"/>
                 <w:szCs w:val="20"/>
               </w:rPr>
-              <w:t>Permitir registrar aplicaciones con nombre y ruta del ejecutable.</w:t>
+              <w:t xml:space="preserve">Permitir registrar aplicaciones con nombre y ruta del ejecutable, asociadas al computador actual.</w:t>
             </w:r>
           </w:p>
         </w:tc>
@@ -6091,7 +5630,7 @@
                 <w:sz w:val="20"/>
                 <w:szCs w:val="20"/>
               </w:rPr>
-              <w:t>Media</w:t>
+              <w:t xml:space="preserve">Media</w:t>
             </w:r>
           </w:p>
         </w:tc>
@@ -8039,7 +7578,7 @@
                 <w:sz w:val="20"/>
                 <w:szCs w:val="20"/>
               </w:rPr>
-              <w:t>SB05-T23</w:t>
+              <w:t xml:space="preserve">SB05-T23</w:t>
             </w:r>
           </w:p>
         </w:tc>
@@ -8062,7 +7601,7 @@
                 <w:sz w:val="20"/>
                 <w:szCs w:val="20"/>
               </w:rPr>
-              <w:t>PB-45</w:t>
+              <w:t xml:space="preserve">PB-45</w:t>
             </w:r>
           </w:p>
         </w:tc>
@@ -8085,7 +7624,7 @@
                 <w:sz w:val="20"/>
                 <w:szCs w:val="20"/>
               </w:rPr>
-              <w:t>Cargar información al iniciar</w:t>
+              <w:t xml:space="preserve">Cargar información al iniciar</w:t>
             </w:r>
           </w:p>
         </w:tc>
@@ -8108,7 +7647,7 @@
                 <w:sz w:val="20"/>
                 <w:szCs w:val="20"/>
               </w:rPr>
-              <w:t>Recuperar perfil, configuración y macros activas al abrir la aplicación.</w:t>
+              <w:t xml:space="preserve">Recuperar la configuración y las macros activas de la cuenta al iniciar sesión.</w:t>
             </w:r>
           </w:p>
         </w:tc>
@@ -8131,7 +7670,7 @@
                 <w:sz w:val="20"/>
                 <w:szCs w:val="20"/>
               </w:rPr>
-              <w:t>Alta</w:t>
+              <w:t xml:space="preserve">Alta</w:t>
             </w:r>
           </w:p>
         </w:tc>
@@ -8159,7 +7698,7 @@
                 <w:sz w:val="20"/>
                 <w:szCs w:val="20"/>
               </w:rPr>
-              <w:t>SB05-T24</w:t>
+              <w:t xml:space="preserve">SB05-T24</w:t>
             </w:r>
           </w:p>
         </w:tc>
@@ -8182,7 +7721,7 @@
                 <w:sz w:val="20"/>
                 <w:szCs w:val="20"/>
               </w:rPr>
-              <w:t>PB-38–PB-44</w:t>
+              <w:t xml:space="preserve">PB-50</w:t>
             </w:r>
           </w:p>
         </w:tc>
@@ -8205,7 +7744,7 @@
                 <w:sz w:val="20"/>
                 <w:szCs w:val="20"/>
               </w:rPr>
-              <w:t>Validar funcionamiento de macros</w:t>
+              <w:t xml:space="preserve">Detectar pérdida de conexión</w:t>
             </w:r>
           </w:p>
         </w:tc>
@@ -8228,7 +7767,7 @@
                 <w:sz w:val="20"/>
                 <w:szCs w:val="20"/>
               </w:rPr>
-              <w:t>Probar la creación, los activadores, las acciones y la ejecución de macros.</w:t>
+              <w:t xml:space="preserve">Identificar cuándo el servidor no responde e informar al usuario.</w:t>
             </w:r>
           </w:p>
         </w:tc>
@@ -8251,7 +7790,7 @@
                 <w:sz w:val="20"/>
                 <w:szCs w:val="20"/>
               </w:rPr>
-              <w:t>Media</w:t>
+              <w:t xml:space="preserve">Media</w:t>
             </w:r>
           </w:p>
         </w:tc>
@@ -8279,7 +7818,7 @@
                 <w:sz w:val="20"/>
                 <w:szCs w:val="20"/>
               </w:rPr>
-              <w:t>SB05-T25</w:t>
+              <w:t xml:space="preserve">SB05-T25</w:t>
             </w:r>
           </w:p>
         </w:tc>
@@ -8302,7 +7841,7 @@
                 <w:sz w:val="20"/>
                 <w:szCs w:val="20"/>
               </w:rPr>
-              <w:t>PB-45</w:t>
+              <w:t xml:space="preserve">PB-50</w:t>
             </w:r>
           </w:p>
         </w:tc>
@@ -8325,7 +7864,7 @@
                 <w:sz w:val="20"/>
                 <w:szCs w:val="20"/>
               </w:rPr>
-              <w:t>Validar persistencia integrada</w:t>
+              <w:t xml:space="preserve">Conservar registros pendientes</w:t>
             </w:r>
           </w:p>
         </w:tc>
@@ -8348,7 +7887,7 @@
                 <w:sz w:val="20"/>
                 <w:szCs w:val="20"/>
               </w:rPr>
-              <w:t>Comprobar que la información de todos los módulos se conserve al reiniciar.</w:t>
+              <w:t xml:space="preserve">Mantener en memoria los registros generados sin conexión y enviarlos al recuperarla.</w:t>
             </w:r>
           </w:p>
         </w:tc>
@@ -8371,7 +7910,7 @@
                 <w:sz w:val="20"/>
                 <w:szCs w:val="20"/>
               </w:rPr>
-              <w:t>Alta</w:t>
+              <w:t xml:space="preserve">Media</w:t>
             </w:r>
           </w:p>
         </w:tc>
@@ -8399,7 +7938,7 @@
                 <w:sz w:val="20"/>
                 <w:szCs w:val="20"/>
               </w:rPr>
-              <w:t>SB05-T26</w:t>
+              <w:t xml:space="preserve">SB05-T26</w:t>
             </w:r>
           </w:p>
         </w:tc>
@@ -8422,7 +7961,7 @@
                 <w:sz w:val="20"/>
                 <w:szCs w:val="20"/>
               </w:rPr>
-              <w:t>PB-38–PB-45</w:t>
+              <w:t xml:space="preserve">PB-50</w:t>
             </w:r>
           </w:p>
         </w:tc>
@@ -8445,7 +7984,7 @@
                 <w:sz w:val="20"/>
                 <w:szCs w:val="20"/>
               </w:rPr>
-              <w:t>Corregir errores detectados</w:t>
+              <w:t xml:space="preserve">Validar pérdida de conexión</w:t>
             </w:r>
           </w:p>
         </w:tc>
@@ -8468,7 +8007,7 @@
                 <w:sz w:val="20"/>
                 <w:szCs w:val="20"/>
               </w:rPr>
-              <w:t>Resolver los problemas encontrados durante las pruebas.</w:t>
+              <w:t xml:space="preserve">Comprobar que la aplicación siga funcionando y que los registros pendientes se envíen al reconectar.</w:t>
             </w:r>
           </w:p>
         </w:tc>
@@ -8491,7 +8030,367 @@
                 <w:sz w:val="20"/>
                 <w:szCs w:val="20"/>
               </w:rPr>
-              <w:t>Alta</w:t>
+              <w:t xml:space="preserve">Media</w:t>
+            </w:r>
+          </w:p>
+        </w:tc>
+      </w:tr>
+      <w:tr>
+        <w:trPr>
+          <w:cantSplit/>
+        </w:trPr>
+        <w:tc>
+          <w:tcPr>
+            <w:tcW w:w="1050" w:type="dxa"/>
+          </w:tcPr>
+          <w:p>
+            <w:pPr>
+              <w:spacing w:after="40"/>
+              <w:rPr>
+                <w:rFonts w:ascii="Calibri" w:hAnsi="Calibri" w:cs="Calibri"/>
+                <w:sz w:val="20"/>
+                <w:szCs w:val="20"/>
+              </w:rPr>
+            </w:pPr>
+            <w:r>
+              <w:rPr>
+                <w:rFonts w:ascii="Calibri" w:hAnsi="Calibri" w:cs="Calibri"/>
+                <w:sz w:val="20"/>
+                <w:szCs w:val="20"/>
+              </w:rPr>
+              <w:t xml:space="preserve">SB05-T27</w:t>
+            </w:r>
+          </w:p>
+        </w:tc>
+        <w:tc>
+          <w:tcPr>
+            <w:tcW w:w="1250" w:type="dxa"/>
+          </w:tcPr>
+          <w:p>
+            <w:pPr>
+              <w:spacing w:after="40"/>
+              <w:rPr>
+                <w:rFonts w:ascii="Calibri" w:hAnsi="Calibri" w:cs="Calibri"/>
+                <w:sz w:val="20"/>
+                <w:szCs w:val="20"/>
+              </w:rPr>
+            </w:pPr>
+            <w:r>
+              <w:rPr>
+                <w:rFonts w:ascii="Calibri" w:hAnsi="Calibri" w:cs="Calibri"/>
+                <w:sz w:val="20"/>
+                <w:szCs w:val="20"/>
+              </w:rPr>
+              <w:t xml:space="preserve">PB-38–PB-44</w:t>
+            </w:r>
+          </w:p>
+        </w:tc>
+        <w:tc>
+          <w:tcPr>
+            <w:tcW w:w="2200" w:type="dxa"/>
+          </w:tcPr>
+          <w:p>
+            <w:pPr>
+              <w:spacing w:after="40"/>
+              <w:rPr>
+                <w:rFonts w:ascii="Calibri" w:hAnsi="Calibri" w:cs="Calibri"/>
+                <w:sz w:val="20"/>
+                <w:szCs w:val="20"/>
+              </w:rPr>
+            </w:pPr>
+            <w:r>
+              <w:rPr>
+                <w:rFonts w:ascii="Calibri" w:hAnsi="Calibri" w:cs="Calibri"/>
+                <w:sz w:val="20"/>
+                <w:szCs w:val="20"/>
+              </w:rPr>
+              <w:t xml:space="preserve">Validar funcionamiento de macros</w:t>
+            </w:r>
+          </w:p>
+        </w:tc>
+        <w:tc>
+          <w:tcPr>
+            <w:tcW w:w="3238" w:type="dxa"/>
+          </w:tcPr>
+          <w:p>
+            <w:pPr>
+              <w:spacing w:after="40"/>
+              <w:rPr>
+                <w:rFonts w:ascii="Calibri" w:hAnsi="Calibri" w:cs="Calibri"/>
+                <w:sz w:val="20"/>
+                <w:szCs w:val="20"/>
+              </w:rPr>
+            </w:pPr>
+            <w:r>
+              <w:rPr>
+                <w:rFonts w:ascii="Calibri" w:hAnsi="Calibri" w:cs="Calibri"/>
+                <w:sz w:val="20"/>
+                <w:szCs w:val="20"/>
+              </w:rPr>
+              <w:t xml:space="preserve">Probar la creación, los activadores, las acciones y la ejecución de macros.</w:t>
+            </w:r>
+          </w:p>
+        </w:tc>
+        <w:tc>
+          <w:tcPr>
+            <w:tcW w:w="1100" w:type="dxa"/>
+          </w:tcPr>
+          <w:p>
+            <w:pPr>
+              <w:spacing w:after="40"/>
+              <w:rPr>
+                <w:rFonts w:ascii="Calibri" w:hAnsi="Calibri" w:cs="Calibri"/>
+                <w:sz w:val="20"/>
+                <w:szCs w:val="20"/>
+              </w:rPr>
+            </w:pPr>
+            <w:r>
+              <w:rPr>
+                <w:rFonts w:ascii="Calibri" w:hAnsi="Calibri" w:cs="Calibri"/>
+                <w:sz w:val="20"/>
+                <w:szCs w:val="20"/>
+              </w:rPr>
+              <w:t xml:space="preserve">Media</w:t>
+            </w:r>
+          </w:p>
+        </w:tc>
+      </w:tr>
+      <w:tr>
+        <w:trPr>
+          <w:cantSplit/>
+        </w:trPr>
+        <w:tc>
+          <w:tcPr>
+            <w:tcW w:w="1050" w:type="dxa"/>
+          </w:tcPr>
+          <w:p>
+            <w:pPr>
+              <w:spacing w:after="40"/>
+              <w:rPr>
+                <w:rFonts w:ascii="Calibri" w:hAnsi="Calibri" w:cs="Calibri"/>
+                <w:sz w:val="20"/>
+                <w:szCs w:val="20"/>
+              </w:rPr>
+            </w:pPr>
+            <w:r>
+              <w:rPr>
+                <w:rFonts w:ascii="Calibri" w:hAnsi="Calibri" w:cs="Calibri"/>
+                <w:sz w:val="20"/>
+                <w:szCs w:val="20"/>
+              </w:rPr>
+              <w:t xml:space="preserve">SB05-T28</w:t>
+            </w:r>
+          </w:p>
+        </w:tc>
+        <w:tc>
+          <w:tcPr>
+            <w:tcW w:w="1250" w:type="dxa"/>
+          </w:tcPr>
+          <w:p>
+            <w:pPr>
+              <w:spacing w:after="40"/>
+              <w:rPr>
+                <w:rFonts w:ascii="Calibri" w:hAnsi="Calibri" w:cs="Calibri"/>
+                <w:sz w:val="20"/>
+                <w:szCs w:val="20"/>
+              </w:rPr>
+            </w:pPr>
+            <w:r>
+              <w:rPr>
+                <w:rFonts w:ascii="Calibri" w:hAnsi="Calibri" w:cs="Calibri"/>
+                <w:sz w:val="20"/>
+                <w:szCs w:val="20"/>
+              </w:rPr>
+              <w:t xml:space="preserve">PB-45</w:t>
+            </w:r>
+          </w:p>
+        </w:tc>
+        <w:tc>
+          <w:tcPr>
+            <w:tcW w:w="2200" w:type="dxa"/>
+          </w:tcPr>
+          <w:p>
+            <w:pPr>
+              <w:spacing w:after="40"/>
+              <w:rPr>
+                <w:rFonts w:ascii="Calibri" w:hAnsi="Calibri" w:cs="Calibri"/>
+                <w:sz w:val="20"/>
+                <w:szCs w:val="20"/>
+              </w:rPr>
+            </w:pPr>
+            <w:r>
+              <w:rPr>
+                <w:rFonts w:ascii="Calibri" w:hAnsi="Calibri" w:cs="Calibri"/>
+                <w:sz w:val="20"/>
+                <w:szCs w:val="20"/>
+              </w:rPr>
+              <w:t xml:space="preserve">Validar persistencia integrada</w:t>
+            </w:r>
+          </w:p>
+        </w:tc>
+        <w:tc>
+          <w:tcPr>
+            <w:tcW w:w="3238" w:type="dxa"/>
+          </w:tcPr>
+          <w:p>
+            <w:pPr>
+              <w:spacing w:after="40"/>
+              <w:rPr>
+                <w:rFonts w:ascii="Calibri" w:hAnsi="Calibri" w:cs="Calibri"/>
+                <w:sz w:val="20"/>
+                <w:szCs w:val="20"/>
+              </w:rPr>
+            </w:pPr>
+            <w:r>
+              <w:rPr>
+                <w:rFonts w:ascii="Calibri" w:hAnsi="Calibri" w:cs="Calibri"/>
+                <w:sz w:val="20"/>
+                <w:szCs w:val="20"/>
+              </w:rPr>
+              <w:t xml:space="preserve">Comprobar que la información de todos los módulos se conserve al reiniciar.</w:t>
+            </w:r>
+          </w:p>
+        </w:tc>
+        <w:tc>
+          <w:tcPr>
+            <w:tcW w:w="1100" w:type="dxa"/>
+          </w:tcPr>
+          <w:p>
+            <w:pPr>
+              <w:spacing w:after="40"/>
+              <w:rPr>
+                <w:rFonts w:ascii="Calibri" w:hAnsi="Calibri" w:cs="Calibri"/>
+                <w:sz w:val="20"/>
+                <w:szCs w:val="20"/>
+              </w:rPr>
+            </w:pPr>
+            <w:r>
+              <w:rPr>
+                <w:rFonts w:ascii="Calibri" w:hAnsi="Calibri" w:cs="Calibri"/>
+                <w:sz w:val="20"/>
+                <w:szCs w:val="20"/>
+              </w:rPr>
+              <w:t xml:space="preserve">Alta</w:t>
+            </w:r>
+          </w:p>
+        </w:tc>
+      </w:tr>
+      <w:tr>
+        <w:trPr>
+          <w:cantSplit/>
+        </w:trPr>
+        <w:tc>
+          <w:tcPr>
+            <w:tcW w:w="1050" w:type="dxa"/>
+          </w:tcPr>
+          <w:p>
+            <w:pPr>
+              <w:spacing w:after="40"/>
+              <w:rPr>
+                <w:rFonts w:ascii="Calibri" w:hAnsi="Calibri" w:cs="Calibri"/>
+                <w:sz w:val="20"/>
+                <w:szCs w:val="20"/>
+              </w:rPr>
+            </w:pPr>
+            <w:r>
+              <w:rPr>
+                <w:rFonts w:ascii="Calibri" w:hAnsi="Calibri" w:cs="Calibri"/>
+                <w:sz w:val="20"/>
+                <w:szCs w:val="20"/>
+              </w:rPr>
+              <w:t xml:space="preserve">SB05-T29</w:t>
+            </w:r>
+          </w:p>
+        </w:tc>
+        <w:tc>
+          <w:tcPr>
+            <w:tcW w:w="1250" w:type="dxa"/>
+          </w:tcPr>
+          <w:p>
+            <w:pPr>
+              <w:spacing w:after="40"/>
+              <w:rPr>
+                <w:rFonts w:ascii="Calibri" w:hAnsi="Calibri" w:cs="Calibri"/>
+                <w:sz w:val="20"/>
+                <w:szCs w:val="20"/>
+              </w:rPr>
+            </w:pPr>
+            <w:r>
+              <w:rPr>
+                <w:rFonts w:ascii="Calibri" w:hAnsi="Calibri" w:cs="Calibri"/>
+                <w:sz w:val="20"/>
+                <w:szCs w:val="20"/>
+              </w:rPr>
+              <w:t xml:space="preserve">PB-38–PB-45, PB-50</w:t>
+            </w:r>
+          </w:p>
+        </w:tc>
+        <w:tc>
+          <w:tcPr>
+            <w:tcW w:w="2200" w:type="dxa"/>
+          </w:tcPr>
+          <w:p>
+            <w:pPr>
+              <w:spacing w:after="40"/>
+              <w:rPr>
+                <w:rFonts w:ascii="Calibri" w:hAnsi="Calibri" w:cs="Calibri"/>
+                <w:sz w:val="20"/>
+                <w:szCs w:val="20"/>
+              </w:rPr>
+            </w:pPr>
+            <w:r>
+              <w:rPr>
+                <w:rFonts w:ascii="Calibri" w:hAnsi="Calibri" w:cs="Calibri"/>
+                <w:sz w:val="20"/>
+                <w:szCs w:val="20"/>
+              </w:rPr>
+              <w:t xml:space="preserve">Corregir errores detectados</w:t>
+            </w:r>
+          </w:p>
+        </w:tc>
+        <w:tc>
+          <w:tcPr>
+            <w:tcW w:w="3238" w:type="dxa"/>
+          </w:tcPr>
+          <w:p>
+            <w:pPr>
+              <w:spacing w:after="40"/>
+              <w:rPr>
+                <w:rFonts w:ascii="Calibri" w:hAnsi="Calibri" w:cs="Calibri"/>
+                <w:sz w:val="20"/>
+                <w:szCs w:val="20"/>
+              </w:rPr>
+            </w:pPr>
+            <w:r>
+              <w:rPr>
+                <w:rFonts w:ascii="Calibri" w:hAnsi="Calibri" w:cs="Calibri"/>
+                <w:sz w:val="20"/>
+                <w:szCs w:val="20"/>
+              </w:rPr>
+              <w:t xml:space="preserve">Resolver los problemas encontrados durante las pruebas.</w:t>
+            </w:r>
+          </w:p>
+        </w:tc>
+        <w:tc>
+          <w:tcPr>
+            <w:tcW w:w="1100" w:type="dxa"/>
+          </w:tcPr>
+          <w:p>
+            <w:pPr>
+              <w:spacing w:after="40"/>
+              <w:rPr>
+                <w:rFonts w:ascii="Calibri" w:hAnsi="Calibri" w:cs="Calibri"/>
+                <w:sz w:val="20"/>
+                <w:szCs w:val="20"/>
+              </w:rPr>
+            </w:pPr>
+            <w:r>
+              <w:rPr>
+                <w:rFonts w:ascii="Calibri" w:hAnsi="Calibri" w:cs="Calibri"/>
+                <w:sz w:val="20"/>
+                <w:szCs w:val="20"/>
+              </w:rPr>
+              <w:t xml:space="preserve">Alta</w:t>
             </w:r>
           </w:p>
         </w:tc>
@@ -8637,6 +8536,24 @@
     </w:p>
     <w:p>
       <w:pPr>
+        <w:jc w:val="both"/>
+        <w:rPr>
+          <w:rFonts w:ascii="Calibri" w:hAnsi="Calibri" w:cs="Calibri"/>
+          <w:sz w:val="20"/>
+          <w:szCs w:val="20"/>
+        </w:rPr>
+      </w:pPr>
+      <w:r>
+        <w:rPr>
+          <w:rFonts w:ascii="Calibri" w:hAnsi="Calibri" w:cs="Calibri"/>
+          <w:sz w:val="20"/>
+          <w:szCs w:val="20"/>
+        </w:rPr>
+        <w:t xml:space="preserve">La gestión de la pérdida de conexión (PB-50) depende del servidor y del inicio de sesión del Sprint 02 (PB-48 y PB-49), y se completa junto con la integración de todos los módulos (PB-45).</w:t>
+      </w:r>
+    </w:p>
+    <w:p>
+      <w:pPr>
         <w:keepNext/>
         <w:jc w:val="both"/>
         <w:rPr>
@@ -8977,7 +8894,64 @@
           <w:sz w:val="20"/>
           <w:szCs w:val="20"/>
         </w:rPr>
-        <w:t>Sexta etapa: validación y corrección</w:t>
+        <w:t xml:space="preserve">Sexta etapa: pérdida de conexión</w:t>
+      </w:r>
+    </w:p>
+    <w:p>
+      <w:pPr>
+        <w:jc w:val="both"/>
+        <w:rPr>
+          <w:rFonts w:ascii="Calibri" w:hAnsi="Calibri" w:cs="Calibri"/>
+          <w:sz w:val="20"/>
+          <w:szCs w:val="20"/>
+        </w:rPr>
+      </w:pPr>
+      <w:r>
+        <w:rPr>
+          <w:rFonts w:ascii="Calibri" w:hAnsi="Calibri" w:cs="Calibri"/>
+          <w:sz w:val="20"/>
+          <w:szCs w:val="20"/>
+        </w:rPr>
+        <w:t xml:space="preserve">Se incorporará la detección de interrupciones de conexión y el envío de los registros pendientes al recuperarla.</w:t>
+      </w:r>
+    </w:p>
+    <w:p>
+      <w:pPr>
+        <w:jc w:val="both"/>
+        <w:rPr>
+          <w:rFonts w:ascii="Calibri" w:hAnsi="Calibri" w:cs="Calibri"/>
+          <w:sz w:val="20"/>
+          <w:szCs w:val="20"/>
+        </w:rPr>
+      </w:pPr>
+      <w:r>
+        <w:rPr>
+          <w:rFonts w:ascii="Calibri" w:hAnsi="Calibri" w:cs="Calibri"/>
+          <w:sz w:val="20"/>
+          <w:szCs w:val="20"/>
+        </w:rPr>
+        <w:t xml:space="preserve">PB asociado: PB-50.</w:t>
+      </w:r>
+    </w:p>
+    <w:p>
+      <w:pPr>
+        <w:keepNext/>
+        <w:jc w:val="both"/>
+        <w:rPr>
+          <w:rFonts w:ascii="Calibri" w:hAnsi="Calibri" w:cs="Calibri"/>
+          <w:sz w:val="20"/>
+          <w:szCs w:val="20"/>
+        </w:rPr>
+      </w:pPr>
+      <w:r>
+        <w:rPr>
+          <w:rFonts w:ascii="Calibri" w:hAnsi="Calibri" w:cs="Calibri"/>
+          <w:b/>
+          <w:bCs/>
+          <w:sz w:val="20"/>
+          <w:szCs w:val="20"/>
+        </w:rPr>
+        <w:t xml:space="preserve">Séptima etapa: validación y corrección</w:t>
       </w:r>
     </w:p>
     <w:p>
@@ -9013,7 +8987,7 @@
           <w:sz w:val="20"/>
           <w:szCs w:val="20"/>
         </w:rPr>
-        <w:t>PB asociados: PB-38 a PB-45.</w:t>
+        <w:t xml:space="preserve">PB asociados: PB-38 a PB-45 y PB-50.</w:t>
       </w:r>
     </w:p>
     <w:p>
@@ -10150,7 +10124,7 @@
                 <w:sz w:val="20"/>
                 <w:szCs w:val="20"/>
               </w:rPr>
-              <w:t>Persistencia integrada</w:t>
+              <w:t xml:space="preserve">Persistencia integrada</w:t>
             </w:r>
           </w:p>
         </w:tc>
@@ -10173,7 +10147,7 @@
                 <w:sz w:val="20"/>
                 <w:szCs w:val="20"/>
               </w:rPr>
-              <w:t>PB-45</w:t>
+              <w:t xml:space="preserve">PB-45</w:t>
             </w:r>
           </w:p>
         </w:tc>
@@ -10196,7 +10170,229 @@
                 <w:sz w:val="20"/>
                 <w:szCs w:val="20"/>
               </w:rPr>
-              <w:t>La información de todos los módulos se conserva al reiniciar la aplicación.</w:t>
+              <w:t xml:space="preserve">La información de todos los módulos se conserva en el servidor al reiniciar la aplicación.</w:t>
+            </w:r>
+          </w:p>
+        </w:tc>
+      </w:tr>
+      <w:tr>
+        <w:trPr>
+          <w:cantSplit/>
+        </w:trPr>
+        <w:tc>
+          <w:tcPr>
+            <w:tcW w:w="2300" w:type="dxa"/>
+          </w:tcPr>
+          <w:p>
+            <w:pPr>
+              <w:spacing w:after="40"/>
+              <w:rPr>
+                <w:rFonts w:ascii="Calibri" w:hAnsi="Calibri" w:cs="Calibri"/>
+                <w:sz w:val="20"/>
+                <w:szCs w:val="20"/>
+              </w:rPr>
+            </w:pPr>
+            <w:r>
+              <w:rPr>
+                <w:rFonts w:ascii="Calibri" w:hAnsi="Calibri" w:cs="Calibri"/>
+                <w:sz w:val="20"/>
+                <w:szCs w:val="20"/>
+              </w:rPr>
+              <w:t xml:space="preserve">Pérdida de conexión</w:t>
+            </w:r>
+          </w:p>
+        </w:tc>
+        <w:tc>
+          <w:tcPr>
+            <w:tcW w:w="1700" w:type="dxa"/>
+          </w:tcPr>
+          <w:p>
+            <w:pPr>
+              <w:spacing w:after="40"/>
+              <w:rPr>
+                <w:rFonts w:ascii="Calibri" w:hAnsi="Calibri" w:cs="Calibri"/>
+                <w:sz w:val="20"/>
+                <w:szCs w:val="20"/>
+              </w:rPr>
+            </w:pPr>
+            <w:r>
+              <w:rPr>
+                <w:rFonts w:ascii="Calibri" w:hAnsi="Calibri" w:cs="Calibri"/>
+                <w:sz w:val="20"/>
+                <w:szCs w:val="20"/>
+              </w:rPr>
+              <w:t xml:space="preserve">PB-50</w:t>
+            </w:r>
+          </w:p>
+        </w:tc>
+        <w:tc>
+          <w:tcPr>
+            <w:tcW w:w="4838" w:type="dxa"/>
+          </w:tcPr>
+          <w:p>
+            <w:pPr>
+              <w:spacing w:after="40"/>
+              <w:rPr>
+                <w:rFonts w:ascii="Calibri" w:hAnsi="Calibri" w:cs="Calibri"/>
+                <w:sz w:val="20"/>
+                <w:szCs w:val="20"/>
+              </w:rPr>
+            </w:pPr>
+            <w:r>
+              <w:rPr>
+                <w:rFonts w:ascii="Calibri" w:hAnsi="Calibri" w:cs="Calibri"/>
+                <w:sz w:val="20"/>
+                <w:szCs w:val="20"/>
+              </w:rPr>
+              <w:t xml:space="preserve">Se informa la interrupción y la aplicación sigue funcionando con la información cargada.</w:t>
+            </w:r>
+          </w:p>
+        </w:tc>
+      </w:tr>
+      <w:tr>
+        <w:trPr>
+          <w:cantSplit/>
+        </w:trPr>
+        <w:tc>
+          <w:tcPr>
+            <w:tcW w:w="2300" w:type="dxa"/>
+          </w:tcPr>
+          <w:p>
+            <w:pPr>
+              <w:spacing w:after="40"/>
+              <w:rPr>
+                <w:rFonts w:ascii="Calibri" w:hAnsi="Calibri" w:cs="Calibri"/>
+                <w:sz w:val="20"/>
+                <w:szCs w:val="20"/>
+              </w:rPr>
+            </w:pPr>
+            <w:r>
+              <w:rPr>
+                <w:rFonts w:ascii="Calibri" w:hAnsi="Calibri" w:cs="Calibri"/>
+                <w:sz w:val="20"/>
+                <w:szCs w:val="20"/>
+              </w:rPr>
+              <w:t xml:space="preserve">Registros pendientes</w:t>
+            </w:r>
+          </w:p>
+        </w:tc>
+        <w:tc>
+          <w:tcPr>
+            <w:tcW w:w="1700" w:type="dxa"/>
+          </w:tcPr>
+          <w:p>
+            <w:pPr>
+              <w:spacing w:after="40"/>
+              <w:rPr>
+                <w:rFonts w:ascii="Calibri" w:hAnsi="Calibri" w:cs="Calibri"/>
+                <w:sz w:val="20"/>
+                <w:szCs w:val="20"/>
+              </w:rPr>
+            </w:pPr>
+            <w:r>
+              <w:rPr>
+                <w:rFonts w:ascii="Calibri" w:hAnsi="Calibri" w:cs="Calibri"/>
+                <w:sz w:val="20"/>
+                <w:szCs w:val="20"/>
+              </w:rPr>
+              <w:t xml:space="preserve">PB-50</w:t>
+            </w:r>
+          </w:p>
+        </w:tc>
+        <w:tc>
+          <w:tcPr>
+            <w:tcW w:w="4838" w:type="dxa"/>
+          </w:tcPr>
+          <w:p>
+            <w:pPr>
+              <w:spacing w:after="40"/>
+              <w:rPr>
+                <w:rFonts w:ascii="Calibri" w:hAnsi="Calibri" w:cs="Calibri"/>
+                <w:sz w:val="20"/>
+                <w:szCs w:val="20"/>
+              </w:rPr>
+            </w:pPr>
+            <w:r>
+              <w:rPr>
+                <w:rFonts w:ascii="Calibri" w:hAnsi="Calibri" w:cs="Calibri"/>
+                <w:sz w:val="20"/>
+                <w:szCs w:val="20"/>
+              </w:rPr>
+              <w:t xml:space="preserve">Los registros generados sin conexión se envían al servidor al recuperar la conexión.</w:t>
+            </w:r>
+          </w:p>
+        </w:tc>
+      </w:tr>
+      <w:tr>
+        <w:trPr>
+          <w:cantSplit/>
+        </w:trPr>
+        <w:tc>
+          <w:tcPr>
+            <w:tcW w:w="2300" w:type="dxa"/>
+          </w:tcPr>
+          <w:p>
+            <w:pPr>
+              <w:spacing w:after="40"/>
+              <w:rPr>
+                <w:rFonts w:ascii="Calibri" w:hAnsi="Calibri" w:cs="Calibri"/>
+                <w:sz w:val="20"/>
+                <w:szCs w:val="20"/>
+              </w:rPr>
+            </w:pPr>
+            <w:r>
+              <w:rPr>
+                <w:rFonts w:ascii="Calibri" w:hAnsi="Calibri" w:cs="Calibri"/>
+                <w:sz w:val="20"/>
+                <w:szCs w:val="20"/>
+              </w:rPr>
+              <w:t xml:space="preserve">Aplicación en otro computador</w:t>
+            </w:r>
+          </w:p>
+        </w:tc>
+        <w:tc>
+          <w:tcPr>
+            <w:tcW w:w="1700" w:type="dxa"/>
+          </w:tcPr>
+          <w:p>
+            <w:pPr>
+              <w:spacing w:after="40"/>
+              <w:rPr>
+                <w:rFonts w:ascii="Calibri" w:hAnsi="Calibri" w:cs="Calibri"/>
+                <w:sz w:val="20"/>
+                <w:szCs w:val="20"/>
+              </w:rPr>
+            </w:pPr>
+            <w:r>
+              <w:rPr>
+                <w:rFonts w:ascii="Calibri" w:hAnsi="Calibri" w:cs="Calibri"/>
+                <w:sz w:val="20"/>
+                <w:szCs w:val="20"/>
+              </w:rPr>
+              <w:t xml:space="preserve">PB-41</w:t>
+            </w:r>
+          </w:p>
+        </w:tc>
+        <w:tc>
+          <w:tcPr>
+            <w:tcW w:w="4838" w:type="dxa"/>
+          </w:tcPr>
+          <w:p>
+            <w:pPr>
+              <w:spacing w:after="40"/>
+              <w:rPr>
+                <w:rFonts w:ascii="Calibri" w:hAnsi="Calibri" w:cs="Calibri"/>
+                <w:sz w:val="20"/>
+                <w:szCs w:val="20"/>
+              </w:rPr>
+            </w:pPr>
+            <w:r>
+              <w:rPr>
+                <w:rFonts w:ascii="Calibri" w:hAnsi="Calibri" w:cs="Calibri"/>
+                <w:sz w:val="20"/>
+                <w:szCs w:val="20"/>
+              </w:rPr>
+              <w:t xml:space="preserve">Una acción OPEN_APP sin aplicación registrada en el computador actual solicita registrarla.</w:t>
             </w:r>
           </w:p>
         </w:tc>
@@ -10265,7 +10461,7 @@
           <w:sz w:val="20"/>
           <w:szCs w:val="20"/>
         </w:rPr>
-        <w:t>Durante la Sprint Planning se seleccionarán los elementos PB-38 a PB-45 y se definirá como Sprint Goal la incorporación de las macros personalizadas y la integración completa de la persistencia.</w:t>
+        <w:t xml:space="preserve">Durante la Sprint Planning se seleccionarán los elementos PB-38 a PB-45 y PB-50, y se definirá como Sprint Goal la incorporación de las macros personalizadas y la integración completa de la persistencia en el servidor.</w:t>
       </w:r>
     </w:p>
     <w:p>
@@ -10520,126 +10716,6 @@
     </w:p>
     <w:p>
       <w:pPr>
-        <w:jc w:val="both"/>
-        <w:rPr>
-          <w:rFonts w:ascii="Calibri" w:hAnsi="Calibri" w:cs="Calibri"/>
-          <w:sz w:val="20"/>
-          <w:szCs w:val="20"/>
-        </w:rPr>
-      </w:pPr>
-      <w:r>
-        <w:rPr>
-          <w:rFonts w:ascii="Calibri" w:hAnsi="Calibri" w:cs="Calibri"/>
-          <w:sz w:val="20"/>
-          <w:szCs w:val="20"/>
-        </w:rPr>
-        <w:t>La revisión permitirá comprobar el cumplimiento de los criterios de aceptación y confirmar que el producto está listo para la integración final.</w:t>
-      </w:r>
-    </w:p>
-    <w:p>
-      <w:pPr>
-        <w:keepNext/>
-        <w:jc w:val="both"/>
-        <w:rPr>
-          <w:rFonts w:ascii="Calibri" w:hAnsi="Calibri" w:cs="Calibri"/>
-          <w:sz w:val="20"/>
-          <w:szCs w:val="20"/>
-        </w:rPr>
-      </w:pPr>
-      <w:r>
-        <w:rPr>
-          <w:rFonts w:ascii="Calibri" w:hAnsi="Calibri" w:cs="Calibri"/>
-          <w:b/>
-          <w:bCs/>
-          <w:sz w:val="20"/>
-          <w:szCs w:val="20"/>
-        </w:rPr>
-        <w:t>Sprint Retrospective</w:t>
-      </w:r>
-    </w:p>
-    <w:p>
-      <w:pPr>
-        <w:jc w:val="both"/>
-        <w:rPr>
-          <w:rFonts w:ascii="Calibri" w:hAnsi="Calibri" w:cs="Calibri"/>
-          <w:sz w:val="20"/>
-          <w:szCs w:val="20"/>
-        </w:rPr>
-      </w:pPr>
-      <w:r>
-        <w:rPr>
-          <w:rFonts w:ascii="Calibri" w:hAnsi="Calibri" w:cs="Calibri"/>
-          <w:sz w:val="20"/>
-          <w:szCs w:val="20"/>
-        </w:rPr>
-        <w:t>En la Sprint Retrospective se analizarán la complejidad de las validaciones de activadores, la coordinación entre los módulos al integrar la persistencia y los aspectos que conviene reforzar en las pruebas finales.</w:t>
-      </w:r>
-    </w:p>
-    <w:p>
-      <w:pPr>
-        <w:jc w:val="both"/>
-        <w:rPr>
-          <w:rFonts w:ascii="Calibri" w:hAnsi="Calibri" w:cs="Calibri"/>
-          <w:sz w:val="20"/>
-          <w:szCs w:val="20"/>
-        </w:rPr>
-      </w:pPr>
-      <w:r>
-        <w:rPr>
-          <w:rFonts w:ascii="Calibri" w:hAnsi="Calibri" w:cs="Calibri"/>
-          <w:sz w:val="20"/>
-          <w:szCs w:val="20"/>
-        </w:rPr>
-        <w:t>Las conclusiones servirán para planificar las pruebas y correcciones del Sprint 06.</w:t>
-      </w:r>
-    </w:p>
-    <w:p>
-      <w:pPr>
-        <w:jc w:val="both"/>
-        <w:rPr>
-          <w:rFonts w:ascii="Calibri" w:hAnsi="Calibri" w:cs="Calibri"/>
-          <w:sz w:val="20"/>
-          <w:szCs w:val="20"/>
-        </w:rPr>
-      </w:pPr>
-    </w:p>
-    <w:p>
-      <w:pPr>
-        <w:pStyle w:val="Ttulo1"/>
-        <w:jc w:val="both"/>
-        <w:rPr>
-          <w:rFonts w:ascii="Calibri" w:hAnsi="Calibri" w:cs="Calibri"/>
-        </w:rPr>
-      </w:pPr>
-      <w:bookmarkStart w:id="17" w:name="_Toc241875863"/>
-      <w:r>
-        <w:rPr>
-          <w:rFonts w:ascii="Calibri" w:hAnsi="Calibri" w:cs="Calibri"/>
-        </w:rPr>
-        <w:t>10. Definition of Done</w:t>
-      </w:r>
-      <w:bookmarkEnd w:id="17"/>
-    </w:p>
-    <w:p>
-      <w:pPr>
-        <w:jc w:val="both"/>
-        <w:rPr>
-          <w:rFonts w:ascii="Calibri" w:hAnsi="Calibri" w:cs="Calibri"/>
-          <w:sz w:val="20"/>
-          <w:szCs w:val="20"/>
-        </w:rPr>
-      </w:pPr>
-      <w:r>
-        <w:rPr>
-          <w:rFonts w:ascii="Calibri" w:hAnsi="Calibri" w:cs="Calibri"/>
-          <w:sz w:val="20"/>
-          <w:szCs w:val="20"/>
-        </w:rPr>
-        <w:t>La Definition of Done es común a todos los Sprints de ErgoSense. Un elemento del Sprint Backlog será considerado terminado cuando:</w:t>
-      </w:r>
-    </w:p>
-    <w:p>
-      <w:pPr>
         <w:numPr>
           <w:ilvl w:val="0"/>
           <w:numId w:val="1"/>
@@ -10657,7 +10733,127 @@
           <w:sz w:val="20"/>
           <w:szCs w:val="20"/>
         </w:rPr>
-        <w:t>Su implementación haya sido completada.</w:t>
+        <w:t xml:space="preserve">El funcionamiento ante una pérdida temporal de conexión.</w:t>
+      </w:r>
+    </w:p>
+    <w:p>
+      <w:pPr>
+        <w:jc w:val="both"/>
+        <w:rPr>
+          <w:rFonts w:ascii="Calibri" w:hAnsi="Calibri" w:cs="Calibri"/>
+          <w:sz w:val="20"/>
+          <w:szCs w:val="20"/>
+        </w:rPr>
+      </w:pPr>
+      <w:r>
+        <w:rPr>
+          <w:rFonts w:ascii="Calibri" w:hAnsi="Calibri" w:cs="Calibri"/>
+          <w:sz w:val="20"/>
+          <w:szCs w:val="20"/>
+        </w:rPr>
+        <w:t>La revisión permitirá comprobar el cumplimiento de los criterios de aceptación y confirmar que el producto está listo para la integración final.</w:t>
+      </w:r>
+    </w:p>
+    <w:p>
+      <w:pPr>
+        <w:keepNext/>
+        <w:jc w:val="both"/>
+        <w:rPr>
+          <w:rFonts w:ascii="Calibri" w:hAnsi="Calibri" w:cs="Calibri"/>
+          <w:sz w:val="20"/>
+          <w:szCs w:val="20"/>
+        </w:rPr>
+      </w:pPr>
+      <w:r>
+        <w:rPr>
+          <w:rFonts w:ascii="Calibri" w:hAnsi="Calibri" w:cs="Calibri"/>
+          <w:b/>
+          <w:bCs/>
+          <w:sz w:val="20"/>
+          <w:szCs w:val="20"/>
+        </w:rPr>
+        <w:t>Sprint Retrospective</w:t>
+      </w:r>
+    </w:p>
+    <w:p>
+      <w:pPr>
+        <w:jc w:val="both"/>
+        <w:rPr>
+          <w:rFonts w:ascii="Calibri" w:hAnsi="Calibri" w:cs="Calibri"/>
+          <w:sz w:val="20"/>
+          <w:szCs w:val="20"/>
+        </w:rPr>
+      </w:pPr>
+      <w:r>
+        <w:rPr>
+          <w:rFonts w:ascii="Calibri" w:hAnsi="Calibri" w:cs="Calibri"/>
+          <w:sz w:val="20"/>
+          <w:szCs w:val="20"/>
+        </w:rPr>
+        <w:t>En la Sprint Retrospective se analizarán la complejidad de las validaciones de activadores, la coordinación entre los módulos al integrar la persistencia y los aspectos que conviene reforzar en las pruebas finales.</w:t>
+      </w:r>
+    </w:p>
+    <w:p>
+      <w:pPr>
+        <w:jc w:val="both"/>
+        <w:rPr>
+          <w:rFonts w:ascii="Calibri" w:hAnsi="Calibri" w:cs="Calibri"/>
+          <w:sz w:val="20"/>
+          <w:szCs w:val="20"/>
+        </w:rPr>
+      </w:pPr>
+      <w:r>
+        <w:rPr>
+          <w:rFonts w:ascii="Calibri" w:hAnsi="Calibri" w:cs="Calibri"/>
+          <w:sz w:val="20"/>
+          <w:szCs w:val="20"/>
+        </w:rPr>
+        <w:t>Las conclusiones servirán para planificar las pruebas y correcciones del Sprint 06.</w:t>
+      </w:r>
+    </w:p>
+    <w:p>
+      <w:pPr>
+        <w:jc w:val="both"/>
+        <w:rPr>
+          <w:rFonts w:ascii="Calibri" w:hAnsi="Calibri" w:cs="Calibri"/>
+          <w:sz w:val="20"/>
+          <w:szCs w:val="20"/>
+        </w:rPr>
+      </w:pPr>
+    </w:p>
+    <w:p>
+      <w:pPr>
+        <w:pStyle w:val="Ttulo1"/>
+        <w:jc w:val="both"/>
+        <w:rPr>
+          <w:rFonts w:ascii="Calibri" w:hAnsi="Calibri" w:cs="Calibri"/>
+        </w:rPr>
+      </w:pPr>
+      <w:bookmarkStart w:id="17" w:name="_Toc241875863"/>
+      <w:r>
+        <w:rPr>
+          <w:rFonts w:ascii="Calibri" w:hAnsi="Calibri" w:cs="Calibri"/>
+        </w:rPr>
+        <w:t>10. Definition of Done</w:t>
+      </w:r>
+      <w:bookmarkEnd w:id="17"/>
+    </w:p>
+    <w:p>
+      <w:pPr>
+        <w:jc w:val="both"/>
+        <w:rPr>
+          <w:rFonts w:ascii="Calibri" w:hAnsi="Calibri" w:cs="Calibri"/>
+          <w:sz w:val="20"/>
+          <w:szCs w:val="20"/>
+        </w:rPr>
+      </w:pPr>
+      <w:r>
+        <w:rPr>
+          <w:rFonts w:ascii="Calibri" w:hAnsi="Calibri" w:cs="Calibri"/>
+          <w:sz w:val="20"/>
+          <w:szCs w:val="20"/>
+        </w:rPr>
+        <w:t>La Definition of Done es común a todos los Sprints de ErgoSense. Un elemento del Sprint Backlog será considerado terminado cuando:</w:t>
       </w:r>
     </w:p>
     <w:p>
@@ -10679,7 +10875,7 @@
           <w:sz w:val="20"/>
           <w:szCs w:val="20"/>
         </w:rPr>
-        <w:t>Cumpla los criterios de aceptación definidos en el Product Backlog y en este documento.</w:t>
+        <w:t>Su implementación haya sido completada.</w:t>
       </w:r>
     </w:p>
     <w:p>
@@ -10701,7 +10897,7 @@
           <w:sz w:val="20"/>
           <w:szCs w:val="20"/>
         </w:rPr>
-        <w:t>Haya sido probado funcionalmente.</w:t>
+        <w:t>Cumpla los criterios de aceptación definidos en el Product Backlog y en este documento.</w:t>
       </w:r>
     </w:p>
     <w:p>
@@ -10723,7 +10919,7 @@
           <w:sz w:val="20"/>
           <w:szCs w:val="20"/>
         </w:rPr>
-        <w:t>Los errores críticos detectados hayan sido corregidos.</w:t>
+        <w:t>Haya sido probado funcionalmente.</w:t>
       </w:r>
     </w:p>
     <w:p>
@@ -10745,7 +10941,7 @@
           <w:sz w:val="20"/>
           <w:szCs w:val="20"/>
         </w:rPr>
-        <w:t>Se encuentre integrado con los componentes correspondientes, cuando aplique.</w:t>
+        <w:t>Los errores críticos detectados hayan sido corregidos.</w:t>
       </w:r>
     </w:p>
     <w:p>
@@ -10767,7 +10963,7 @@
           <w:sz w:val="20"/>
           <w:szCs w:val="20"/>
         </w:rPr>
-        <w:t>No genere problemas que impidan el funcionamiento del incremento.</w:t>
+        <w:t>Se encuentre integrado con los componentes correspondientes, cuando aplique.</w:t>
       </w:r>
     </w:p>
     <w:p>
@@ -10789,7 +10985,7 @@
           <w:sz w:val="20"/>
           <w:szCs w:val="20"/>
         </w:rPr>
-        <w:t>Pueda ser demostrado durante la Sprint Review.</w:t>
+        <w:t>No genere problemas que impidan el funcionamiento del incremento.</w:t>
       </w:r>
     </w:p>
     <w:p>
@@ -10811,171 +11007,7 @@
           <w:sz w:val="20"/>
           <w:szCs w:val="20"/>
         </w:rPr>
-        <w:t>Se encuentre documentado cuando sea necesario para facilitar su comprensión y continuidad.</w:t>
-      </w:r>
-    </w:p>
-    <w:p>
-      <w:pPr>
-        <w:jc w:val="both"/>
-        <w:rPr>
-          <w:rFonts w:ascii="Calibri" w:hAnsi="Calibri" w:cs="Calibri"/>
-          <w:sz w:val="20"/>
-          <w:szCs w:val="20"/>
-        </w:rPr>
-      </w:pPr>
-      <w:r>
-        <w:rPr>
-          <w:rFonts w:ascii="Calibri" w:hAnsi="Calibri" w:cs="Calibri"/>
-          <w:sz w:val="20"/>
-          <w:szCs w:val="20"/>
-        </w:rPr>
-        <w:t>Escribir el código de una funcionalidad no basta para considerarla terminada: debe cumplir todas las condiciones anteriores.</w:t>
-      </w:r>
-    </w:p>
-    <w:p>
-      <w:pPr>
-        <w:jc w:val="both"/>
-        <w:rPr>
-          <w:rFonts w:ascii="Calibri" w:hAnsi="Calibri" w:cs="Calibri"/>
-          <w:sz w:val="20"/>
-          <w:szCs w:val="20"/>
-        </w:rPr>
-      </w:pPr>
-      <w:r>
-        <w:rPr>
-          <w:rFonts w:ascii="Calibri" w:hAnsi="Calibri" w:cs="Calibri"/>
-          <w:sz w:val="20"/>
-          <w:szCs w:val="20"/>
-        </w:rPr>
-        <w:t>El Sprint se considerará cumplido cuando las macros puedan configurarse y ejecutarse mediante voz o gestos con los tipos de acción soportados y toda la información del producto se conserve al reiniciar la aplicación.</w:t>
-      </w:r>
-    </w:p>
-    <w:p>
-      <w:pPr>
-        <w:jc w:val="both"/>
-        <w:rPr>
-          <w:rFonts w:ascii="Calibri" w:hAnsi="Calibri" w:cs="Calibri"/>
-          <w:sz w:val="20"/>
-          <w:szCs w:val="20"/>
-        </w:rPr>
-      </w:pPr>
-    </w:p>
-    <w:p>
-      <w:pPr>
-        <w:pStyle w:val="Ttulo1"/>
-        <w:jc w:val="both"/>
-        <w:rPr>
-          <w:rFonts w:ascii="Calibri" w:hAnsi="Calibri" w:cs="Calibri"/>
-        </w:rPr>
-      </w:pPr>
-      <w:bookmarkStart w:id="18" w:name="_Toc241875864"/>
-      <w:r>
-        <w:rPr>
-          <w:rFonts w:ascii="Calibri" w:hAnsi="Calibri" w:cs="Calibri"/>
-        </w:rPr>
-        <w:t>11. Incremento esperado</w:t>
-      </w:r>
-      <w:bookmarkEnd w:id="18"/>
-    </w:p>
-    <w:p>
-      <w:pPr>
-        <w:jc w:val="both"/>
-        <w:rPr>
-          <w:rFonts w:ascii="Calibri" w:hAnsi="Calibri" w:cs="Calibri"/>
-          <w:sz w:val="20"/>
-          <w:szCs w:val="20"/>
-        </w:rPr>
-      </w:pPr>
-      <w:r>
-        <w:rPr>
-          <w:rFonts w:ascii="Calibri" w:hAnsi="Calibri" w:cs="Calibri"/>
-          <w:sz w:val="20"/>
-          <w:szCs w:val="20"/>
-        </w:rPr>
-        <w:t>El incremento esperado corresponde a una versión de ErgoSense con todas las funcionalidades del Product Backlog implementadas. Antes de este Sprint, gestos y voz solo ejecutaban acciones predefinidas; al finalizarlo, el usuario podrá definir sus propias secuencias de acciones mediante el siguiente flujo:</w:t>
-      </w:r>
-    </w:p>
-    <w:p>
-      <w:pPr>
-        <w:jc w:val="center"/>
-        <w:rPr>
-          <w:rFonts w:ascii="Calibri" w:hAnsi="Calibri" w:cs="Calibri"/>
-          <w:sz w:val="20"/>
-          <w:szCs w:val="20"/>
-        </w:rPr>
-      </w:pPr>
-      <w:r>
-        <w:rPr>
-          <w:rFonts w:ascii="Calibri" w:hAnsi="Calibri" w:cs="Calibri"/>
-          <w:b/>
-          <w:bCs/>
-          <w:sz w:val="20"/>
-          <w:szCs w:val="20"/>
-        </w:rPr>
-        <w:t>Crear macro → definir activador de voz o gesto → definir acciones en orden → activar macro → reconocer activador → ejecutar acciones.</w:t>
-      </w:r>
-    </w:p>
-    <w:p>
-      <w:pPr>
-        <w:jc w:val="both"/>
-        <w:rPr>
-          <w:rFonts w:ascii="Calibri" w:hAnsi="Calibri" w:cs="Calibri"/>
-          <w:sz w:val="20"/>
-          <w:szCs w:val="20"/>
-        </w:rPr>
-      </w:pPr>
-      <w:r>
-        <w:rPr>
-          <w:rFonts w:ascii="Calibri" w:hAnsi="Calibri" w:cs="Calibri"/>
-          <w:sz w:val="20"/>
-          <w:szCs w:val="20"/>
-        </w:rPr>
-        <w:t>Además, toda la información generada por los módulos quedará almacenada en la base de datos local y se recuperará al iniciar la aplicación.</w:t>
-      </w:r>
-    </w:p>
-    <w:p>
-      <w:pPr>
-        <w:jc w:val="both"/>
-        <w:rPr>
-          <w:rFonts w:ascii="Calibri" w:hAnsi="Calibri" w:cs="Calibri"/>
-          <w:sz w:val="20"/>
-          <w:szCs w:val="20"/>
-        </w:rPr>
-      </w:pPr>
-    </w:p>
-    <w:p>
-      <w:pPr>
-        <w:pStyle w:val="Ttulo1"/>
-        <w:jc w:val="both"/>
-        <w:rPr>
-          <w:rFonts w:ascii="Calibri" w:hAnsi="Calibri" w:cs="Calibri"/>
-        </w:rPr>
-      </w:pPr>
-      <w:bookmarkStart w:id="19" w:name="_Toc241875865"/>
-      <w:r>
-        <w:rPr>
-          <w:rFonts w:ascii="Calibri" w:hAnsi="Calibri" w:cs="Calibri"/>
-        </w:rPr>
-        <w:t>12. Elementos fuera del alcance del Sprint</w:t>
-      </w:r>
-      <w:bookmarkEnd w:id="19"/>
-    </w:p>
-    <w:p>
-      <w:pPr>
-        <w:jc w:val="both"/>
-        <w:rPr>
-          <w:rFonts w:ascii="Calibri" w:hAnsi="Calibri" w:cs="Calibri"/>
-          <w:sz w:val="20"/>
-          <w:szCs w:val="20"/>
-        </w:rPr>
-      </w:pPr>
-      <w:r>
-        <w:rPr>
-          <w:rFonts w:ascii="Calibri" w:hAnsi="Calibri" w:cs="Calibri"/>
-          <w:sz w:val="20"/>
-          <w:szCs w:val="20"/>
-        </w:rPr>
-        <w:t>Para mantener controlado el alcance, durante este Sprint no se desarrollarán:</w:t>
+        <w:t>Pueda ser demostrado durante la Sprint Review.</w:t>
       </w:r>
     </w:p>
     <w:p>
@@ -10997,7 +11029,171 @@
           <w:sz w:val="20"/>
           <w:szCs w:val="20"/>
         </w:rPr>
-        <w:t>Tipos de acción distintos de OPEN_URL, OPEN_APP, KEY_PRESS, TYPE_TEXT y MOUSE_CLICK.</w:t>
+        <w:t>Se encuentre documentado cuando sea necesario para facilitar su comprensión y continuidad.</w:t>
+      </w:r>
+    </w:p>
+    <w:p>
+      <w:pPr>
+        <w:jc w:val="both"/>
+        <w:rPr>
+          <w:rFonts w:ascii="Calibri" w:hAnsi="Calibri" w:cs="Calibri"/>
+          <w:sz w:val="20"/>
+          <w:szCs w:val="20"/>
+        </w:rPr>
+      </w:pPr>
+      <w:r>
+        <w:rPr>
+          <w:rFonts w:ascii="Calibri" w:hAnsi="Calibri" w:cs="Calibri"/>
+          <w:sz w:val="20"/>
+          <w:szCs w:val="20"/>
+        </w:rPr>
+        <w:t>Escribir el código de una funcionalidad no basta para considerarla terminada: debe cumplir todas las condiciones anteriores.</w:t>
+      </w:r>
+    </w:p>
+    <w:p>
+      <w:pPr>
+        <w:jc w:val="both"/>
+        <w:rPr>
+          <w:rFonts w:ascii="Calibri" w:hAnsi="Calibri" w:cs="Calibri"/>
+          <w:sz w:val="20"/>
+          <w:szCs w:val="20"/>
+        </w:rPr>
+      </w:pPr>
+      <w:r>
+        <w:rPr>
+          <w:rFonts w:ascii="Calibri" w:hAnsi="Calibri" w:cs="Calibri"/>
+          <w:sz w:val="20"/>
+          <w:szCs w:val="20"/>
+        </w:rPr>
+        <w:t xml:space="preserve">El Sprint se considerará cumplido cuando las macros puedan configurarse y ejecutarse mediante voz o gestos con los tipos de acción soportados y toda la información del producto se conserve en el servidor al reiniciar la aplicación, incluso ante pérdidas temporales de conexión.</w:t>
+      </w:r>
+    </w:p>
+    <w:p>
+      <w:pPr>
+        <w:jc w:val="both"/>
+        <w:rPr>
+          <w:rFonts w:ascii="Calibri" w:hAnsi="Calibri" w:cs="Calibri"/>
+          <w:sz w:val="20"/>
+          <w:szCs w:val="20"/>
+        </w:rPr>
+      </w:pPr>
+    </w:p>
+    <w:p>
+      <w:pPr>
+        <w:pStyle w:val="Ttulo1"/>
+        <w:jc w:val="both"/>
+        <w:rPr>
+          <w:rFonts w:ascii="Calibri" w:hAnsi="Calibri" w:cs="Calibri"/>
+        </w:rPr>
+      </w:pPr>
+      <w:bookmarkStart w:id="18" w:name="_Toc241875864"/>
+      <w:r>
+        <w:rPr>
+          <w:rFonts w:ascii="Calibri" w:hAnsi="Calibri" w:cs="Calibri"/>
+        </w:rPr>
+        <w:t>11. Incremento esperado</w:t>
+      </w:r>
+      <w:bookmarkEnd w:id="18"/>
+    </w:p>
+    <w:p>
+      <w:pPr>
+        <w:jc w:val="both"/>
+        <w:rPr>
+          <w:rFonts w:ascii="Calibri" w:hAnsi="Calibri" w:cs="Calibri"/>
+          <w:sz w:val="20"/>
+          <w:szCs w:val="20"/>
+        </w:rPr>
+      </w:pPr>
+      <w:r>
+        <w:rPr>
+          <w:rFonts w:ascii="Calibri" w:hAnsi="Calibri" w:cs="Calibri"/>
+          <w:sz w:val="20"/>
+          <w:szCs w:val="20"/>
+        </w:rPr>
+        <w:t>El incremento esperado corresponde a una versión de ErgoSense con todas las funcionalidades del Product Backlog implementadas. Antes de este Sprint, gestos y voz solo ejecutaban acciones predefinidas; al finalizarlo, el usuario podrá definir sus propias secuencias de acciones mediante el siguiente flujo:</w:t>
+      </w:r>
+    </w:p>
+    <w:p>
+      <w:pPr>
+        <w:jc w:val="center"/>
+        <w:rPr>
+          <w:rFonts w:ascii="Calibri" w:hAnsi="Calibri" w:cs="Calibri"/>
+          <w:sz w:val="20"/>
+          <w:szCs w:val="20"/>
+        </w:rPr>
+      </w:pPr>
+      <w:r>
+        <w:rPr>
+          <w:rFonts w:ascii="Calibri" w:hAnsi="Calibri" w:cs="Calibri"/>
+          <w:b/>
+          <w:bCs/>
+          <w:sz w:val="20"/>
+          <w:szCs w:val="20"/>
+        </w:rPr>
+        <w:t>Crear macro → definir activador de voz o gesto → definir acciones en orden → activar macro → reconocer activador → ejecutar acciones.</w:t>
+      </w:r>
+    </w:p>
+    <w:p>
+      <w:pPr>
+        <w:jc w:val="both"/>
+        <w:rPr>
+          <w:rFonts w:ascii="Calibri" w:hAnsi="Calibri" w:cs="Calibri"/>
+          <w:sz w:val="20"/>
+          <w:szCs w:val="20"/>
+        </w:rPr>
+      </w:pPr>
+      <w:r>
+        <w:rPr>
+          <w:rFonts w:ascii="Calibri" w:hAnsi="Calibri" w:cs="Calibri"/>
+          <w:sz w:val="20"/>
+          <w:szCs w:val="20"/>
+        </w:rPr>
+        <w:t xml:space="preserve">Además, toda la información generada por los módulos quedará almacenada en la base de datos del servidor y se recuperará al iniciar sesión en cualquier computador.</w:t>
+      </w:r>
+    </w:p>
+    <w:p>
+      <w:pPr>
+        <w:jc w:val="both"/>
+        <w:rPr>
+          <w:rFonts w:ascii="Calibri" w:hAnsi="Calibri" w:cs="Calibri"/>
+          <w:sz w:val="20"/>
+          <w:szCs w:val="20"/>
+        </w:rPr>
+      </w:pPr>
+    </w:p>
+    <w:p>
+      <w:pPr>
+        <w:pStyle w:val="Ttulo1"/>
+        <w:jc w:val="both"/>
+        <w:rPr>
+          <w:rFonts w:ascii="Calibri" w:hAnsi="Calibri" w:cs="Calibri"/>
+        </w:rPr>
+      </w:pPr>
+      <w:bookmarkStart w:id="19" w:name="_Toc241875865"/>
+      <w:r>
+        <w:rPr>
+          <w:rFonts w:ascii="Calibri" w:hAnsi="Calibri" w:cs="Calibri"/>
+        </w:rPr>
+        <w:t>12. Elementos fuera del alcance del Sprint</w:t>
+      </w:r>
+      <w:bookmarkEnd w:id="19"/>
+    </w:p>
+    <w:p>
+      <w:pPr>
+        <w:jc w:val="both"/>
+        <w:rPr>
+          <w:rFonts w:ascii="Calibri" w:hAnsi="Calibri" w:cs="Calibri"/>
+          <w:sz w:val="20"/>
+          <w:szCs w:val="20"/>
+        </w:rPr>
+      </w:pPr>
+      <w:r>
+        <w:rPr>
+          <w:rFonts w:ascii="Calibri" w:hAnsi="Calibri" w:cs="Calibri"/>
+          <w:sz w:val="20"/>
+          <w:szCs w:val="20"/>
+        </w:rPr>
+        <w:t>Para mantener controlado el alcance, durante este Sprint no se desarrollarán:</w:t>
       </w:r>
     </w:p>
     <w:p>
@@ -11019,7 +11215,7 @@
           <w:sz w:val="20"/>
           <w:szCs w:val="20"/>
         </w:rPr>
-        <w:t>Creación de gestos nuevos para utilizarlos como activadores.</w:t>
+        <w:t>Tipos de acción distintos de OPEN_URL, OPEN_APP, KEY_PRESS, TYPE_TEXT y MOUSE_CLICK.</w:t>
       </w:r>
     </w:p>
     <w:p>
@@ -11041,7 +11237,7 @@
           <w:sz w:val="20"/>
           <w:szCs w:val="20"/>
         </w:rPr>
-        <w:t>Modificación de las acciones de los comandos de voz base o de los gestos predefinidos.</w:t>
+        <w:t>Creación de gestos nuevos para utilizarlos como activadores.</w:t>
       </w:r>
     </w:p>
     <w:p>
@@ -11063,7 +11259,7 @@
           <w:sz w:val="20"/>
           <w:szCs w:val="20"/>
         </w:rPr>
-        <w:t>Control completo del computador mediante macros.</w:t>
+        <w:t>Modificación de las acciones de los comandos de voz base o de los gestos predefinidos.</w:t>
       </w:r>
     </w:p>
     <w:p>
@@ -11085,7 +11281,7 @@
           <w:sz w:val="20"/>
           <w:szCs w:val="20"/>
         </w:rPr>
-        <w:t>Historial y estadísticas de actividad.</w:t>
+        <w:t>Control completo del computador mediante macros.</w:t>
       </w:r>
     </w:p>
     <w:p>
@@ -11107,7 +11303,29 @@
           <w:sz w:val="20"/>
           <w:szCs w:val="20"/>
         </w:rPr>
-        <w:t>Sincronización de macros en la nube o entre distintos computadores.</w:t>
+        <w:t>Historial y estadísticas de actividad.</w:t>
+      </w:r>
+    </w:p>
+    <w:p>
+      <w:pPr>
+        <w:numPr>
+          <w:ilvl w:val="0"/>
+          <w:numId w:val="1"/>
+        </w:numPr>
+        <w:jc w:val="both"/>
+        <w:rPr>
+          <w:rFonts w:ascii="Calibri" w:hAnsi="Calibri" w:cs="Calibri"/>
+          <w:sz w:val="20"/>
+          <w:szCs w:val="20"/>
+        </w:rPr>
+      </w:pPr>
+      <w:r>
+        <w:rPr>
+          <w:rFonts w:ascii="Calibri" w:hAnsi="Calibri" w:cs="Calibri"/>
+          <w:sz w:val="20"/>
+          <w:szCs w:val="20"/>
+        </w:rPr>
+        <w:t xml:space="preserve">Funcionamiento sin conexión a internet al iniciar la aplicación.</w:t>
       </w:r>
     </w:p>
     <w:p>
@@ -11301,7 +11519,7 @@
                 <w:sz w:val="20"/>
                 <w:szCs w:val="20"/>
               </w:rPr>
-              <w:t>Product Vision</w:t>
+              <w:t xml:space="preserve">Product Vision</w:t>
             </w:r>
           </w:p>
         </w:tc>
@@ -11325,7 +11543,7 @@
                 <w:sz w:val="20"/>
                 <w:szCs w:val="20"/>
               </w:rPr>
-              <w:t>Permitir la personalización mediante macros activadas por voz o gestos y almacenar localmente la información del usuario.</w:t>
+              <w:t xml:space="preserve">Permitir la personalización mediante macros activadas por voz o gestos y almacenar la información del usuario en el servidor de ErgoSense.</w:t>
             </w:r>
           </w:p>
         </w:tc>
@@ -11354,7 +11572,7 @@
                 <w:sz w:val="20"/>
                 <w:szCs w:val="20"/>
               </w:rPr>
-              <w:t>Product Backlog</w:t>
+              <w:t xml:space="preserve">Product Backlog</w:t>
             </w:r>
           </w:p>
         </w:tc>
@@ -11378,7 +11596,7 @@
                 <w:sz w:val="20"/>
                 <w:szCs w:val="20"/>
               </w:rPr>
-              <w:t>PB-38, PB-39, PB-40, PB-41, PB-42, PB-43, PB-44 y PB-45.</w:t>
+              <w:t xml:space="preserve">PB-38, PB-39, PB-40, PB-41, PB-42, PB-43, PB-44, PB-45 y PB-50.</w:t>
             </w:r>
           </w:p>
         </w:tc>
@@ -11407,7 +11625,7 @@
                 <w:sz w:val="20"/>
                 <w:szCs w:val="20"/>
               </w:rPr>
-              <w:t>Sprint Goal</w:t>
+              <w:t xml:space="preserve">Sprint Goal</w:t>
             </w:r>
           </w:p>
         </w:tc>
@@ -11431,7 +11649,7 @@
                 <w:sz w:val="20"/>
                 <w:szCs w:val="20"/>
               </w:rPr>
-              <w:t>Permitir crear y ejecutar macros personalizadas con los tipos de acción soportados e integrar todos los módulos con la base de datos local.</w:t>
+              <w:t xml:space="preserve">Permitir crear y ejecutar macros personalizadas con los tipos de acción soportados e integrar todos los módulos con la base de datos del servidor.</w:t>
             </w:r>
           </w:p>
         </w:tc>
@@ -11460,7 +11678,7 @@
                 <w:sz w:val="20"/>
                 <w:szCs w:val="20"/>
               </w:rPr>
-              <w:t>Sprint Backlog</w:t>
+              <w:t xml:space="preserve">Sprint Backlog</w:t>
             </w:r>
           </w:p>
         </w:tc>
@@ -11484,7 +11702,7 @@
                 <w:sz w:val="20"/>
                 <w:szCs w:val="20"/>
               </w:rPr>
-              <w:t>SB05-T01 a SB05-T26.</w:t>
+              <w:t xml:space="preserve">SB05-T01 a SB05-T29.</w:t>
             </w:r>
           </w:p>
         </w:tc>
@@ -11512,7 +11730,7 @@
                 <w:sz w:val="20"/>
                 <w:szCs w:val="20"/>
               </w:rPr>
-              <w:t>Incremento</w:t>
+              <w:t xml:space="preserve">Incremento</w:t>
             </w:r>
           </w:p>
         </w:tc>
@@ -11535,7 +11753,7 @@
                 <w:sz w:val="20"/>
                 <w:szCs w:val="20"/>
               </w:rPr>
-              <w:t>Sistema de macros personalizadas funcional y persistencia integrada en todos los módulos.</w:t>
+              <w:t xml:space="preserve">Sistema de macros personalizadas funcional y persistencia integrada en todos los módulos, tolerante a pérdidas temporales de conexión.</w:t>
             </w:r>
           </w:p>
         </w:tc>
@@ -11711,7 +11929,29 @@
           <w:sz w:val="20"/>
           <w:szCs w:val="20"/>
         </w:rPr>
-        <w:t>Conserva el perfil, la configuración, las sesiones, las pausas, las macros y las aplicaciones al reiniciar.</w:t>
+        <w:t xml:space="preserve">Conserva la cuenta, la configuración, las sesiones, las pausas, las macros y las aplicaciones en el servidor al reiniciar.</w:t>
+      </w:r>
+    </w:p>
+    <w:p>
+      <w:pPr>
+        <w:numPr>
+          <w:ilvl w:val="0"/>
+          <w:numId w:val="1"/>
+        </w:numPr>
+        <w:jc w:val="both"/>
+        <w:rPr>
+          <w:rFonts w:ascii="Calibri" w:hAnsi="Calibri" w:cs="Calibri"/>
+          <w:sz w:val="20"/>
+          <w:szCs w:val="20"/>
+        </w:rPr>
+      </w:pPr>
+      <w:r>
+        <w:rPr>
+          <w:rFonts w:ascii="Calibri" w:hAnsi="Calibri" w:cs="Calibri"/>
+          <w:sz w:val="20"/>
+          <w:szCs w:val="20"/>
+        </w:rPr>
+        <w:t xml:space="preserve">Sigue funcionando ante una pérdida temporal de conexión y envía los registros pendientes al recuperarla.</w:t>
       </w:r>
     </w:p>
     <w:p>

--- a/FASE 2/Evidencias Proyecto/Documentacion/Spring backlogs/Sprint Backlog 05 Macros personalizadas y persistencia.docx
+++ b/FASE 2/Evidencias Proyecto/Documentacion/Spring backlogs/Sprint Backlog 05 Macros personalizadas y persistencia.docx
@@ -10853,7 +10853,7 @@
           <w:sz w:val="20"/>
           <w:szCs w:val="20"/>
         </w:rPr>
-        <w:t>La Definition of Done es común a todos los Sprints de ErgoSense. Un elemento del Sprint Backlog será considerado terminado cuando:</w:t>
+        <w:t xml:space="preserve">La Definition of Done es común a todos los Sprints de ErgoSense y se detalla, junto con sus evidencias, en el documento Definition of Done del proyecto. Un elemento del Sprint Backlog será considerado terminado cuando:</w:t>
       </w:r>
     </w:p>
     <w:p>

--- a/FASE 2/Evidencias Proyecto/Documentacion/Spring backlogs/Sprint Backlog 05 Macros personalizadas y persistencia.docx
+++ b/FASE 2/Evidencias Proyecto/Documentacion/Spring backlogs/Sprint Backlog 05 Macros personalizadas y persistencia.docx
@@ -4710,6 +4710,28 @@
           <w:szCs w:val="20"/>
         </w:rPr>
         <w:t xml:space="preserve">No se pierden registros por una interrupción temporal mientras la aplicación permanezca abierta.</w:t>
+      </w:r>
+    </w:p>
+    <w:p>
+      <w:pPr>
+        <w:numPr>
+          <w:ilvl w:val="0"/>
+          <w:numId w:val="1"/>
+        </w:numPr>
+        <w:jc w:val="both"/>
+        <w:rPr>
+          <w:rFonts w:ascii="Calibri" w:hAnsi="Calibri" w:cs="Calibri"/>
+          <w:sz w:val="20"/>
+          <w:szCs w:val="20"/>
+        </w:rPr>
+      </w:pPr>
+      <w:r>
+        <w:rPr>
+          <w:rFonts w:ascii="Calibri" w:hAnsi="Calibri" w:cs="Calibri"/>
+          <w:sz w:val="20"/>
+          <w:szCs w:val="20"/>
+        </w:rPr>
+        <w:t xml:space="preserve">Mientras no exista conexión, la aplicación reintenta conectarse con el servidor cada 30 segundos.</w:t>
       </w:r>
     </w:p>
     <w:p>
